--- a/docs/downloads/منوعات/تم/doc_0711.docx
+++ b/docs/downloads/منوعات/تم/doc_0711.docx
@@ -1,775 +1,776 @@
 
 <file path=word/document.xml><?xml version="1.0" encoding="utf-8"?>
-<w:document xmlns:wpc="http://schemas.microsoft.com/office/word/2010/wordprocessingCanvas" xmlns:cx="http://schemas.microsoft.com/office/drawing/2014/chartex" xmlns:cx1="http://schemas.microsoft.com/office/drawing/2015/9/8/chartex" xmlns:cx2="http://schemas.microsoft.com/office/drawing/2015/10/21/chartex" xmlns:cx3="http://schemas.microsoft.com/office/drawing/2016/5/9/chartex" xmlns:cx4="http://schemas.microsoft.com/office/drawing/2016/5/10/chartex" xmlns:cx5="http://schemas.microsoft.com/office/drawing/2016/5/11/chartex" xmlns:cx6="http://schemas.microsoft.com/office/drawing/2016/5/12/chartex" xmlns:cx7="http://schemas.microsoft.com/office/drawing/2016/5/13/chartex" xmlns:cx8="http://schemas.microsoft.com/office/drawing/2016/5/14/chartex" xmlns:mc="http://schemas.openxmlformats.org/markup-compatibility/2006" xmlns:aink="http://schemas.microsoft.com/office/drawing/2016/ink" xmlns:am3d="http://schemas.microsoft.com/office/drawing/2017/model3d" xmlns:o="urn:schemas-microsoft-com:office:office" xmlns:oel="http://schemas.microsoft.com/office/2019/extlst" xmlns:r="http://schemas.openxmlformats.org/officeDocument/2006/relationships" xmlns:m="http://schemas.openxmlformats.org/officeDocument/2006/math" xmlns:v="urn:schemas-microsoft-com:vml" xmlns:wp14="http://schemas.microsoft.com/office/word/2010/wordprocessingDrawing" xmlns:wp="http://schemas.openxmlformats.org/drawingml/2006/wordprocessingDrawing" xmlns:w10="urn:schemas-microsoft-com:office:word" xmlns:w="http://schemas.openxmlformats.org/wordprocessingml/2006/main" xmlns:w14="http://schemas.microsoft.com/office/word/2010/wordml" xmlns:w15="http://schemas.microsoft.com/office/word/2012/wordml" xmlns:w16cex="http://schemas.microsoft.com/office/word/2018/wordml/cex" xmlns:w16cid="http://schemas.microsoft.com/office/word/2016/wordml/cid" xmlns:w16="http://schemas.microsoft.com/office/word/2018/wordml" xmlns:w16sdtdh="http://schemas.microsoft.com/office/word/2020/wordml/sdtdatahash" xmlns:w16se="http://schemas.microsoft.com/office/word/2015/wordml/symex" xmlns:wpg="http://schemas.microsoft.com/office/word/2010/wordprocessingGroup" xmlns:wpi="http://schemas.microsoft.com/office/word/2010/wordprocessingInk" xmlns:wne="http://schemas.microsoft.com/office/word/2006/wordml" xmlns:wps="http://schemas.microsoft.com/office/word/2010/wordprocessingShape" mc:Ignorable="w14 w15 w16se w16cid w16 w16cex w16sdtdh wp14">
+<w:document xmlns:wpc="http://schemas.microsoft.com/office/word/2010/wordprocessingCanvas" xmlns:cx="http://schemas.microsoft.com/office/drawing/2014/chartex" xmlns:cx1="http://schemas.microsoft.com/office/drawing/2015/9/8/chartex" xmlns:cx2="http://schemas.microsoft.com/office/drawing/2015/10/21/chartex" xmlns:cx3="http://schemas.microsoft.com/office/drawing/2016/5/9/chartex" xmlns:cx4="http://schemas.microsoft.com/office/drawing/2016/5/10/chartex" xmlns:cx5="http://schemas.microsoft.com/office/drawing/2016/5/11/chartex" xmlns:cx6="http://schemas.microsoft.com/office/drawing/2016/5/12/chartex" xmlns:cx7="http://schemas.microsoft.com/office/drawing/2016/5/13/chartex" xmlns:cx8="http://schemas.microsoft.com/office/drawing/2016/5/14/chartex" xmlns:mc="http://schemas.openxmlformats.org/markup-compatibility/2006" xmlns:aink="http://schemas.microsoft.com/office/drawing/2016/ink" xmlns:am3d="http://schemas.microsoft.com/office/drawing/2017/model3d" xmlns:o="urn:schemas-microsoft-com:office:office" xmlns:r="http://schemas.openxmlformats.org/officeDocument/2006/relationships" xmlns:m="http://schemas.openxmlformats.org/officeDocument/2006/math" xmlns:v="urn:schemas-microsoft-com:vml" xmlns:wp14="http://schemas.microsoft.com/office/word/2010/wordprocessingDrawing" xmlns:wp="http://schemas.openxmlformats.org/drawingml/2006/wordprocessingDrawing" xmlns:w10="urn:schemas-microsoft-com:office:word" xmlns:w="http://schemas.openxmlformats.org/wordprocessingml/2006/main" xmlns:w14="http://schemas.microsoft.com/office/word/2010/wordml" xmlns:w15="http://schemas.microsoft.com/office/word/2012/wordml" xmlns:w16cex="http://schemas.microsoft.com/office/word/2018/wordml/cex" xmlns:w16cid="http://schemas.microsoft.com/office/word/2016/wordml/cid" xmlns:w16="http://schemas.microsoft.com/office/word/2018/wordml" xmlns:w16sdtdh="http://schemas.microsoft.com/office/word/2020/wordml/sdtdatahash" xmlns:w16se="http://schemas.microsoft.com/office/word/2015/wordml/symex" xmlns:wpg="http://schemas.microsoft.com/office/word/2010/wordprocessingGroup" xmlns:wpi="http://schemas.microsoft.com/office/word/2010/wordprocessingInk" xmlns:wne="http://schemas.microsoft.com/office/word/2006/wordml" xmlns:wps="http://schemas.microsoft.com/office/word/2010/wordprocessingShape" mc:Ignorable="w14 w15 w16se w16cid w16 w16cex w16sdtdh wp14">
+  <w:background w:color="E7F0F9"/>
   <w:body>
     <w:p>
       <w:pPr>
-        <w:rPr>
-          <w:rtl/>
-          <w:lang w:bidi="ar-SA"/>
+        <w:bidi/>
+        <w:jc w:val="center"/>
+        <w:rPr>
+          <w:sz w:val="44"/>
+          <w:szCs w:val="44"/>
+          <w:rtl/>
+          <w:lang w:bidi="ar-EG"/>
         </w:rPr>
       </w:pPr>
-      <w:hyperlink r:id="rId5" w:history="1">
-        <w:r>
-          <w:rPr>
-            <w:rStyle w:val="Hyperlink"/>
-            <w:rFonts w:hint="cs"/>
-            <w:rtl/>
-            <w:lang w:bidi="ar-SA"/>
-          </w:rPr>
-          <w:t>بطرس ونظرة الرب</w:t>
-        </w:r>
-      </w:hyperlink>
+      <w:r>
+        <w:rPr>
+          <w:sz w:val="44"/>
+          <w:szCs w:val="44"/>
+          <w:rtl/>
+          <w:lang w:bidi="ar-EG"/>
+        </w:rPr>
+        <w:fldChar w:fldCharType="begin"/>
+      </w:r>
+      <w:r>
+        <w:rPr>
+          <w:sz w:val="44"/>
+          <w:szCs w:val="44"/>
+          <w:rtl/>
+          <w:lang w:bidi="ar-EG"/>
+        </w:rPr>
+        <w:instrText xml:space="preserve"> </w:instrText>
+      </w:r>
+      <w:r>
+        <w:rPr>
+          <w:sz w:val="44"/>
+          <w:szCs w:val="44"/>
+          <w:lang w:bidi="ar-EG"/>
+        </w:rPr>
+        <w:instrText>HYPERLINK</w:instrText>
+      </w:r>
+      <w:r>
+        <w:rPr>
+          <w:sz w:val="44"/>
+          <w:szCs w:val="44"/>
+          <w:rtl/>
+          <w:lang w:bidi="ar-EG"/>
+        </w:rPr>
+        <w:instrText xml:space="preserve"> "</w:instrText>
+      </w:r>
+      <w:r>
+        <w:rPr>
+          <w:sz w:val="44"/>
+          <w:szCs w:val="44"/>
+          <w:lang w:bidi="ar-EG"/>
+        </w:rPr>
+        <w:instrText>https://www.bibelstudium.de/articles/940/das-ausharren-und-die-ermunterung-der-schriften.html</w:instrText>
+      </w:r>
+      <w:r>
+        <w:rPr>
+          <w:sz w:val="44"/>
+          <w:szCs w:val="44"/>
+          <w:rtl/>
+          <w:lang w:bidi="ar-EG"/>
+        </w:rPr>
+        <w:instrText>" \</w:instrText>
+      </w:r>
+      <w:r>
+        <w:rPr>
+          <w:sz w:val="44"/>
+          <w:szCs w:val="44"/>
+          <w:lang w:bidi="ar-EG"/>
+        </w:rPr>
+        <w:instrText>l</w:instrText>
+      </w:r>
+      <w:r>
+        <w:rPr>
+          <w:sz w:val="44"/>
+          <w:szCs w:val="44"/>
+          <w:rtl/>
+          <w:lang w:bidi="ar-EG"/>
+        </w:rPr>
+        <w:instrText xml:space="preserve"> ":~:</w:instrText>
+      </w:r>
+      <w:r>
+        <w:rPr>
+          <w:sz w:val="44"/>
+          <w:szCs w:val="44"/>
+          <w:lang w:bidi="ar-EG"/>
+        </w:rPr>
+        <w:instrText>text=geschrieben%20ist%2C%20ist%20zu%20unserer%20Belehrung,Tr%C3%B6stung%29%20der%20Schriften%20die%20Hoffnung</w:instrText>
+      </w:r>
+      <w:r>
+        <w:rPr>
+          <w:sz w:val="44"/>
+          <w:szCs w:val="44"/>
+          <w:rtl/>
+          <w:lang w:bidi="ar-EG"/>
+        </w:rPr>
+        <w:instrText xml:space="preserve">" </w:instrText>
+      </w:r>
+      <w:r>
+        <w:rPr>
+          <w:sz w:val="44"/>
+          <w:szCs w:val="44"/>
+          <w:rtl/>
+          <w:lang w:bidi="ar-EG"/>
+        </w:rPr>
+      </w:r>
+      <w:r>
+        <w:rPr>
+          <w:sz w:val="44"/>
+          <w:szCs w:val="44"/>
+          <w:rtl/>
+          <w:lang w:bidi="ar-EG"/>
+        </w:rPr>
+        <w:fldChar w:fldCharType="separate"/>
+      </w:r>
+      <w:r>
+        <w:rPr>
+          <w:rStyle w:val="Hyperlink"/>
+          <w:rFonts w:hint="cs"/>
+          <w:sz w:val="44"/>
+          <w:szCs w:val="44"/>
+          <w:rtl/>
+          <w:lang w:bidi="ar-EG"/>
+        </w:rPr>
+        <w:t>"</w:t>
+      </w:r>
+      <w:r>
+        <w:rPr>
+          <w:rStyle w:val="Hyperlink"/>
+          <w:sz w:val="44"/>
+          <w:szCs w:val="44"/>
+          <w:rtl/>
+          <w:lang w:bidi="ar-EG"/>
+        </w:rPr>
+        <w:t>بِالصَّبْرِ وَالتَّعْزِيَةِ بِمَا فِي الْكُتُبِ</w:t>
+      </w:r>
+      <w:r>
+        <w:rPr>
+          <w:rStyle w:val="Hyperlink"/>
+          <w:rFonts w:hint="cs"/>
+          <w:sz w:val="44"/>
+          <w:szCs w:val="44"/>
+          <w:rtl/>
+          <w:lang w:bidi="ar-EG"/>
+        </w:rPr>
+        <w:t>" (رومية 15: 4)</w:t>
+      </w:r>
+      <w:r>
+        <w:rPr>
+          <w:sz w:val="44"/>
+          <w:szCs w:val="44"/>
+          <w:rtl/>
+          <w:lang w:bidi="ar-EG"/>
+        </w:rPr>
+        <w:fldChar w:fldCharType="end"/>
+      </w:r>
     </w:p>
     <w:p>
       <w:pPr>
-        <w:rPr>
-          <w:rtl/>
-          <w:lang w:bidi="ar-SA"/>
+        <w:jc w:val="both"/>
+        <w:rPr>
+          <w:b/>
+          <w:bCs/>
+          <w:sz w:val="36"/>
+          <w:szCs w:val="36"/>
+          <w:lang w:val="en-US" w:bidi="ar-EG"/>
         </w:rPr>
       </w:pPr>
       <w:r>
         <w:rPr>
-          <w:rFonts w:hint="cs"/>
-          <w:rtl/>
-          <w:lang w:bidi="ar-SA"/>
-        </w:rPr>
-        <w:t>لوقا 22: 61، 62</w:t>
+          <w:b/>
+          <w:bCs/>
+          <w:sz w:val="36"/>
+          <w:szCs w:val="36"/>
+          <w:lang w:bidi="ar-EG"/>
+        </w:rPr>
+        <w:t>F.B. Hole</w:t>
       </w:r>
     </w:p>
     <w:p>
       <w:pPr>
-        <w:bidi w:val="0"/>
-        <w:rPr>
-          <w:lang w:bidi="ar-SA"/>
+        <w:bidi/>
+        <w:jc w:val="both"/>
+        <w:rPr>
+          <w:sz w:val="44"/>
+          <w:szCs w:val="44"/>
+          <w:rtl/>
+          <w:lang w:bidi="ar-EG"/>
         </w:rPr>
       </w:pPr>
       <w:r>
         <w:rPr>
-          <w:lang w:bidi="ar-SA"/>
-        </w:rPr>
-        <w:t>Walter Thomas Turpin</w:t>
+          <w:rFonts w:hint="cs"/>
+          <w:sz w:val="44"/>
+          <w:szCs w:val="44"/>
+          <w:rtl/>
+          <w:lang w:bidi="ar-EG"/>
+        </w:rPr>
+        <w:t xml:space="preserve">تقدّم لنا الكتب المقدسة حق الله بطريقة تتناسب لتطبيق قوة هذا الحق على حالتنا وتصرفنا. في العهد القديم نحن نجد جزءً تاريخيًا كبيرًا، وإنما بقدر الحاجة لإنارة طرق الله ولإعطاء معاني أدبية عميقة. </w:t>
+      </w:r>
+      <w:r>
+        <w:rPr>
+          <w:rFonts w:hint="cs"/>
+          <w:sz w:val="44"/>
+          <w:szCs w:val="44"/>
+          <w:rtl/>
+          <w:lang w:bidi="ar-EG"/>
+        </w:rPr>
+        <w:t>و</w:t>
+      </w:r>
+      <w:r>
+        <w:rPr>
+          <w:rFonts w:hint="cs"/>
+          <w:sz w:val="44"/>
+          <w:szCs w:val="44"/>
+          <w:rtl/>
+          <w:lang w:bidi="ar-EG"/>
+        </w:rPr>
+        <w:t>الأناجيل أيضًا تُعلمنا بذلك عن ربنا، ما هو ضروري لكي نُعطى صورة رباعية عنه وعن الآب، الظاهر فيه.</w:t>
       </w:r>
     </w:p>
     <w:p>
       <w:pPr>
-        <w:rPr>
-          <w:rtl/>
-          <w:lang w:bidi="ar-SA"/>
+        <w:bidi/>
+        <w:jc w:val="both"/>
+        <w:rPr>
+          <w:sz w:val="44"/>
+          <w:szCs w:val="44"/>
+          <w:rtl/>
+          <w:lang w:bidi="ar-EG"/>
         </w:rPr>
       </w:pPr>
       <w:r>
         <w:rPr>
           <w:rFonts w:hint="cs"/>
-          <w:rtl/>
-          <w:lang w:bidi="ar-SA"/>
-        </w:rPr>
-        <w:t>"</w:t>
-      </w:r>
-      <w:r>
-        <w:rPr>
-          <w:rtl/>
-          <w:lang w:bidi="ar-SA"/>
-        </w:rPr>
-        <w:t xml:space="preserve"> فَقَالَ بُطْرُسُ:«يَا إِنْسَانُ، لَسْتُ أَعْرِفُ مَا تَقُولُ!». وَفِي الْحَالِ بَيْنَمَا هُوَ يَتَكَلَّمُ صَاحَ الدِّيكُ. </w:t>
+          <w:sz w:val="44"/>
+          <w:szCs w:val="44"/>
+          <w:rtl/>
+          <w:lang w:bidi="ar-EG"/>
+        </w:rPr>
+        <w:t xml:space="preserve">وتُمنح لنا نظرة كذلك في أعمال الرسل لعمل الروح القدس بواسطة الرسل وآخرين، لكي يرينا الانتقال العملي الحادث بواسطته من اليهودية إلى المسيحية في طابعه الحقيقي. وفي الرسائل ينكشف أمامنا كل الحق، ولكن ليس في صورة نظرية بحتة، كما لو كان مجرد نموذج روحي لفلسفة إلهية. كل حق مُعلَن يتم تطبيقه على حالة المؤمنين وتصرفهم، </w:t>
+      </w:r>
+      <w:r>
+        <w:rPr>
+          <w:rFonts w:hint="cs"/>
+          <w:sz w:val="44"/>
+          <w:szCs w:val="44"/>
+          <w:rtl/>
+          <w:lang w:bidi="ar-EG"/>
+        </w:rPr>
+        <w:lastRenderedPageBreak/>
+        <w:t>لكيما تؤثر قوة الحق على حياتنا وتجعلها متناغمة مع مشيئة الله.</w:t>
       </w:r>
     </w:p>
     <w:p>
       <w:pPr>
-        <w:rPr>
-          <w:rtl/>
-          <w:lang w:bidi="ar-SA"/>
+        <w:bidi/>
+        <w:jc w:val="both"/>
+        <w:rPr>
+          <w:sz w:val="44"/>
+          <w:szCs w:val="44"/>
+          <w:rtl/>
+          <w:lang w:bidi="ar-EG"/>
         </w:rPr>
       </w:pPr>
       <w:r>
         <w:rPr>
-          <w:rtl/>
-          <w:lang w:bidi="ar-SA"/>
-        </w:rPr>
-        <w:t>(22:61) فَالْتَفَتَ الرَّبُّ وَنَظَرَ إِلَى بُطْرُسَ، فَتَذَكَّرَ بُطْرُسُ كَلاَمَ الرَّبِّ، كَيْفَ قَالَ لَهُ:«إِنَّكَ قَبْلَ أَنْ يَصِيحَ الدِّيكُ تُنْكِرُنِي ثَلاَثَ مَرَّاتٍ».</w:t>
-      </w:r>
-      <w:r>
-        <w:rPr>
-          <w:rFonts w:hint="cs"/>
-          <w:rtl/>
-          <w:lang w:bidi="ar-SA"/>
-        </w:rPr>
-        <w:t xml:space="preserve"> "</w:t>
+          <w:rFonts w:hint="cs"/>
+          <w:sz w:val="44"/>
+          <w:szCs w:val="44"/>
+          <w:rtl/>
+          <w:lang w:bidi="ar-EG"/>
+        </w:rPr>
+        <w:t xml:space="preserve">إن هذا يتضح بصورة خاصة في رسالة رومية، حيث أن </w:t>
+      </w:r>
+      <w:proofErr w:type="spellStart"/>
+      <w:r>
+        <w:rPr>
+          <w:rFonts w:hint="cs"/>
+          <w:sz w:val="44"/>
+          <w:szCs w:val="44"/>
+          <w:rtl/>
+          <w:lang w:bidi="ar-EG"/>
+        </w:rPr>
+        <w:t>الإصحاحات</w:t>
+      </w:r>
+      <w:proofErr w:type="spellEnd"/>
+      <w:r>
+        <w:rPr>
+          <w:rFonts w:hint="cs"/>
+          <w:sz w:val="44"/>
+          <w:szCs w:val="44"/>
+          <w:rtl/>
+          <w:lang w:bidi="ar-EG"/>
+        </w:rPr>
+        <w:t xml:space="preserve"> من 12 حتى 15 مليئة بالتعاليم والانذارات المتأسسة على الإنجيل الذي بان في </w:t>
+      </w:r>
+      <w:proofErr w:type="spellStart"/>
+      <w:r>
+        <w:rPr>
+          <w:rFonts w:hint="cs"/>
+          <w:sz w:val="44"/>
+          <w:szCs w:val="44"/>
+          <w:rtl/>
+          <w:lang w:bidi="ar-EG"/>
+        </w:rPr>
+        <w:t>الإصحاحات</w:t>
+      </w:r>
+      <w:proofErr w:type="spellEnd"/>
+      <w:r>
+        <w:rPr>
+          <w:rFonts w:hint="cs"/>
+          <w:sz w:val="44"/>
+          <w:szCs w:val="44"/>
+          <w:rtl/>
+          <w:lang w:bidi="ar-EG"/>
+        </w:rPr>
+        <w:t xml:space="preserve"> التي قبلها. هناك نقرأ أيضًا العدد البديع: "</w:t>
+      </w:r>
+      <w:r>
+        <w:rPr>
+          <w:sz w:val="44"/>
+          <w:szCs w:val="44"/>
+          <w:rtl/>
+          <w:lang w:bidi="ar-EG"/>
+        </w:rPr>
+        <w:t>لأَنَّ كُلَّ مَا سَبَقَ فَكُتِبَ كُتِبَ لأَجْلِ تَعْلِيمِنَا، حَتَّى بِالصَّبْرِ وَالتَّعْزِيَةِ بِمَا فِي الْكُتُبِ يَكُونُ لَنَا رَجَاءٌ.</w:t>
+      </w:r>
+      <w:r>
+        <w:rPr>
+          <w:rFonts w:hint="cs"/>
+          <w:sz w:val="44"/>
+          <w:szCs w:val="44"/>
+          <w:rtl/>
+          <w:lang w:bidi="ar-EG"/>
+        </w:rPr>
+        <w:t>" (رومية 15: 4).</w:t>
       </w:r>
     </w:p>
     <w:p>
       <w:pPr>
-        <w:rPr>
-          <w:rtl/>
-          <w:lang w:bidi="ar-SA"/>
+        <w:bidi/>
+        <w:jc w:val="both"/>
+        <w:rPr>
+          <w:sz w:val="44"/>
+          <w:szCs w:val="44"/>
+          <w:rtl/>
+          <w:lang w:bidi="ar-EG"/>
         </w:rPr>
       </w:pPr>
       <w:r>
         <w:rPr>
           <w:rFonts w:hint="cs"/>
-          <w:rtl/>
-          <w:lang w:bidi="ar-SA"/>
-        </w:rPr>
-        <w:t>في هذا الجزء الجاد والمؤثر من قصة بطرس نجد</w:t>
-      </w:r>
-      <w:r>
-        <w:rPr>
-          <w:rFonts w:hint="cs"/>
-          <w:rtl/>
-          <w:lang w:bidi="ar-SA"/>
-        </w:rPr>
-        <w:t xml:space="preserve"> كيف</w:t>
-      </w:r>
-      <w:r>
-        <w:rPr>
-          <w:rFonts w:hint="cs"/>
-          <w:rtl/>
-          <w:lang w:bidi="ar-SA"/>
-        </w:rPr>
-        <w:t xml:space="preserve"> أثّر الرب على قلب بطرس وضميره، لأن عمله في كل تجديد حقيقي هو في هذين المجالين. إنه من المبارَك بأن </w:t>
-      </w:r>
-      <w:r>
-        <w:rPr>
-          <w:rFonts w:hint="cs"/>
-          <w:rtl/>
-          <w:lang w:bidi="ar-SA"/>
-        </w:rPr>
-        <w:t>ننتبه</w:t>
-      </w:r>
-      <w:r>
-        <w:rPr>
-          <w:rFonts w:hint="cs"/>
-          <w:rtl/>
-          <w:lang w:bidi="ar-SA"/>
+          <w:sz w:val="44"/>
+          <w:szCs w:val="44"/>
+          <w:rtl/>
+          <w:lang w:bidi="ar-EG"/>
+        </w:rPr>
+        <w:t>هنا وبكل وضوح يتمحور الأمر حول العهد القديم، لأننا هناك نجد "</w:t>
+      </w:r>
+      <w:r>
+        <w:rPr>
+          <w:sz w:val="44"/>
+          <w:szCs w:val="44"/>
+          <w:rtl/>
+          <w:lang w:bidi="ar-EG"/>
         </w:rPr>
         <w:t xml:space="preserve"> </w:t>
       </w:r>
       <w:r>
         <w:rPr>
-          <w:rFonts w:hint="cs"/>
-          <w:rtl/>
-          <w:lang w:bidi="ar-SA"/>
-        </w:rPr>
-        <w:t xml:space="preserve">بعناية إلى </w:t>
-      </w:r>
-      <w:r>
-        <w:rPr>
-          <w:rFonts w:hint="cs"/>
-          <w:rtl/>
-          <w:lang w:bidi="ar-SA"/>
-        </w:rPr>
-        <w:t>طرقه الكاملة ونعمته مع خاصته</w:t>
-      </w:r>
-      <w:r>
-        <w:rPr>
-          <w:rFonts w:hint="cs"/>
-          <w:rtl/>
-          <w:lang w:bidi="ar-SA"/>
-        </w:rPr>
-        <w:t>. إن أصل سقوط بطرس كانت ثقته بنفسه، لكن من أي نوع كانت هذه الثقة بالنفس؟ أنا لا أعتقد، بأنه بحسب الرأي السائد عمومًا في نفسه، والذي للأسف كثيرًا ما نجده بين المؤمنين وحتى بين خدام الرب. فثقته بنفسه كانت من نوع آخر أكثر خداعًا. إن الرب فعلاً كان قد اكتسب مودة بطرس، حتى أن بطرس أحب فعلاً وحقًا سيده، حتى وإن ربما كان بصورة طبيعية. ففي ذلك يكمن أكثر جوانب سقوطه جدية: هو أنكر أكثر إنسان تعلّق قلبه فيه. يا لها من صورة للإنسان، نعم ولن أقول: يا لها من صورة لنا نحن جميعنا؟</w:t>
+          <w:sz w:val="44"/>
+          <w:szCs w:val="44"/>
+          <w:rtl/>
+          <w:lang w:bidi="ar-EG"/>
+        </w:rPr>
+        <w:t>كُلَّ مَا سَبَقَ فَكُتِبَ</w:t>
+      </w:r>
+      <w:r>
+        <w:rPr>
+          <w:rFonts w:hint="cs"/>
+          <w:sz w:val="44"/>
+          <w:szCs w:val="44"/>
+          <w:rtl/>
+          <w:lang w:bidi="ar-EG"/>
+        </w:rPr>
+        <w:t xml:space="preserve">". وطبعًا هي لها معناها للأجيال التي قد أُعطيت لها أولاً، غير أن الله كان ينظر إلينا نحن أيضًا، حينما سلمها بوحي من الروح القدس. فإنها كُتبت من أجل تعليمنا، لكن هذا التعليم ليس تعليمًا أكاديميًا </w:t>
+      </w:r>
+      <w:r>
+        <w:rPr>
+          <w:sz w:val="44"/>
+          <w:szCs w:val="44"/>
+          <w:rtl/>
+          <w:lang w:bidi="ar-EG"/>
+        </w:rPr>
+        <w:t>–</w:t>
+      </w:r>
+      <w:r>
+        <w:rPr>
+          <w:rFonts w:hint="cs"/>
+          <w:sz w:val="44"/>
+          <w:szCs w:val="44"/>
+          <w:rtl/>
+          <w:lang w:bidi="ar-EG"/>
+        </w:rPr>
+        <w:t xml:space="preserve"> مجرد تجميع لمعلومات صحيحة -، وإنما تعليم عملي. إنه عليه أن يحثنا على الصبر والمثابرة، بأن نفيض </w:t>
+      </w:r>
+      <w:r>
+        <w:rPr>
+          <w:rFonts w:hint="cs"/>
+          <w:sz w:val="44"/>
+          <w:szCs w:val="44"/>
+          <w:rtl/>
+          <w:lang w:bidi="ar-EG"/>
+        </w:rPr>
+        <w:lastRenderedPageBreak/>
+        <w:t xml:space="preserve">بالتعزية والإنذار وأن </w:t>
+      </w:r>
+      <w:proofErr w:type="spellStart"/>
+      <w:r>
+        <w:rPr>
+          <w:rFonts w:hint="cs"/>
+          <w:sz w:val="44"/>
+          <w:szCs w:val="44"/>
+          <w:rtl/>
+          <w:lang w:bidi="ar-EG"/>
+        </w:rPr>
+        <w:t>يملأنا</w:t>
+      </w:r>
+      <w:proofErr w:type="spellEnd"/>
+      <w:r>
+        <w:rPr>
+          <w:rFonts w:hint="cs"/>
+          <w:sz w:val="44"/>
+          <w:szCs w:val="44"/>
+          <w:rtl/>
+          <w:lang w:bidi="ar-EG"/>
+        </w:rPr>
+        <w:t xml:space="preserve"> بالرجاء الثابت الذي لا يتغير. وإن كان من الممكن قول هذا عن كتب العهد القديم، فكم يُقال هذا وبتشديد فيما يختص بالعهد الجديد.</w:t>
       </w:r>
     </w:p>
     <w:p>
       <w:pPr>
-        <w:rPr>
-          <w:rtl/>
-          <w:lang w:bidi="ar-SA"/>
+        <w:bidi/>
+        <w:jc w:val="both"/>
+        <w:rPr>
+          <w:sz w:val="44"/>
+          <w:szCs w:val="44"/>
+          <w:rtl/>
+          <w:lang w:bidi="ar-EG"/>
         </w:rPr>
       </w:pPr>
       <w:r>
         <w:rPr>
           <w:rFonts w:hint="cs"/>
-          <w:rtl/>
-          <w:lang w:bidi="ar-SA"/>
-        </w:rPr>
-        <w:t>إن أصل إنكار المسيح على يد بطرس كانت ثقته التي كانت في محبته</w:t>
-      </w:r>
-      <w:r>
-        <w:rPr>
-          <w:rFonts w:hint="cs"/>
-          <w:rtl/>
-          <w:lang w:bidi="ar-SA"/>
-        </w:rPr>
-        <w:t xml:space="preserve"> للرب. إن هذا يتضح من تصرف الرب في يوحنا 21، حينما جدّد بطرس تمامًا. "</w:t>
-      </w:r>
-      <w:r>
-        <w:rPr>
+          <w:sz w:val="44"/>
+          <w:szCs w:val="44"/>
+          <w:rtl/>
+          <w:lang w:bidi="ar-EG"/>
+        </w:rPr>
+        <w:t>كم هو قليل الصبر والمثابرة الناجم عن طبيعتنا! العالم مليء بالناس، الذين يُسرعون مستعجلين للوصول إلى مساعيهم، إن كانت حسنة، رديئة أو طبيعية. إن الروح ذاتها كثيرًا ما تظهر أيضًا لدى مؤمنين حقيقيين يريدون الوصول إلى الأمور الصحيحة والكتابية، إلا أنهم يسعون وراءها بطاقة بشرية، من دون أن يتركوا لله الوقت ليتصرف وليعمل الأمور بقوة روحه. إننا لا يحق لنا أن ننسى، بأن أول أمر يُذكر في 2. كورنثوس 12: 12 كعلامة للرسول قبل ذِكر العجائب والقوات، "</w:t>
+      </w:r>
+      <w:r>
+        <w:rPr>
+          <w:sz w:val="44"/>
+          <w:szCs w:val="44"/>
           <w:rtl/>
         </w:rPr>
         <w:t xml:space="preserve"> </w:t>
       </w:r>
       <w:r>
         <w:rPr>
-          <w:rtl/>
-          <w:lang w:bidi="ar-SA"/>
-        </w:rPr>
-        <w:t>«يَا سِمْعَانُ بْنَ يُونَا، أَتُحِبُّنِي أَكْثَرَ مِنْ هؤُلاَءِ؟»</w:t>
-      </w:r>
-      <w:r>
-        <w:rPr>
-          <w:rFonts w:hint="cs"/>
-          <w:rtl/>
-          <w:lang w:bidi="ar-SA"/>
-        </w:rPr>
-        <w:t>" هذا السؤال أثّر في أعمق كيان خطيته. لقد قال الرب لتلاميذه قبل ساعة الامتحان، بأن ساعة الغربلة ستأتي، نعم وحتى أنه أخبرهم، بأن الشيطان طلبهم جميعهم،ولكنه صلّى بصورة خاصة من أجل بطرس: "</w:t>
-      </w:r>
-      <w:r>
-        <w:rPr>
-          <w:rtl/>
+          <w:sz w:val="44"/>
+          <w:szCs w:val="44"/>
+          <w:rtl/>
+          <w:lang w:bidi="ar-EG"/>
+        </w:rPr>
+        <w:t>فِي كُلِّ صَبْرٍ</w:t>
+      </w:r>
+      <w:r>
+        <w:rPr>
+          <w:rFonts w:hint="cs"/>
+          <w:sz w:val="44"/>
+          <w:szCs w:val="44"/>
+          <w:rtl/>
+          <w:lang w:bidi="ar-EG"/>
         </w:rPr>
         <w:t xml:space="preserve"> </w:t>
       </w:r>
       <w:r>
         <w:rPr>
-          <w:rtl/>
-          <w:lang w:bidi="ar-SA"/>
-        </w:rPr>
-        <w:t>وَلكِنِّي طَلَبْتُ مِنْ أَجْلِكَ لِكَيْ لاَ يَفْنَى إِيمَانُكَ</w:t>
-      </w:r>
-      <w:r>
-        <w:rPr>
-          <w:rFonts w:hint="cs"/>
-          <w:rtl/>
-          <w:lang w:bidi="ar-SA"/>
-        </w:rPr>
-        <w:t>" (لوقا 22: 31، 32).  بطرس لم يكن منتبهًا في هذه الكلمات وشكك في نفسه وكشف عن جهل قلبه في رده: "</w:t>
-      </w:r>
-      <w:r>
-        <w:rPr>
-          <w:rtl/>
-        </w:rPr>
-        <w:t xml:space="preserve"> </w:t>
-      </w:r>
-      <w:r>
-        <w:rPr>
-          <w:rtl/>
-          <w:lang w:bidi="ar-SA"/>
-        </w:rPr>
-        <w:t>«يَارَبُّ، إِنِّي مُسْتَعِدٌّ أَنْ أَمْضِيَ مَعَكَ حَتَّى إِلَى السِّجْنِ وَإِلَى الْمَوْتِ!»</w:t>
-      </w:r>
-      <w:r>
-        <w:rPr>
-          <w:rFonts w:hint="cs"/>
-          <w:rtl/>
-          <w:lang w:bidi="ar-SA"/>
-        </w:rPr>
-        <w:t>." (لوقا 22: 33)؛ حيث أجابه الرب بما سيحدث. لكن كل شيء لم يكن له معنى لبطرس</w:t>
-      </w:r>
-      <w:r>
-        <w:rPr>
-          <w:rFonts w:hint="cs"/>
-          <w:rtl/>
-          <w:lang w:bidi="ar-SA"/>
-        </w:rPr>
-        <w:t xml:space="preserve">؛ فهو أحب سيده بصدق قلبه؛ وقد وثق تمامًا بهذه المحبة؛ فمن الممكن أن ينكره آخرون أو يتركوه، أما هو فلن يفعل؛ كلا، فإنه يفضل بأن يموت معه ولا أن </w:t>
-      </w:r>
-      <w:r>
-        <w:rPr>
-          <w:rFonts w:hint="cs"/>
-          <w:rtl/>
-          <w:lang w:bidi="ar-SA"/>
-        </w:rPr>
-        <w:t>ينكره</w:t>
-      </w:r>
-      <w:r>
-        <w:rPr>
-          <w:rFonts w:hint="cs"/>
-          <w:rtl/>
-          <w:lang w:bidi="ar-SA"/>
-        </w:rPr>
-        <w:t xml:space="preserve">. </w:t>
-      </w:r>
-      <w:r>
-        <w:rPr>
-          <w:rFonts w:hint="cs"/>
-          <w:rtl/>
-          <w:lang w:bidi="ar-SA"/>
-        </w:rPr>
-        <w:t>مهما بلغت غرابة الأمر: ففي ذلك بالذات كانت سلطة إبليس رابضة على التلميذ المسكين؛ فسلطة العدو كانت موجودة في الواقع بأن الخادم أحبّ معلّمه وقد بنت على ذلك. إنها كانت ثقة بطرس، ضمانه وموقفه حينما أُخبر بساعة التجربة. فقد كان اعتقاده بأن حبه الحقيقي والمُخلص سيصمد أمام أعنف هجوم للعدو في أعنف معركة.</w:t>
+          <w:sz w:val="44"/>
+          <w:szCs w:val="44"/>
+          <w:rtl/>
+          <w:lang w:bidi="ar-EG"/>
+        </w:rPr>
+        <w:t>–</w:t>
+      </w:r>
+      <w:r>
+        <w:rPr>
+          <w:rFonts w:hint="cs"/>
+          <w:sz w:val="44"/>
+          <w:szCs w:val="44"/>
+          <w:rtl/>
+          <w:lang w:bidi="ar-EG"/>
+        </w:rPr>
+        <w:t xml:space="preserve"> في كل مثابرة". فإن بحق تعلمنا من الأمور التي سبق وكُتبت، فسنرى كيف أن الله يصل إلى غايته بصبر لا حد له، وحتى أحيانًا بما يبدو أنه </w:t>
+      </w:r>
+      <w:r>
+        <w:rPr>
+          <w:rFonts w:hint="cs"/>
+          <w:sz w:val="44"/>
+          <w:szCs w:val="44"/>
+          <w:rtl/>
+          <w:lang w:bidi="ar-EG"/>
+        </w:rPr>
+        <w:lastRenderedPageBreak/>
+        <w:t>هزيمة، لأنه هو "إله الصبر"، كما يقول هذا العدد التالي في رومية 15. إن هذا سيُنشئ فينا صبرًا.</w:t>
       </w:r>
     </w:p>
     <w:p>
       <w:pPr>
-        <w:rPr>
-          <w:rtl/>
-          <w:lang w:bidi="ar-SA"/>
+        <w:bidi/>
+        <w:jc w:val="both"/>
+        <w:rPr>
+          <w:sz w:val="44"/>
+          <w:szCs w:val="44"/>
+          <w:rtl/>
+          <w:lang w:bidi="ar-EG"/>
         </w:rPr>
       </w:pPr>
       <w:r>
         <w:rPr>
           <w:rFonts w:hint="cs"/>
-          <w:rtl/>
-          <w:lang w:bidi="ar-SA"/>
-        </w:rPr>
-        <w:t>أما بطرس فلم يكن مليء بالثقة في محبته للرب فقط، وإنما كان متهورًا</w:t>
-      </w:r>
-      <w:r>
-        <w:rPr>
-          <w:rtl/>
-        </w:rPr>
-        <w:t xml:space="preserve"> </w:t>
-      </w:r>
-      <w:r>
-        <w:rPr>
-          <w:rtl/>
-          <w:lang w:bidi="ar-SA"/>
-        </w:rPr>
-        <w:t xml:space="preserve">أيضًا </w:t>
-      </w:r>
-      <w:r>
-        <w:rPr>
-          <w:rFonts w:hint="cs"/>
-          <w:rtl/>
-          <w:lang w:bidi="ar-SA"/>
-        </w:rPr>
-        <w:t xml:space="preserve"> وإبليس كان يعمل من خلال هذا أيضًا. في كل منهما هو وجد فرصة ومناسَبة لهجومه. ومن الممكن أن يكون لفائدتنا إن انتبهنا للخطوات التي قادت إلى سقوط بطرس. إننا سنرى كم كان فاقد البصيرة في ثقته بحبه للمسيح، لأن كل انحدار كان سيفتح له عيونه لو كانت له أذن للصوت المحذّر.</w:t>
+          <w:sz w:val="44"/>
+          <w:szCs w:val="44"/>
+          <w:rtl/>
+          <w:lang w:bidi="ar-EG"/>
+        </w:rPr>
+        <w:t xml:space="preserve">بالتالي سنحصل نحن على مدخل </w:t>
+      </w:r>
+      <w:proofErr w:type="spellStart"/>
+      <w:r>
+        <w:rPr>
+          <w:rFonts w:hint="cs"/>
+          <w:sz w:val="44"/>
+          <w:szCs w:val="44"/>
+          <w:rtl/>
+          <w:lang w:bidi="ar-EG"/>
+        </w:rPr>
+        <w:t>للتعزيات</w:t>
+      </w:r>
+      <w:proofErr w:type="spellEnd"/>
+      <w:r>
+        <w:rPr>
+          <w:rFonts w:hint="cs"/>
+          <w:sz w:val="44"/>
+          <w:szCs w:val="44"/>
+          <w:rtl/>
+          <w:lang w:bidi="ar-EG"/>
+        </w:rPr>
+        <w:t xml:space="preserve"> والتشجيعات التي تملأ الكتاب بأسفاره. إن النظر إلى داخل العالم مليء بالضباب. كما والنظر في الكنيسة لا يمكن أن يُسمى بالتحديد أمرًا معزيًا. غير أن الله هو "إله التعزية </w:t>
+      </w:r>
+      <w:r>
+        <w:rPr>
+          <w:sz w:val="44"/>
+          <w:szCs w:val="44"/>
+          <w:rtl/>
+          <w:lang w:bidi="ar-EG"/>
+        </w:rPr>
+        <w:t>–</w:t>
+      </w:r>
+      <w:r>
+        <w:rPr>
+          <w:rFonts w:hint="cs"/>
+          <w:sz w:val="44"/>
+          <w:szCs w:val="44"/>
+          <w:rtl/>
+          <w:lang w:bidi="ar-EG"/>
+        </w:rPr>
+        <w:t xml:space="preserve"> التشجيع"، ولذا فإن الكتب هي أيضًا مليئة من هذا العزاء لأهل الإيمان، لأنها بكل بساطة تعرض لنا الله بذاته. إن تعمقنا في تأملنا في الكتب، سيتجه نظرنا إلى الله إلى ما قد صنعه في المسيح وإلى ما سيفعله أيضًا. عندها </w:t>
+      </w:r>
+      <w:r>
+        <w:rPr>
+          <w:rFonts w:hint="cs"/>
+          <w:sz w:val="44"/>
+          <w:szCs w:val="44"/>
+          <w:rtl/>
+          <w:lang w:bidi="ar-EG"/>
+        </w:rPr>
+        <w:t>س</w:t>
+      </w:r>
+      <w:r>
+        <w:rPr>
+          <w:rFonts w:hint="cs"/>
+          <w:sz w:val="44"/>
+          <w:szCs w:val="44"/>
+          <w:rtl/>
+          <w:lang w:bidi="ar-EG"/>
+        </w:rPr>
+        <w:t xml:space="preserve">يحصل الإنسان في أفكارنا على مكانته التي يستحقها </w:t>
+      </w:r>
+      <w:r>
+        <w:rPr>
+          <w:rFonts w:hint="cs"/>
+          <w:sz w:val="44"/>
+          <w:szCs w:val="44"/>
+          <w:rtl/>
+          <w:lang w:bidi="ar-EG"/>
+        </w:rPr>
+        <w:t>والتي لا أهمية لها</w:t>
+      </w:r>
+      <w:r>
+        <w:rPr>
+          <w:rFonts w:hint="cs"/>
+          <w:sz w:val="44"/>
+          <w:szCs w:val="44"/>
+          <w:rtl/>
+          <w:lang w:bidi="ar-EG"/>
+        </w:rPr>
+        <w:t xml:space="preserve"> والله الذي فيه كل الكفاية لكل أمر المُعلَن في المسيح، </w:t>
+      </w:r>
+      <w:proofErr w:type="spellStart"/>
+      <w:r>
+        <w:rPr>
+          <w:rFonts w:hint="cs"/>
+          <w:sz w:val="44"/>
+          <w:szCs w:val="44"/>
+          <w:rtl/>
+          <w:lang w:bidi="ar-EG"/>
+        </w:rPr>
+        <w:t>سيُضيء</w:t>
+      </w:r>
+      <w:proofErr w:type="spellEnd"/>
+      <w:r>
+        <w:rPr>
+          <w:rFonts w:hint="cs"/>
+          <w:sz w:val="44"/>
+          <w:szCs w:val="44"/>
+          <w:rtl/>
+          <w:lang w:bidi="ar-EG"/>
+        </w:rPr>
+        <w:t xml:space="preserve"> بنوره أمام إيماننا.</w:t>
       </w:r>
     </w:p>
     <w:p>
       <w:pPr>
-        <w:pStyle w:val="ListParagraph"/>
-        <w:numPr>
-          <w:ilvl w:val="0"/>
-          <w:numId w:val="1"/>
-        </w:numPr>
-        <w:rPr>
-          <w:lang w:bidi="ar-SA"/>
+        <w:bidi/>
+        <w:jc w:val="both"/>
+        <w:rPr>
+          <w:sz w:val="44"/>
+          <w:szCs w:val="44"/>
+          <w:rtl/>
+          <w:lang w:bidi="ar-EG"/>
         </w:rPr>
       </w:pPr>
       <w:r>
         <w:rPr>
-          <w:rFonts w:hint="cs"/>
-          <w:rtl/>
-          <w:lang w:bidi="ar-SA"/>
-        </w:rPr>
-        <w:t>أول خطوة مُشار إليها في لوقا 22: 46؛ وقارنها بمرقس 14: 37: "</w:t>
-      </w:r>
-      <w:r>
-        <w:rPr>
-          <w:rtl/>
-        </w:rPr>
-        <w:t xml:space="preserve"> </w:t>
-      </w:r>
-      <w:r>
-        <w:rPr>
-          <w:rtl/>
-          <w:lang w:bidi="ar-SA"/>
-        </w:rPr>
-        <w:t>يَا سِمْعَانُ، أَنْتَ نَائِمٌ!</w:t>
-      </w:r>
-      <w:r>
-        <w:rPr>
-          <w:rFonts w:hint="cs"/>
-          <w:rtl/>
-          <w:lang w:bidi="ar-SA"/>
-        </w:rPr>
-        <w:t xml:space="preserve"> </w:t>
-      </w:r>
-      <w:r>
-        <w:rPr>
-          <w:rFonts w:hint="cs"/>
-          <w:rtl/>
-          <w:lang w:bidi="ar-SA"/>
-        </w:rPr>
-        <w:t>" يا لها من كلمات من شفتي يسوع وسط خوفه من الموت وعرقه الدامي! كم كانت مليئة بالمغازي</w:t>
-      </w:r>
-      <w:r>
-        <w:rPr>
-          <w:rFonts w:hint="cs"/>
-          <w:rtl/>
-          <w:lang w:bidi="ar-SA"/>
-        </w:rPr>
-        <w:t>، لكن نُطق بها عبثًا.</w:t>
+          <w:sz w:val="44"/>
+          <w:szCs w:val="44"/>
+          <w:rtl/>
+          <w:lang w:bidi="ar-EG"/>
+        </w:rPr>
+        <w:t xml:space="preserve">بِالصَّبْرِ وَالتَّعْزِيَةِ بِمَا فِي الْكُتُبِ </w:t>
+      </w:r>
+      <w:r>
+        <w:rPr>
+          <w:rFonts w:hint="cs"/>
+          <w:sz w:val="44"/>
+          <w:szCs w:val="44"/>
+          <w:rtl/>
+          <w:lang w:bidi="ar-EG"/>
+        </w:rPr>
+        <w:t>"</w:t>
+      </w:r>
+      <w:r>
+        <w:rPr>
+          <w:sz w:val="44"/>
+          <w:szCs w:val="44"/>
+          <w:rtl/>
+          <w:lang w:bidi="ar-EG"/>
+        </w:rPr>
+        <w:t>يَكُونُ لَنَا رَجَاءٌ</w:t>
+      </w:r>
+      <w:r>
+        <w:rPr>
+          <w:rFonts w:hint="cs"/>
+          <w:sz w:val="44"/>
+          <w:szCs w:val="44"/>
+          <w:rtl/>
+          <w:lang w:bidi="ar-EG"/>
+        </w:rPr>
+        <w:t xml:space="preserve">". إننا نصل إلى هذه النقطة بالرغم من العالم المليء بالأوهام، المحيط بنا. </w:t>
+      </w:r>
+      <w:r>
+        <w:rPr>
+          <w:rFonts w:hint="cs"/>
+          <w:sz w:val="44"/>
+          <w:szCs w:val="44"/>
+          <w:rtl/>
+          <w:lang w:bidi="ar-EG"/>
+        </w:rPr>
+        <w:lastRenderedPageBreak/>
+        <w:t>إن تاريخ العالم فعلاً ليس هو إلا خبر لآمالٍ باطلة، وإن نظرنا إلى العالم اليوم، نتساءل، ما هو الأساس الذي يجب أن يكون لأي رجاء كان، إذ أن البشرية تغرق بصورة واضحة في حالة بقدر كبير من الوحشية لم يسبق لوجودها منذ ابتداء العالم.</w:t>
       </w:r>
     </w:p>
     <w:p>
       <w:pPr>
-        <w:pStyle w:val="ListParagraph"/>
-        <w:numPr>
-          <w:ilvl w:val="0"/>
-          <w:numId w:val="1"/>
-        </w:numPr>
-        <w:rPr>
-          <w:lang w:bidi="ar-SA"/>
+        <w:bidi/>
+        <w:jc w:val="both"/>
+        <w:rPr>
+          <w:sz w:val="44"/>
+          <w:szCs w:val="44"/>
+          <w:rtl/>
+          <w:lang w:bidi="ar-EG"/>
         </w:rPr>
       </w:pPr>
       <w:r>
         <w:rPr>
           <w:rFonts w:hint="cs"/>
-          <w:rtl/>
-          <w:lang w:bidi="ar-SA"/>
-        </w:rPr>
-        <w:t>الخطوة التالية نجدها في لوقا 22: 54: "</w:t>
-      </w:r>
-      <w:r>
-        <w:rPr>
-          <w:rtl/>
-        </w:rPr>
-        <w:t xml:space="preserve"> </w:t>
-      </w:r>
-      <w:r>
-        <w:rPr>
-          <w:rtl/>
-          <w:lang w:bidi="ar-SA"/>
-        </w:rPr>
-        <w:t>وَأَمَّا بُطْرُسُ فَتَبِعَهُ مِنْ بَعِيدٍ.</w:t>
-      </w:r>
-      <w:r>
-        <w:rPr>
-          <w:rFonts w:hint="cs"/>
-          <w:rtl/>
-          <w:lang w:bidi="ar-SA"/>
-        </w:rPr>
-        <w:t>" من بعدما أن نام في وقت صراع معلمه، ترك الرب بهروبه مع باقي التلاميذ، ونحن نجده الآن يتبعه "من بعيد". هل هذه قوة حبه المشهورة، التي وعدت الرب بأنها ستتبعه إلى السجن والموت؟ كم كلمة الله تكشفنا!</w:t>
+          <w:sz w:val="44"/>
+          <w:szCs w:val="44"/>
+          <w:rtl/>
+          <w:lang w:bidi="ar-EG"/>
+        </w:rPr>
+        <w:t xml:space="preserve">فقط إنسان الإيمان له أساس لا يتزعزع لرجائه. </w:t>
+      </w:r>
+      <w:r>
+        <w:rPr>
+          <w:rFonts w:hint="cs"/>
+          <w:sz w:val="44"/>
+          <w:szCs w:val="44"/>
+          <w:rtl/>
+          <w:lang w:bidi="ar-EG"/>
+        </w:rPr>
+        <w:t>ف</w:t>
+      </w:r>
+      <w:r>
+        <w:rPr>
+          <w:rFonts w:hint="cs"/>
+          <w:sz w:val="44"/>
+          <w:szCs w:val="44"/>
+          <w:rtl/>
+          <w:lang w:bidi="ar-EG"/>
+        </w:rPr>
+        <w:t>الله، الذي يعرفه هو "إله الرجاء" (رومية 15: 13)، الذي عرّفه به الروح بواسطة الكتب. وبينما نحن ننتظر مجيء الرب، اكتمال كل آمالنا، دعونا نعطي للكتب والحقائق، التي تفتتحها لنا، مكانًا سائدًا في كل أفكارنا.</w:t>
       </w:r>
     </w:p>
     <w:p>
       <w:pPr>
-        <w:pStyle w:val="ListParagraph"/>
-        <w:numPr>
-          <w:ilvl w:val="0"/>
-          <w:numId w:val="1"/>
-        </w:numPr>
-        <w:rPr>
-          <w:lang w:bidi="ar-SA"/>
+        <w:bidi/>
+        <w:jc w:val="both"/>
+        <w:rPr>
+          <w:rFonts w:hint="cs"/>
+          <w:sz w:val="44"/>
+          <w:szCs w:val="44"/>
+          <w:rtl/>
+          <w:lang w:bidi="ar-EG"/>
         </w:rPr>
       </w:pPr>
-      <w:r>
-        <w:rPr>
-          <w:rFonts w:hint="cs"/>
-          <w:rtl/>
-          <w:lang w:bidi="ar-SA"/>
-        </w:rPr>
-        <w:t>من ثم نحن نقرأ كيف كان بطرس جالسًا عند النار بين الأعداء: "</w:t>
-      </w:r>
-      <w:r>
-        <w:rPr>
-          <w:rtl/>
-        </w:rPr>
-        <w:t xml:space="preserve"> </w:t>
-      </w:r>
-      <w:r>
-        <w:rPr>
-          <w:rtl/>
-          <w:lang w:bidi="ar-SA"/>
-        </w:rPr>
-        <w:t xml:space="preserve">وَلَمَّا أَضْرَمُوا نَارًا فِي وَسْطِ الدَّارِ وَجَلَسُوا مَعًا، جَلَسَ بُطْرُسُ بَيْنَهُمْ. </w:t>
-      </w:r>
-      <w:r>
-        <w:rPr>
-          <w:rFonts w:hint="cs"/>
-          <w:rtl/>
-          <w:lang w:bidi="ar-SA"/>
-        </w:rPr>
-        <w:t>" (لوقا 22: 55). بطرس موجود "بعيد" عن مكان معلمه ويستدفئ "بين الذين" أبغضوه ورفضوه، أليس هذا للأسف هو حال الكثير من المؤمنين في أيامنا؟</w:t>
-      </w:r>
-    </w:p>
-    <w:p>
-      <w:pPr>
-        <w:rPr>
-          <w:rtl/>
-          <w:lang w:bidi="ar-SA"/>
-        </w:rPr>
-      </w:pPr>
-      <w:r>
-        <w:rPr>
-          <w:rFonts w:hint="cs"/>
-          <w:rtl/>
-          <w:lang w:bidi="ar-SA"/>
-        </w:rPr>
-        <w:t xml:space="preserve">بالارتباط بهذا الأمر أود بأن أضع فكرة أخرى جدية على قلوب وضمائر قرائي: </w:t>
-      </w:r>
-      <w:r>
-        <w:rPr>
-          <w:rFonts w:hint="cs"/>
-          <w:rtl/>
-          <w:lang w:bidi="ar-SA"/>
-        </w:rPr>
-        <w:t xml:space="preserve">كم هذا الموقف يعرّفنا بسرعة بما هو العالم. الأفكار، العادات، لغة هذا العالم سريعًا ما تصبح لنا طبيعية ومألوفة؛ فنحن لا نشعر أننا غرباء عنه، وأننا لسنا خارج عناصرنا الحقيقية، وإنما سريعًا ما نعتاد على هذه الأجواء. </w:t>
-      </w:r>
-      <w:r>
-        <w:rPr>
-          <w:rFonts w:hint="cs"/>
-          <w:rtl/>
-          <w:lang w:bidi="ar-SA"/>
-        </w:rPr>
-        <w:t xml:space="preserve">فبمجرد وجودنا في هذا الموقف الخاطئ وعندما يكون نظرنا مبتعدًا عن المسيح، فسيؤدي بنا أمر ليس له أي معنى بأن ننكر الرب تمامًا. مع بطرس كانت مجرد إهانة من جارية، وما قاله رجل وتأكيده على فم آخر ما قد أدّى به إلى إنكاره له تمامًا وبصورة </w:t>
-      </w:r>
-      <w:r>
-        <w:rPr>
-          <w:rFonts w:hint="cs"/>
-          <w:rtl/>
-          <w:lang w:bidi="ar-SA"/>
-        </w:rPr>
-        <w:t>متكررة</w:t>
-      </w:r>
-      <w:r>
-        <w:rPr>
-          <w:rFonts w:hint="cs"/>
-          <w:rtl/>
-          <w:lang w:bidi="ar-SA"/>
-        </w:rPr>
-        <w:t>: "</w:t>
-      </w:r>
-      <w:r>
-        <w:rPr>
-          <w:rtl/>
-          <w:lang w:bidi="ar-SA"/>
-        </w:rPr>
-        <w:t>«يَا إِنْسَانُ، لَسْتُ أَعْرِفُ مَا تَقُولُ!»</w:t>
-      </w:r>
-      <w:r>
-        <w:rPr>
-          <w:rFonts w:hint="cs"/>
-          <w:rtl/>
-          <w:lang w:bidi="ar-SA"/>
-        </w:rPr>
-        <w:t>" وعندها حدثت الإشارة التي تنبأ عنها الرب: "</w:t>
-      </w:r>
-      <w:r>
-        <w:rPr>
-          <w:rtl/>
-          <w:lang w:bidi="ar-SA"/>
-        </w:rPr>
-        <w:t>وَفِي الْحَالِ بَيْنَمَا هُوَ يَتَكَلَّمُ صَاحَ الدِّيكُ.</w:t>
-      </w:r>
-      <w:r>
-        <w:rPr>
-          <w:rFonts w:hint="cs"/>
-          <w:rtl/>
-          <w:lang w:bidi="ar-SA"/>
-        </w:rPr>
-        <w:t xml:space="preserve">" (لوقا 22: 60). وهذا أيقظ أخيرًا ضميره في أن بطرس تذكّر "كلام الرب". إن ثقته في حبه ليسوع أعمت بطرس حتى أن كلام الرب الذي حذره من قدوم العاصفة، ليس أنه تجاهله فقط، بل وأيضًا ناقضه. لكن كم محبة المسيح كانت تعرف كيف تؤثّر بهذا الكلام من جديد على ضميره. كم من مرة ننسى تحذيرات الرب إلى أن يعود ويؤنب ضميرنا </w:t>
-      </w:r>
-      <w:r>
-        <w:rPr>
-          <w:rtl/>
-          <w:lang w:bidi="ar-SA"/>
-        </w:rPr>
-        <w:t>–</w:t>
-      </w:r>
-      <w:r>
-        <w:rPr>
-          <w:rFonts w:hint="cs"/>
-          <w:rtl/>
-          <w:lang w:bidi="ar-SA"/>
-        </w:rPr>
-        <w:t xml:space="preserve"> ربما بوسيلة بسيطة كالتي هنا -.</w:t>
-      </w:r>
-    </w:p>
-    <w:p>
-      <w:pPr>
-        <w:rPr>
-          <w:rtl/>
-          <w:lang w:bidi="ar-SA"/>
-        </w:rPr>
-      </w:pPr>
-      <w:r>
-        <w:rPr>
-          <w:rFonts w:hint="cs"/>
-          <w:rtl/>
-          <w:lang w:bidi="ar-SA"/>
-        </w:rPr>
-        <w:t xml:space="preserve">إلا أنه لدينا هنا عبارة أخرى عن اهتمام يسوع الشديد والرقيق بتلميذه المسكين </w:t>
-      </w:r>
-      <w:r>
-        <w:rPr>
-          <w:rtl/>
-          <w:lang w:bidi="ar-SA"/>
-        </w:rPr>
-        <w:t>–</w:t>
-      </w:r>
-      <w:r>
-        <w:rPr>
-          <w:rFonts w:hint="cs"/>
-          <w:rtl/>
-          <w:lang w:bidi="ar-SA"/>
-        </w:rPr>
-        <w:t xml:space="preserve"> نظرة الرب: "</w:t>
-      </w:r>
-      <w:r>
-        <w:rPr>
-          <w:rtl/>
-          <w:lang w:bidi="ar-SA"/>
-        </w:rPr>
-        <w:t xml:space="preserve"> فَالْتَفَتَ الرَّبُّ وَنَظَرَ إِلَى بُطْرُسَ</w:t>
-      </w:r>
-      <w:r>
-        <w:rPr>
-          <w:rFonts w:hint="cs"/>
-          <w:rtl/>
-          <w:lang w:bidi="ar-SA"/>
-        </w:rPr>
-        <w:t xml:space="preserve">" (لوقا 22: 61). </w:t>
-      </w:r>
-      <w:r>
-        <w:rPr>
-          <w:rFonts w:hint="cs"/>
-          <w:rtl/>
-          <w:lang w:bidi="ar-SA"/>
-        </w:rPr>
-        <w:t>ما أقوى</w:t>
-      </w:r>
-      <w:r>
-        <w:rPr>
-          <w:rFonts w:hint="cs"/>
-          <w:rtl/>
-          <w:lang w:bidi="ar-SA"/>
-        </w:rPr>
-        <w:t xml:space="preserve"> هذه المحبة</w:t>
-      </w:r>
-      <w:r>
-        <w:rPr>
-          <w:rFonts w:hint="cs"/>
-          <w:rtl/>
-          <w:lang w:bidi="ar-SA"/>
-        </w:rPr>
-        <w:t xml:space="preserve"> الرائعة التي لا تتغير، التي لا تتخلى عنا أبدًا! من بعد اقترابه في اجتيازه خوف الموت وكهدف لخيانة يهوذا القاسية في أيدي أعدائه الغاشمة، إلا أن الرب لا زال يتذكر تلميذه الذي ضلّ. يا له من عزاء يوجد لنا أيضًا هنا! إن نظرة يسوع هذه كان لها تأثير مضاعف: هي كسرت قلب بطرس، لكنها أعادته ثانية إلى سيده، وإن كان بدموع الندم: "</w:t>
-      </w:r>
-      <w:r>
-        <w:rPr>
-          <w:rtl/>
-          <w:lang w:bidi="ar-SA"/>
-        </w:rPr>
-        <w:t xml:space="preserve"> فَخَرَجَ بُطْرُسُ إِلَى خَارِجٍ وَبَكَى بُكَاءً مُرًّا.</w:t>
-      </w:r>
-      <w:r>
-        <w:rPr>
-          <w:rFonts w:hint="cs"/>
-          <w:rtl/>
-          <w:lang w:bidi="ar-SA"/>
-        </w:rPr>
-        <w:t xml:space="preserve">" (لوقا 22: 62). إن نعمة ورقة هذه النظرة فتحت ينابيع قلبه. إن كلمة الرب التي تذكرها، صحّت ضميره، </w:t>
-      </w:r>
-      <w:r>
-        <w:rPr>
-          <w:rFonts w:hint="cs"/>
-          <w:rtl/>
-          <w:lang w:bidi="ar-SA"/>
-        </w:rPr>
-        <w:t>لكن نظرة الرب فقد أثّرت على قلبه. ففيها كانت تعزية وألم أيضًا، لأن بطرس عاش من هذه النظرة إلى أن عاد ورأى سيده في القيامة. هذا الوجه الذي كان مفسدًا والذي لم يكن لأي إنسان، وهذه النظرة نُقشت في ذاكرته وحفظته إلى ذلك الصباح البديع، حينما قام يسوع منتصرًا وظهر لبطرس أولاً من بين التلاميذ ولوحده (لوقا 24: 34؛ 1. كورنثوس 15: 5).</w:t>
-      </w:r>
-    </w:p>
-    <w:p>
-      <w:pPr>
-        <w:rPr>
-          <w:lang w:bidi="ar-SA"/>
-        </w:rPr>
-      </w:pPr>
-      <w:r>
-        <w:rPr>
-          <w:rFonts w:hint="cs"/>
-          <w:rtl/>
-          <w:lang w:bidi="ar-SA"/>
-        </w:rPr>
-        <w:t>هكذا هي طرق نعمة الرب الرائعة ولطفه الذي لا يتغير من نحونا. يا ليت هذه الثقة به تتعمق في قلوبنا إذ نتخلى عن كل رأي من حبنا المزعوم، لكي نستريح في محبته، الذي لا ينسى خاصته أبدًا ولا يتعب منهم.</w:t>
-      </w:r>
     </w:p>
     <w:sectPr>
-      <w:pgSz w:w="12240" w:h="15840"/>
-      <w:pgMar w:top="1440" w:right="1800" w:bottom="1440" w:left="1800" w:header="720" w:footer="720" w:gutter="0"/>
-      <w:cols w:space="720"/>
-      <w:docGrid w:linePitch="360"/>
+      <w:pgSz w:w="8391" w:h="11906" w:code="11"/>
+      <w:pgMar w:top="720" w:right="720" w:bottom="720" w:left="720" w:header="708" w:footer="708" w:gutter="0"/>
+      <w:cols w:space="708"/>
+      <w:docGrid w:linePitch="381"/>
     </w:sectPr>
   </w:body>
 </w:document>
-</file>
-
-<file path=word/numbering.xml><?xml version="1.0" encoding="utf-8"?>
-<w:numbering xmlns:wpc="http://schemas.microsoft.com/office/word/2010/wordprocessingCanvas" xmlns:cx="http://schemas.microsoft.com/office/drawing/2014/chartex" xmlns:cx1="http://schemas.microsoft.com/office/drawing/2015/9/8/chartex" xmlns:cx2="http://schemas.microsoft.com/office/drawing/2015/10/21/chartex" xmlns:cx3="http://schemas.microsoft.com/office/drawing/2016/5/9/chartex" xmlns:cx4="http://schemas.microsoft.com/office/drawing/2016/5/10/chartex" xmlns:cx5="http://schemas.microsoft.com/office/drawing/2016/5/11/chartex" xmlns:cx6="http://schemas.microsoft.com/office/drawing/2016/5/12/chartex" xmlns:cx7="http://schemas.microsoft.com/office/drawing/2016/5/13/chartex" xmlns:cx8="http://schemas.microsoft.com/office/drawing/2016/5/14/chartex" xmlns:mc="http://schemas.openxmlformats.org/markup-compatibility/2006" xmlns:aink="http://schemas.microsoft.com/office/drawing/2016/ink" xmlns:am3d="http://schemas.microsoft.com/office/drawing/2017/model3d" xmlns:o="urn:schemas-microsoft-com:office:office" xmlns:oel="http://schemas.microsoft.com/office/2019/extlst" xmlns:r="http://schemas.openxmlformats.org/officeDocument/2006/relationships" xmlns:m="http://schemas.openxmlformats.org/officeDocument/2006/math" xmlns:v="urn:schemas-microsoft-com:vml" xmlns:wp14="http://schemas.microsoft.com/office/word/2010/wordprocessingDrawing" xmlns:wp="http://schemas.openxmlformats.org/drawingml/2006/wordprocessingDrawing" xmlns:w10="urn:schemas-microsoft-com:office:word" xmlns:w="http://schemas.openxmlformats.org/wordprocessingml/2006/main" xmlns:w14="http://schemas.microsoft.com/office/word/2010/wordml" xmlns:w15="http://schemas.microsoft.com/office/word/2012/wordml" xmlns:w16cex="http://schemas.microsoft.com/office/word/2018/wordml/cex" xmlns:w16cid="http://schemas.microsoft.com/office/word/2016/wordml/cid" xmlns:w16="http://schemas.microsoft.com/office/word/2018/wordml" xmlns:w16sdtdh="http://schemas.microsoft.com/office/word/2020/wordml/sdtdatahash" xmlns:w16se="http://schemas.microsoft.com/office/word/2015/wordml/symex" xmlns:wpg="http://schemas.microsoft.com/office/word/2010/wordprocessingGroup" xmlns:wpi="http://schemas.microsoft.com/office/word/2010/wordprocessingInk" xmlns:wne="http://schemas.microsoft.com/office/word/2006/wordml" xmlns:wps="http://schemas.microsoft.com/office/word/2010/wordprocessingShape" mc:Ignorable="w14 w15 w16se w16cid w16 w16cex w16sdtdh wp14">
-  <w:abstractNum w:abstractNumId="0" w15:restartNumberingAfterBreak="0">
-    <w:nsid w:val="01012ED9"/>
-    <w:multiLevelType w:val="hybridMultilevel"/>
-    <w:tmpl w:val="4BA8E27A"/>
-    <w:lvl w:ilvl="0" w:tplc="0409000F">
-      <w:start w:val="1"/>
-      <w:numFmt w:val="decimal"/>
-      <w:lvlText w:val="%1."/>
-      <w:lvlJc w:val="left"/>
-      <w:pPr>
-        <w:ind w:left="720" w:hanging="360"/>
-      </w:pPr>
-      <w:rPr>
-        <w:rFonts w:hint="default"/>
-      </w:rPr>
-    </w:lvl>
-    <w:lvl w:ilvl="1" w:tplc="04090019" w:tentative="1">
-      <w:start w:val="1"/>
-      <w:numFmt w:val="lowerLetter"/>
-      <w:lvlText w:val="%2."/>
-      <w:lvlJc w:val="left"/>
-      <w:pPr>
-        <w:ind w:left="1440" w:hanging="360"/>
-      </w:pPr>
-    </w:lvl>
-    <w:lvl w:ilvl="2" w:tplc="0409001B" w:tentative="1">
-      <w:start w:val="1"/>
-      <w:numFmt w:val="lowerRoman"/>
-      <w:lvlText w:val="%3."/>
-      <w:lvlJc w:val="right"/>
-      <w:pPr>
-        <w:ind w:left="2160" w:hanging="180"/>
-      </w:pPr>
-    </w:lvl>
-    <w:lvl w:ilvl="3" w:tplc="0409000F" w:tentative="1">
-      <w:start w:val="1"/>
-      <w:numFmt w:val="decimal"/>
-      <w:lvlText w:val="%4."/>
-      <w:lvlJc w:val="left"/>
-      <w:pPr>
-        <w:ind w:left="2880" w:hanging="360"/>
-      </w:pPr>
-    </w:lvl>
-    <w:lvl w:ilvl="4" w:tplc="04090019" w:tentative="1">
-      <w:start w:val="1"/>
-      <w:numFmt w:val="lowerLetter"/>
-      <w:lvlText w:val="%5."/>
-      <w:lvlJc w:val="left"/>
-      <w:pPr>
-        <w:ind w:left="3600" w:hanging="360"/>
-      </w:pPr>
-    </w:lvl>
-    <w:lvl w:ilvl="5" w:tplc="0409001B" w:tentative="1">
-      <w:start w:val="1"/>
-      <w:numFmt w:val="lowerRoman"/>
-      <w:lvlText w:val="%6."/>
-      <w:lvlJc w:val="right"/>
-      <w:pPr>
-        <w:ind w:left="4320" w:hanging="180"/>
-      </w:pPr>
-    </w:lvl>
-    <w:lvl w:ilvl="6" w:tplc="0409000F" w:tentative="1">
-      <w:start w:val="1"/>
-      <w:numFmt w:val="decimal"/>
-      <w:lvlText w:val="%7."/>
-      <w:lvlJc w:val="left"/>
-      <w:pPr>
-        <w:ind w:left="5040" w:hanging="360"/>
-      </w:pPr>
-    </w:lvl>
-    <w:lvl w:ilvl="7" w:tplc="04090019" w:tentative="1">
-      <w:start w:val="1"/>
-      <w:numFmt w:val="lowerLetter"/>
-      <w:lvlText w:val="%8."/>
-      <w:lvlJc w:val="left"/>
-      <w:pPr>
-        <w:ind w:left="5760" w:hanging="360"/>
-      </w:pPr>
-    </w:lvl>
-    <w:lvl w:ilvl="8" w:tplc="0409001B" w:tentative="1">
-      <w:start w:val="1"/>
-      <w:numFmt w:val="lowerRoman"/>
-      <w:lvlText w:val="%9."/>
-      <w:lvlJc w:val="right"/>
-      <w:pPr>
-        <w:ind w:left="6480" w:hanging="180"/>
-      </w:pPr>
-    </w:lvl>
-  </w:abstractNum>
-  <w:num w:numId="1" w16cid:durableId="499194785">
-    <w:abstractNumId w:val="0"/>
-  </w:num>
-</w:numbering>
 </file>
 
 <file path=word/styles.xml><?xml version="1.0" encoding="utf-8"?>
@@ -780,14 +781,12 @@
         <w:rFonts w:ascii="Sakkal Majalla" w:eastAsiaTheme="minorHAnsi" w:hAnsi="Sakkal Majalla" w:cs="Sakkal Majalla"/>
         <w:sz w:val="28"/>
         <w:szCs w:val="28"/>
-        <w:lang w:val="en-US" w:eastAsia="en-US" w:bidi="he-IL"/>
+        <w:lang w:val="en-IL" w:eastAsia="en-US" w:bidi="ar-SA"/>
       </w:rPr>
     </w:rPrDefault>
     <w:pPrDefault>
       <w:pPr>
-        <w:bidi/>
         <w:spacing w:after="160" w:line="259" w:lineRule="auto"/>
-        <w:jc w:val="both"/>
       </w:pPr>
     </w:pPrDefault>
   </w:docDefaults>
@@ -1172,10 +1171,6 @@
   <w:style w:type="paragraph" w:default="1" w:styleId="Normal">
     <w:name w:val="Normal"/>
     <w:qFormat/>
-    <w:rPr>
-      <w:noProof/>
-      <w:lang w:bidi="ar-EG"/>
-    </w:rPr>
   </w:style>
   <w:style w:type="character" w:default="1" w:styleId="DefaultParagraphFont">
     <w:name w:val="Default Paragraph Font"/>
@@ -1209,7 +1204,7 @@
     <w:basedOn w:val="DefaultParagraphFont"/>
     <w:uiPriority w:val="99"/>
     <w:unhideWhenUsed/>
-    <w:rsid w:val="00BD62C8"/>
+    <w:rsid w:val="00601DEE"/>
     <w:rPr>
       <w:color w:val="0563C1" w:themeColor="hyperlink"/>
       <w:u w:val="single"/>
@@ -1221,40 +1216,17 @@
     <w:uiPriority w:val="99"/>
     <w:semiHidden/>
     <w:unhideWhenUsed/>
-    <w:rsid w:val="00BD62C8"/>
+    <w:rsid w:val="00601DEE"/>
     <w:rPr>
       <w:color w:val="605E5C"/>
       <w:shd w:val="clear" w:color="auto" w:fill="E1DFDD"/>
     </w:rPr>
   </w:style>
-  <w:style w:type="character" w:styleId="FollowedHyperlink">
-    <w:name w:val="FollowedHyperlink"/>
-    <w:basedOn w:val="DefaultParagraphFont"/>
-    <w:uiPriority w:val="99"/>
-    <w:semiHidden/>
-    <w:unhideWhenUsed/>
-    <w:rsid w:val="0043717F"/>
-    <w:rPr>
-      <w:color w:val="954F72" w:themeColor="followedHyperlink"/>
-      <w:u w:val="single"/>
-    </w:rPr>
-  </w:style>
-  <w:style w:type="paragraph" w:styleId="ListParagraph">
-    <w:name w:val="List Paragraph"/>
-    <w:basedOn w:val="Normal"/>
-    <w:uiPriority w:val="34"/>
-    <w:qFormat/>
-    <w:rsid w:val="00AF64ED"/>
-    <w:pPr>
-      <w:ind w:left="720"/>
-      <w:contextualSpacing/>
-    </w:pPr>
-  </w:style>
 </w:styles>
 </file>
 
 <file path=word/theme/theme1.xml><?xml version="1.0" encoding="utf-8"?>
-<a:theme xmlns:a="http://schemas.openxmlformats.org/drawingml/2006/main" name="Office Theme">
+<a:theme xmlns:a="http://schemas.openxmlformats.org/drawingml/2006/main" name="ערכת נושא Office">
   <a:themeElements>
     <a:clrScheme name="Office">
       <a:dk1>

--- a/docs/downloads/منوعات/تم/doc_0711.docx
+++ b/docs/downloads/منوعات/تم/doc_0711.docx
@@ -1,776 +1,775 @@
 
 <file path=word/document.xml><?xml version="1.0" encoding="utf-8"?>
-<w:document xmlns:wpc="http://schemas.microsoft.com/office/word/2010/wordprocessingCanvas" xmlns:cx="http://schemas.microsoft.com/office/drawing/2014/chartex" xmlns:cx1="http://schemas.microsoft.com/office/drawing/2015/9/8/chartex" xmlns:cx2="http://schemas.microsoft.com/office/drawing/2015/10/21/chartex" xmlns:cx3="http://schemas.microsoft.com/office/drawing/2016/5/9/chartex" xmlns:cx4="http://schemas.microsoft.com/office/drawing/2016/5/10/chartex" xmlns:cx5="http://schemas.microsoft.com/office/drawing/2016/5/11/chartex" xmlns:cx6="http://schemas.microsoft.com/office/drawing/2016/5/12/chartex" xmlns:cx7="http://schemas.microsoft.com/office/drawing/2016/5/13/chartex" xmlns:cx8="http://schemas.microsoft.com/office/drawing/2016/5/14/chartex" xmlns:mc="http://schemas.openxmlformats.org/markup-compatibility/2006" xmlns:aink="http://schemas.microsoft.com/office/drawing/2016/ink" xmlns:am3d="http://schemas.microsoft.com/office/drawing/2017/model3d" xmlns:o="urn:schemas-microsoft-com:office:office" xmlns:r="http://schemas.openxmlformats.org/officeDocument/2006/relationships" xmlns:m="http://schemas.openxmlformats.org/officeDocument/2006/math" xmlns:v="urn:schemas-microsoft-com:vml" xmlns:wp14="http://schemas.microsoft.com/office/word/2010/wordprocessingDrawing" xmlns:wp="http://schemas.openxmlformats.org/drawingml/2006/wordprocessingDrawing" xmlns:w10="urn:schemas-microsoft-com:office:word" xmlns:w="http://schemas.openxmlformats.org/wordprocessingml/2006/main" xmlns:w14="http://schemas.microsoft.com/office/word/2010/wordml" xmlns:w15="http://schemas.microsoft.com/office/word/2012/wordml" xmlns:w16cex="http://schemas.microsoft.com/office/word/2018/wordml/cex" xmlns:w16cid="http://schemas.microsoft.com/office/word/2016/wordml/cid" xmlns:w16="http://schemas.microsoft.com/office/word/2018/wordml" xmlns:w16sdtdh="http://schemas.microsoft.com/office/word/2020/wordml/sdtdatahash" xmlns:w16se="http://schemas.microsoft.com/office/word/2015/wordml/symex" xmlns:wpg="http://schemas.microsoft.com/office/word/2010/wordprocessingGroup" xmlns:wpi="http://schemas.microsoft.com/office/word/2010/wordprocessingInk" xmlns:wne="http://schemas.microsoft.com/office/word/2006/wordml" xmlns:wps="http://schemas.microsoft.com/office/word/2010/wordprocessingShape" mc:Ignorable="w14 w15 w16se w16cid w16 w16cex w16sdtdh wp14">
-  <w:background w:color="E7F0F9"/>
+<w:document xmlns:wpc="http://schemas.microsoft.com/office/word/2010/wordprocessingCanvas" xmlns:cx="http://schemas.microsoft.com/office/drawing/2014/chartex" xmlns:cx1="http://schemas.microsoft.com/office/drawing/2015/9/8/chartex" xmlns:cx2="http://schemas.microsoft.com/office/drawing/2015/10/21/chartex" xmlns:cx3="http://schemas.microsoft.com/office/drawing/2016/5/9/chartex" xmlns:cx4="http://schemas.microsoft.com/office/drawing/2016/5/10/chartex" xmlns:cx5="http://schemas.microsoft.com/office/drawing/2016/5/11/chartex" xmlns:cx6="http://schemas.microsoft.com/office/drawing/2016/5/12/chartex" xmlns:cx7="http://schemas.microsoft.com/office/drawing/2016/5/13/chartex" xmlns:cx8="http://schemas.microsoft.com/office/drawing/2016/5/14/chartex" xmlns:mc="http://schemas.openxmlformats.org/markup-compatibility/2006" xmlns:aink="http://schemas.microsoft.com/office/drawing/2016/ink" xmlns:am3d="http://schemas.microsoft.com/office/drawing/2017/model3d" xmlns:o="urn:schemas-microsoft-com:office:office" xmlns:oel="http://schemas.microsoft.com/office/2019/extlst" xmlns:r="http://schemas.openxmlformats.org/officeDocument/2006/relationships" xmlns:m="http://schemas.openxmlformats.org/officeDocument/2006/math" xmlns:v="urn:schemas-microsoft-com:vml" xmlns:wp14="http://schemas.microsoft.com/office/word/2010/wordprocessingDrawing" xmlns:wp="http://schemas.openxmlformats.org/drawingml/2006/wordprocessingDrawing" xmlns:w10="urn:schemas-microsoft-com:office:word" xmlns:w="http://schemas.openxmlformats.org/wordprocessingml/2006/main" xmlns:w14="http://schemas.microsoft.com/office/word/2010/wordml" xmlns:w15="http://schemas.microsoft.com/office/word/2012/wordml" xmlns:w16cex="http://schemas.microsoft.com/office/word/2018/wordml/cex" xmlns:w16cid="http://schemas.microsoft.com/office/word/2016/wordml/cid" xmlns:w16="http://schemas.microsoft.com/office/word/2018/wordml" xmlns:w16sdtdh="http://schemas.microsoft.com/office/word/2020/wordml/sdtdatahash" xmlns:w16se="http://schemas.microsoft.com/office/word/2015/wordml/symex" xmlns:wpg="http://schemas.microsoft.com/office/word/2010/wordprocessingGroup" xmlns:wpi="http://schemas.microsoft.com/office/word/2010/wordprocessingInk" xmlns:wne="http://schemas.microsoft.com/office/word/2006/wordml" xmlns:wps="http://schemas.microsoft.com/office/word/2010/wordprocessingShape" mc:Ignorable="w14 w15 w16se w16cid w16 w16cex w16sdtdh wp14">
   <w:body>
     <w:p>
       <w:pPr>
-        <w:bidi/>
-        <w:jc w:val="center"/>
-        <w:rPr>
-          <w:sz w:val="44"/>
-          <w:szCs w:val="44"/>
-          <w:rtl/>
-          <w:lang w:bidi="ar-EG"/>
-        </w:rPr>
-      </w:pPr>
-      <w:r>
-        <w:rPr>
-          <w:sz w:val="44"/>
-          <w:szCs w:val="44"/>
-          <w:rtl/>
-          <w:lang w:bidi="ar-EG"/>
-        </w:rPr>
-        <w:fldChar w:fldCharType="begin"/>
-      </w:r>
-      <w:r>
-        <w:rPr>
-          <w:sz w:val="44"/>
-          <w:szCs w:val="44"/>
-          <w:rtl/>
-          <w:lang w:bidi="ar-EG"/>
-        </w:rPr>
-        <w:instrText xml:space="preserve"> </w:instrText>
-      </w:r>
-      <w:r>
-        <w:rPr>
-          <w:sz w:val="44"/>
-          <w:szCs w:val="44"/>
-          <w:lang w:bidi="ar-EG"/>
-        </w:rPr>
-        <w:instrText>HYPERLINK</w:instrText>
-      </w:r>
-      <w:r>
-        <w:rPr>
-          <w:sz w:val="44"/>
-          <w:szCs w:val="44"/>
-          <w:rtl/>
-          <w:lang w:bidi="ar-EG"/>
-        </w:rPr>
-        <w:instrText xml:space="preserve"> "</w:instrText>
-      </w:r>
-      <w:r>
-        <w:rPr>
-          <w:sz w:val="44"/>
-          <w:szCs w:val="44"/>
-          <w:lang w:bidi="ar-EG"/>
-        </w:rPr>
-        <w:instrText>https://www.bibelstudium.de/articles/940/das-ausharren-und-die-ermunterung-der-schriften.html</w:instrText>
-      </w:r>
-      <w:r>
-        <w:rPr>
-          <w:sz w:val="44"/>
-          <w:szCs w:val="44"/>
-          <w:rtl/>
-          <w:lang w:bidi="ar-EG"/>
-        </w:rPr>
-        <w:instrText>" \</w:instrText>
-      </w:r>
-      <w:r>
-        <w:rPr>
-          <w:sz w:val="44"/>
-          <w:szCs w:val="44"/>
-          <w:lang w:bidi="ar-EG"/>
-        </w:rPr>
-        <w:instrText>l</w:instrText>
-      </w:r>
-      <w:r>
-        <w:rPr>
-          <w:sz w:val="44"/>
-          <w:szCs w:val="44"/>
-          <w:rtl/>
-          <w:lang w:bidi="ar-EG"/>
-        </w:rPr>
-        <w:instrText xml:space="preserve"> ":~:</w:instrText>
-      </w:r>
-      <w:r>
-        <w:rPr>
-          <w:sz w:val="44"/>
-          <w:szCs w:val="44"/>
-          <w:lang w:bidi="ar-EG"/>
-        </w:rPr>
-        <w:instrText>text=geschrieben%20ist%2C%20ist%20zu%20unserer%20Belehrung,Tr%C3%B6stung%29%20der%20Schriften%20die%20Hoffnung</w:instrText>
-      </w:r>
-      <w:r>
-        <w:rPr>
-          <w:sz w:val="44"/>
-          <w:szCs w:val="44"/>
-          <w:rtl/>
-          <w:lang w:bidi="ar-EG"/>
-        </w:rPr>
-        <w:instrText xml:space="preserve">" </w:instrText>
-      </w:r>
-      <w:r>
-        <w:rPr>
-          <w:sz w:val="44"/>
-          <w:szCs w:val="44"/>
-          <w:rtl/>
-          <w:lang w:bidi="ar-EG"/>
-        </w:rPr>
-      </w:r>
-      <w:r>
-        <w:rPr>
-          <w:sz w:val="44"/>
-          <w:szCs w:val="44"/>
-          <w:rtl/>
-          <w:lang w:bidi="ar-EG"/>
-        </w:rPr>
-        <w:fldChar w:fldCharType="separate"/>
-      </w:r>
-      <w:r>
-        <w:rPr>
-          <w:rStyle w:val="Hyperlink"/>
-          <w:rFonts w:hint="cs"/>
-          <w:sz w:val="44"/>
-          <w:szCs w:val="44"/>
-          <w:rtl/>
-          <w:lang w:bidi="ar-EG"/>
-        </w:rPr>
-        <w:t>"</w:t>
-      </w:r>
-      <w:r>
-        <w:rPr>
-          <w:rStyle w:val="Hyperlink"/>
-          <w:sz w:val="44"/>
-          <w:szCs w:val="44"/>
-          <w:rtl/>
-          <w:lang w:bidi="ar-EG"/>
-        </w:rPr>
-        <w:t>بِالصَّبْرِ وَالتَّعْزِيَةِ بِمَا فِي الْكُتُبِ</w:t>
-      </w:r>
-      <w:r>
-        <w:rPr>
-          <w:rStyle w:val="Hyperlink"/>
-          <w:rFonts w:hint="cs"/>
-          <w:sz w:val="44"/>
-          <w:szCs w:val="44"/>
-          <w:rtl/>
-          <w:lang w:bidi="ar-EG"/>
-        </w:rPr>
-        <w:t>" (رومية 15: 4)</w:t>
-      </w:r>
-      <w:r>
-        <w:rPr>
-          <w:sz w:val="44"/>
-          <w:szCs w:val="44"/>
-          <w:rtl/>
-          <w:lang w:bidi="ar-EG"/>
-        </w:rPr>
-        <w:fldChar w:fldCharType="end"/>
-      </w:r>
+        <w:rPr>
+          <w:rtl/>
+          <w:lang w:bidi="ar-SA"/>
+        </w:rPr>
+      </w:pPr>
+      <w:hyperlink r:id="rId5" w:history="1">
+        <w:r>
+          <w:rPr>
+            <w:rStyle w:val="Hyperlink"/>
+            <w:rFonts w:hint="cs"/>
+            <w:rtl/>
+            <w:lang w:bidi="ar-SA"/>
+          </w:rPr>
+          <w:t>بطرس ونظرة الرب</w:t>
+        </w:r>
+      </w:hyperlink>
     </w:p>
     <w:p>
       <w:pPr>
-        <w:jc w:val="both"/>
-        <w:rPr>
-          <w:b/>
-          <w:bCs/>
-          <w:sz w:val="36"/>
-          <w:szCs w:val="36"/>
-          <w:lang w:val="en-US" w:bidi="ar-EG"/>
-        </w:rPr>
-      </w:pPr>
-      <w:r>
-        <w:rPr>
-          <w:b/>
-          <w:bCs/>
-          <w:sz w:val="36"/>
-          <w:szCs w:val="36"/>
-          <w:lang w:bidi="ar-EG"/>
-        </w:rPr>
-        <w:t>F.B. Hole</w:t>
+        <w:rPr>
+          <w:rtl/>
+          <w:lang w:bidi="ar-SA"/>
+        </w:rPr>
+      </w:pPr>
+      <w:r>
+        <w:rPr>
+          <w:rFonts w:hint="cs"/>
+          <w:rtl/>
+          <w:lang w:bidi="ar-SA"/>
+        </w:rPr>
+        <w:t>لوقا 22: 61، 62</w:t>
       </w:r>
     </w:p>
     <w:p>
       <w:pPr>
-        <w:bidi/>
-        <w:jc w:val="both"/>
-        <w:rPr>
-          <w:sz w:val="44"/>
-          <w:szCs w:val="44"/>
-          <w:rtl/>
-          <w:lang w:bidi="ar-EG"/>
-        </w:rPr>
-      </w:pPr>
-      <w:r>
-        <w:rPr>
-          <w:rFonts w:hint="cs"/>
-          <w:sz w:val="44"/>
-          <w:szCs w:val="44"/>
-          <w:rtl/>
-          <w:lang w:bidi="ar-EG"/>
-        </w:rPr>
-        <w:t xml:space="preserve">تقدّم لنا الكتب المقدسة حق الله بطريقة تتناسب لتطبيق قوة هذا الحق على حالتنا وتصرفنا. في العهد القديم نحن نجد جزءً تاريخيًا كبيرًا، وإنما بقدر الحاجة لإنارة طرق الله ولإعطاء معاني أدبية عميقة. </w:t>
-      </w:r>
-      <w:r>
-        <w:rPr>
-          <w:rFonts w:hint="cs"/>
-          <w:sz w:val="44"/>
-          <w:szCs w:val="44"/>
-          <w:rtl/>
-          <w:lang w:bidi="ar-EG"/>
-        </w:rPr>
-        <w:t>و</w:t>
-      </w:r>
-      <w:r>
-        <w:rPr>
-          <w:rFonts w:hint="cs"/>
-          <w:sz w:val="44"/>
-          <w:szCs w:val="44"/>
-          <w:rtl/>
-          <w:lang w:bidi="ar-EG"/>
-        </w:rPr>
-        <w:t>الأناجيل أيضًا تُعلمنا بذلك عن ربنا، ما هو ضروري لكي نُعطى صورة رباعية عنه وعن الآب، الظاهر فيه.</w:t>
+        <w:bidi w:val="0"/>
+        <w:rPr>
+          <w:lang w:bidi="ar-SA"/>
+        </w:rPr>
+      </w:pPr>
+      <w:r>
+        <w:rPr>
+          <w:lang w:bidi="ar-SA"/>
+        </w:rPr>
+        <w:t>Walter Thomas Turpin</w:t>
       </w:r>
     </w:p>
     <w:p>
       <w:pPr>
-        <w:bidi/>
-        <w:jc w:val="both"/>
-        <w:rPr>
-          <w:sz w:val="44"/>
-          <w:szCs w:val="44"/>
-          <w:rtl/>
-          <w:lang w:bidi="ar-EG"/>
-        </w:rPr>
-      </w:pPr>
-      <w:r>
-        <w:rPr>
-          <w:rFonts w:hint="cs"/>
-          <w:sz w:val="44"/>
-          <w:szCs w:val="44"/>
-          <w:rtl/>
-          <w:lang w:bidi="ar-EG"/>
-        </w:rPr>
-        <w:t xml:space="preserve">وتُمنح لنا نظرة كذلك في أعمال الرسل لعمل الروح القدس بواسطة الرسل وآخرين، لكي يرينا الانتقال العملي الحادث بواسطته من اليهودية إلى المسيحية في طابعه الحقيقي. وفي الرسائل ينكشف أمامنا كل الحق، ولكن ليس في صورة نظرية بحتة، كما لو كان مجرد نموذج روحي لفلسفة إلهية. كل حق مُعلَن يتم تطبيقه على حالة المؤمنين وتصرفهم، </w:t>
-      </w:r>
-      <w:r>
-        <w:rPr>
-          <w:rFonts w:hint="cs"/>
-          <w:sz w:val="44"/>
-          <w:szCs w:val="44"/>
-          <w:rtl/>
-          <w:lang w:bidi="ar-EG"/>
-        </w:rPr>
-        <w:lastRenderedPageBreak/>
-        <w:t>لكيما تؤثر قوة الحق على حياتنا وتجعلها متناغمة مع مشيئة الله.</w:t>
+        <w:rPr>
+          <w:rtl/>
+          <w:lang w:bidi="ar-SA"/>
+        </w:rPr>
+      </w:pPr>
+      <w:r>
+        <w:rPr>
+          <w:rFonts w:hint="cs"/>
+          <w:rtl/>
+          <w:lang w:bidi="ar-SA"/>
+        </w:rPr>
+        <w:t>"</w:t>
+      </w:r>
+      <w:r>
+        <w:rPr>
+          <w:rtl/>
+          <w:lang w:bidi="ar-SA"/>
+        </w:rPr>
+        <w:t xml:space="preserve"> فَقَالَ بُطْرُسُ:«يَا إِنْسَانُ، لَسْتُ أَعْرِفُ مَا تَقُولُ!». وَفِي الْحَالِ بَيْنَمَا هُوَ يَتَكَلَّمُ صَاحَ الدِّيكُ. </w:t>
       </w:r>
     </w:p>
     <w:p>
       <w:pPr>
-        <w:bidi/>
-        <w:jc w:val="both"/>
-        <w:rPr>
-          <w:sz w:val="44"/>
-          <w:szCs w:val="44"/>
-          <w:rtl/>
-          <w:lang w:bidi="ar-EG"/>
-        </w:rPr>
-      </w:pPr>
-      <w:r>
-        <w:rPr>
-          <w:rFonts w:hint="cs"/>
-          <w:sz w:val="44"/>
-          <w:szCs w:val="44"/>
-          <w:rtl/>
-          <w:lang w:bidi="ar-EG"/>
-        </w:rPr>
-        <w:t xml:space="preserve">إن هذا يتضح بصورة خاصة في رسالة رومية، حيث أن </w:t>
-      </w:r>
-      <w:proofErr w:type="spellStart"/>
-      <w:r>
-        <w:rPr>
-          <w:rFonts w:hint="cs"/>
-          <w:sz w:val="44"/>
-          <w:szCs w:val="44"/>
-          <w:rtl/>
-          <w:lang w:bidi="ar-EG"/>
-        </w:rPr>
-        <w:t>الإصحاحات</w:t>
-      </w:r>
-      <w:proofErr w:type="spellEnd"/>
-      <w:r>
-        <w:rPr>
-          <w:rFonts w:hint="cs"/>
-          <w:sz w:val="44"/>
-          <w:szCs w:val="44"/>
-          <w:rtl/>
-          <w:lang w:bidi="ar-EG"/>
-        </w:rPr>
-        <w:t xml:space="preserve"> من 12 حتى 15 مليئة بالتعاليم والانذارات المتأسسة على الإنجيل الذي بان في </w:t>
-      </w:r>
-      <w:proofErr w:type="spellStart"/>
-      <w:r>
-        <w:rPr>
-          <w:rFonts w:hint="cs"/>
-          <w:sz w:val="44"/>
-          <w:szCs w:val="44"/>
-          <w:rtl/>
-          <w:lang w:bidi="ar-EG"/>
-        </w:rPr>
-        <w:t>الإصحاحات</w:t>
-      </w:r>
-      <w:proofErr w:type="spellEnd"/>
-      <w:r>
-        <w:rPr>
-          <w:rFonts w:hint="cs"/>
-          <w:sz w:val="44"/>
-          <w:szCs w:val="44"/>
-          <w:rtl/>
-          <w:lang w:bidi="ar-EG"/>
-        </w:rPr>
-        <w:t xml:space="preserve"> التي قبلها. هناك نقرأ أيضًا العدد البديع: "</w:t>
-      </w:r>
-      <w:r>
-        <w:rPr>
-          <w:sz w:val="44"/>
-          <w:szCs w:val="44"/>
-          <w:rtl/>
-          <w:lang w:bidi="ar-EG"/>
-        </w:rPr>
-        <w:t>لأَنَّ كُلَّ مَا سَبَقَ فَكُتِبَ كُتِبَ لأَجْلِ تَعْلِيمِنَا، حَتَّى بِالصَّبْرِ وَالتَّعْزِيَةِ بِمَا فِي الْكُتُبِ يَكُونُ لَنَا رَجَاءٌ.</w:t>
-      </w:r>
-      <w:r>
-        <w:rPr>
-          <w:rFonts w:hint="cs"/>
-          <w:sz w:val="44"/>
-          <w:szCs w:val="44"/>
-          <w:rtl/>
-          <w:lang w:bidi="ar-EG"/>
-        </w:rPr>
-        <w:t>" (رومية 15: 4).</w:t>
+        <w:rPr>
+          <w:rtl/>
+          <w:lang w:bidi="ar-SA"/>
+        </w:rPr>
+      </w:pPr>
+      <w:r>
+        <w:rPr>
+          <w:rtl/>
+          <w:lang w:bidi="ar-SA"/>
+        </w:rPr>
+        <w:t>(22:61) فَالْتَفَتَ الرَّبُّ وَنَظَرَ إِلَى بُطْرُسَ، فَتَذَكَّرَ بُطْرُسُ كَلاَمَ الرَّبِّ، كَيْفَ قَالَ لَهُ:«إِنَّكَ قَبْلَ أَنْ يَصِيحَ الدِّيكُ تُنْكِرُنِي ثَلاَثَ مَرَّاتٍ».</w:t>
+      </w:r>
+      <w:r>
+        <w:rPr>
+          <w:rFonts w:hint="cs"/>
+          <w:rtl/>
+          <w:lang w:bidi="ar-SA"/>
+        </w:rPr>
+        <w:t xml:space="preserve"> "</w:t>
       </w:r>
     </w:p>
     <w:p>
       <w:pPr>
-        <w:bidi/>
-        <w:jc w:val="both"/>
-        <w:rPr>
-          <w:sz w:val="44"/>
-          <w:szCs w:val="44"/>
-          <w:rtl/>
-          <w:lang w:bidi="ar-EG"/>
-        </w:rPr>
-      </w:pPr>
-      <w:r>
-        <w:rPr>
-          <w:rFonts w:hint="cs"/>
-          <w:sz w:val="44"/>
-          <w:szCs w:val="44"/>
-          <w:rtl/>
-          <w:lang w:bidi="ar-EG"/>
-        </w:rPr>
-        <w:t>هنا وبكل وضوح يتمحور الأمر حول العهد القديم، لأننا هناك نجد "</w:t>
-      </w:r>
-      <w:r>
-        <w:rPr>
-          <w:sz w:val="44"/>
-          <w:szCs w:val="44"/>
-          <w:rtl/>
-          <w:lang w:bidi="ar-EG"/>
+        <w:rPr>
+          <w:rtl/>
+          <w:lang w:bidi="ar-SA"/>
+        </w:rPr>
+      </w:pPr>
+      <w:r>
+        <w:rPr>
+          <w:rFonts w:hint="cs"/>
+          <w:rtl/>
+          <w:lang w:bidi="ar-SA"/>
+        </w:rPr>
+        <w:t>في هذا الجزء الجاد والمؤثر من قصة بطرس نجد</w:t>
+      </w:r>
+      <w:r>
+        <w:rPr>
+          <w:rFonts w:hint="cs"/>
+          <w:rtl/>
+          <w:lang w:bidi="ar-SA"/>
+        </w:rPr>
+        <w:t xml:space="preserve"> كيف</w:t>
+      </w:r>
+      <w:r>
+        <w:rPr>
+          <w:rFonts w:hint="cs"/>
+          <w:rtl/>
+          <w:lang w:bidi="ar-SA"/>
+        </w:rPr>
+        <w:t xml:space="preserve"> أثّر الرب على قلب بطرس وضميره، لأن عمله في كل تجديد حقيقي هو في هذين المجالين. إنه من المبارَك بأن </w:t>
+      </w:r>
+      <w:r>
+        <w:rPr>
+          <w:rFonts w:hint="cs"/>
+          <w:rtl/>
+          <w:lang w:bidi="ar-SA"/>
+        </w:rPr>
+        <w:t>ننتبه</w:t>
+      </w:r>
+      <w:r>
+        <w:rPr>
+          <w:rFonts w:hint="cs"/>
+          <w:rtl/>
+          <w:lang w:bidi="ar-SA"/>
         </w:rPr>
         <w:t xml:space="preserve"> </w:t>
       </w:r>
       <w:r>
         <w:rPr>
-          <w:sz w:val="44"/>
-          <w:szCs w:val="44"/>
-          <w:rtl/>
-          <w:lang w:bidi="ar-EG"/>
-        </w:rPr>
-        <w:t>كُلَّ مَا سَبَقَ فَكُتِبَ</w:t>
-      </w:r>
-      <w:r>
-        <w:rPr>
-          <w:rFonts w:hint="cs"/>
-          <w:sz w:val="44"/>
-          <w:szCs w:val="44"/>
-          <w:rtl/>
-          <w:lang w:bidi="ar-EG"/>
-        </w:rPr>
-        <w:t xml:space="preserve">". وطبعًا هي لها معناها للأجيال التي قد أُعطيت لها أولاً، غير أن الله كان ينظر إلينا نحن أيضًا، حينما سلمها بوحي من الروح القدس. فإنها كُتبت من أجل تعليمنا، لكن هذا التعليم ليس تعليمًا أكاديميًا </w:t>
-      </w:r>
-      <w:r>
-        <w:rPr>
-          <w:sz w:val="44"/>
-          <w:szCs w:val="44"/>
-          <w:rtl/>
-          <w:lang w:bidi="ar-EG"/>
-        </w:rPr>
-        <w:t>–</w:t>
-      </w:r>
-      <w:r>
-        <w:rPr>
-          <w:rFonts w:hint="cs"/>
-          <w:sz w:val="44"/>
-          <w:szCs w:val="44"/>
-          <w:rtl/>
-          <w:lang w:bidi="ar-EG"/>
-        </w:rPr>
-        <w:t xml:space="preserve"> مجرد تجميع لمعلومات صحيحة -، وإنما تعليم عملي. إنه عليه أن يحثنا على الصبر والمثابرة، بأن نفيض </w:t>
-      </w:r>
-      <w:r>
-        <w:rPr>
-          <w:rFonts w:hint="cs"/>
-          <w:sz w:val="44"/>
-          <w:szCs w:val="44"/>
-          <w:rtl/>
-          <w:lang w:bidi="ar-EG"/>
-        </w:rPr>
-        <w:lastRenderedPageBreak/>
-        <w:t xml:space="preserve">بالتعزية والإنذار وأن </w:t>
-      </w:r>
-      <w:proofErr w:type="spellStart"/>
-      <w:r>
-        <w:rPr>
-          <w:rFonts w:hint="cs"/>
-          <w:sz w:val="44"/>
-          <w:szCs w:val="44"/>
-          <w:rtl/>
-          <w:lang w:bidi="ar-EG"/>
-        </w:rPr>
-        <w:t>يملأنا</w:t>
-      </w:r>
-      <w:proofErr w:type="spellEnd"/>
-      <w:r>
-        <w:rPr>
-          <w:rFonts w:hint="cs"/>
-          <w:sz w:val="44"/>
-          <w:szCs w:val="44"/>
-          <w:rtl/>
-          <w:lang w:bidi="ar-EG"/>
-        </w:rPr>
-        <w:t xml:space="preserve"> بالرجاء الثابت الذي لا يتغير. وإن كان من الممكن قول هذا عن كتب العهد القديم، فكم يُقال هذا وبتشديد فيما يختص بالعهد الجديد.</w:t>
+          <w:rFonts w:hint="cs"/>
+          <w:rtl/>
+          <w:lang w:bidi="ar-SA"/>
+        </w:rPr>
+        <w:t xml:space="preserve">بعناية إلى </w:t>
+      </w:r>
+      <w:r>
+        <w:rPr>
+          <w:rFonts w:hint="cs"/>
+          <w:rtl/>
+          <w:lang w:bidi="ar-SA"/>
+        </w:rPr>
+        <w:t>طرقه الكاملة ونعمته مع خاصته</w:t>
+      </w:r>
+      <w:r>
+        <w:rPr>
+          <w:rFonts w:hint="cs"/>
+          <w:rtl/>
+          <w:lang w:bidi="ar-SA"/>
+        </w:rPr>
+        <w:t>. إن أصل سقوط بطرس كانت ثقته بنفسه، لكن من أي نوع كانت هذه الثقة بالنفس؟ أنا لا أعتقد، بأنه بحسب الرأي السائد عمومًا في نفسه، والذي للأسف كثيرًا ما نجده بين المؤمنين وحتى بين خدام الرب. فثقته بنفسه كانت من نوع آخر أكثر خداعًا. إن الرب فعلاً كان قد اكتسب مودة بطرس، حتى أن بطرس أحب فعلاً وحقًا سيده، حتى وإن ربما كان بصورة طبيعية. ففي ذلك يكمن أكثر جوانب سقوطه جدية: هو أنكر أكثر إنسان تعلّق قلبه فيه. يا لها من صورة للإنسان، نعم ولن أقول: يا لها من صورة لنا نحن جميعنا؟</w:t>
       </w:r>
     </w:p>
     <w:p>
       <w:pPr>
-        <w:bidi/>
-        <w:jc w:val="both"/>
-        <w:rPr>
-          <w:sz w:val="44"/>
-          <w:szCs w:val="44"/>
-          <w:rtl/>
-          <w:lang w:bidi="ar-EG"/>
-        </w:rPr>
-      </w:pPr>
-      <w:r>
-        <w:rPr>
-          <w:rFonts w:hint="cs"/>
-          <w:sz w:val="44"/>
-          <w:szCs w:val="44"/>
-          <w:rtl/>
-          <w:lang w:bidi="ar-EG"/>
-        </w:rPr>
-        <w:t>كم هو قليل الصبر والمثابرة الناجم عن طبيعتنا! العالم مليء بالناس، الذين يُسرعون مستعجلين للوصول إلى مساعيهم، إن كانت حسنة، رديئة أو طبيعية. إن الروح ذاتها كثيرًا ما تظهر أيضًا لدى مؤمنين حقيقيين يريدون الوصول إلى الأمور الصحيحة والكتابية، إلا أنهم يسعون وراءها بطاقة بشرية، من دون أن يتركوا لله الوقت ليتصرف وليعمل الأمور بقوة روحه. إننا لا يحق لنا أن ننسى، بأن أول أمر يُذكر في 2. كورنثوس 12: 12 كعلامة للرسول قبل ذِكر العجائب والقوات، "</w:t>
-      </w:r>
-      <w:r>
-        <w:rPr>
-          <w:sz w:val="44"/>
-          <w:szCs w:val="44"/>
+        <w:rPr>
+          <w:rtl/>
+          <w:lang w:bidi="ar-SA"/>
+        </w:rPr>
+      </w:pPr>
+      <w:r>
+        <w:rPr>
+          <w:rFonts w:hint="cs"/>
+          <w:rtl/>
+          <w:lang w:bidi="ar-SA"/>
+        </w:rPr>
+        <w:t>إن أصل إنكار المسيح على يد بطرس كانت ثقته التي كانت في محبته</w:t>
+      </w:r>
+      <w:r>
+        <w:rPr>
+          <w:rFonts w:hint="cs"/>
+          <w:rtl/>
+          <w:lang w:bidi="ar-SA"/>
+        </w:rPr>
+        <w:t xml:space="preserve"> للرب. إن هذا يتضح من تصرف الرب في يوحنا 21، حينما جدّد بطرس تمامًا. "</w:t>
+      </w:r>
+      <w:r>
+        <w:rPr>
           <w:rtl/>
         </w:rPr>
         <w:t xml:space="preserve"> </w:t>
       </w:r>
       <w:r>
         <w:rPr>
-          <w:sz w:val="44"/>
-          <w:szCs w:val="44"/>
-          <w:rtl/>
-          <w:lang w:bidi="ar-EG"/>
-        </w:rPr>
-        <w:t>فِي كُلِّ صَبْرٍ</w:t>
-      </w:r>
-      <w:r>
-        <w:rPr>
-          <w:rFonts w:hint="cs"/>
-          <w:sz w:val="44"/>
-          <w:szCs w:val="44"/>
-          <w:rtl/>
-          <w:lang w:bidi="ar-EG"/>
+          <w:rtl/>
+          <w:lang w:bidi="ar-SA"/>
+        </w:rPr>
+        <w:t>«يَا سِمْعَانُ بْنَ يُونَا، أَتُحِبُّنِي أَكْثَرَ مِنْ هؤُلاَءِ؟»</w:t>
+      </w:r>
+      <w:r>
+        <w:rPr>
+          <w:rFonts w:hint="cs"/>
+          <w:rtl/>
+          <w:lang w:bidi="ar-SA"/>
+        </w:rPr>
+        <w:t>" هذا السؤال أثّر في أعمق كيان خطيته. لقد قال الرب لتلاميذه قبل ساعة الامتحان، بأن ساعة الغربلة ستأتي، نعم وحتى أنه أخبرهم، بأن الشيطان طلبهم جميعهم،ولكنه صلّى بصورة خاصة من أجل بطرس: "</w:t>
+      </w:r>
+      <w:r>
+        <w:rPr>
+          <w:rtl/>
         </w:rPr>
         <w:t xml:space="preserve"> </w:t>
       </w:r>
       <w:r>
         <w:rPr>
-          <w:sz w:val="44"/>
-          <w:szCs w:val="44"/>
-          <w:rtl/>
-          <w:lang w:bidi="ar-EG"/>
-        </w:rPr>
-        <w:t>–</w:t>
-      </w:r>
-      <w:r>
-        <w:rPr>
-          <w:rFonts w:hint="cs"/>
-          <w:sz w:val="44"/>
-          <w:szCs w:val="44"/>
-          <w:rtl/>
-          <w:lang w:bidi="ar-EG"/>
-        </w:rPr>
-        <w:t xml:space="preserve"> في كل مثابرة". فإن بحق تعلمنا من الأمور التي سبق وكُتبت، فسنرى كيف أن الله يصل إلى غايته بصبر لا حد له، وحتى أحيانًا بما يبدو أنه </w:t>
-      </w:r>
-      <w:r>
-        <w:rPr>
-          <w:rFonts w:hint="cs"/>
-          <w:sz w:val="44"/>
-          <w:szCs w:val="44"/>
-          <w:rtl/>
-          <w:lang w:bidi="ar-EG"/>
-        </w:rPr>
-        <w:lastRenderedPageBreak/>
-        <w:t>هزيمة، لأنه هو "إله الصبر"، كما يقول هذا العدد التالي في رومية 15. إن هذا سيُنشئ فينا صبرًا.</w:t>
+          <w:rtl/>
+          <w:lang w:bidi="ar-SA"/>
+        </w:rPr>
+        <w:t>وَلكِنِّي طَلَبْتُ مِنْ أَجْلِكَ لِكَيْ لاَ يَفْنَى إِيمَانُكَ</w:t>
+      </w:r>
+      <w:r>
+        <w:rPr>
+          <w:rFonts w:hint="cs"/>
+          <w:rtl/>
+          <w:lang w:bidi="ar-SA"/>
+        </w:rPr>
+        <w:t>" (لوقا 22: 31، 32).  بطرس لم يكن منتبهًا في هذه الكلمات وشكك في نفسه وكشف عن جهل قلبه في رده: "</w:t>
+      </w:r>
+      <w:r>
+        <w:rPr>
+          <w:rtl/>
+        </w:rPr>
+        <w:t xml:space="preserve"> </w:t>
+      </w:r>
+      <w:r>
+        <w:rPr>
+          <w:rtl/>
+          <w:lang w:bidi="ar-SA"/>
+        </w:rPr>
+        <w:t>«يَارَبُّ، إِنِّي مُسْتَعِدٌّ أَنْ أَمْضِيَ مَعَكَ حَتَّى إِلَى السِّجْنِ وَإِلَى الْمَوْتِ!»</w:t>
+      </w:r>
+      <w:r>
+        <w:rPr>
+          <w:rFonts w:hint="cs"/>
+          <w:rtl/>
+          <w:lang w:bidi="ar-SA"/>
+        </w:rPr>
+        <w:t>." (لوقا 22: 33)؛ حيث أجابه الرب بما سيحدث. لكن كل شيء لم يكن له معنى لبطرس</w:t>
+      </w:r>
+      <w:r>
+        <w:rPr>
+          <w:rFonts w:hint="cs"/>
+          <w:rtl/>
+          <w:lang w:bidi="ar-SA"/>
+        </w:rPr>
+        <w:t xml:space="preserve">؛ فهو أحب سيده بصدق قلبه؛ وقد وثق تمامًا بهذه المحبة؛ فمن الممكن أن ينكره آخرون أو يتركوه، أما هو فلن يفعل؛ كلا، فإنه يفضل بأن يموت معه ولا أن </w:t>
+      </w:r>
+      <w:r>
+        <w:rPr>
+          <w:rFonts w:hint="cs"/>
+          <w:rtl/>
+          <w:lang w:bidi="ar-SA"/>
+        </w:rPr>
+        <w:t>ينكره</w:t>
+      </w:r>
+      <w:r>
+        <w:rPr>
+          <w:rFonts w:hint="cs"/>
+          <w:rtl/>
+          <w:lang w:bidi="ar-SA"/>
+        </w:rPr>
+        <w:t xml:space="preserve">. </w:t>
+      </w:r>
+      <w:r>
+        <w:rPr>
+          <w:rFonts w:hint="cs"/>
+          <w:rtl/>
+          <w:lang w:bidi="ar-SA"/>
+        </w:rPr>
+        <w:t>مهما بلغت غرابة الأمر: ففي ذلك بالذات كانت سلطة إبليس رابضة على التلميذ المسكين؛ فسلطة العدو كانت موجودة في الواقع بأن الخادم أحبّ معلّمه وقد بنت على ذلك. إنها كانت ثقة بطرس، ضمانه وموقفه حينما أُخبر بساعة التجربة. فقد كان اعتقاده بأن حبه الحقيقي والمُخلص سيصمد أمام أعنف هجوم للعدو في أعنف معركة.</w:t>
       </w:r>
     </w:p>
     <w:p>
       <w:pPr>
-        <w:bidi/>
-        <w:jc w:val="both"/>
-        <w:rPr>
-          <w:sz w:val="44"/>
-          <w:szCs w:val="44"/>
-          <w:rtl/>
-          <w:lang w:bidi="ar-EG"/>
-        </w:rPr>
-      </w:pPr>
-      <w:r>
-        <w:rPr>
-          <w:rFonts w:hint="cs"/>
-          <w:sz w:val="44"/>
-          <w:szCs w:val="44"/>
-          <w:rtl/>
-          <w:lang w:bidi="ar-EG"/>
-        </w:rPr>
-        <w:t xml:space="preserve">بالتالي سنحصل نحن على مدخل </w:t>
-      </w:r>
-      <w:proofErr w:type="spellStart"/>
-      <w:r>
-        <w:rPr>
-          <w:rFonts w:hint="cs"/>
-          <w:sz w:val="44"/>
-          <w:szCs w:val="44"/>
-          <w:rtl/>
-          <w:lang w:bidi="ar-EG"/>
-        </w:rPr>
-        <w:t>للتعزيات</w:t>
-      </w:r>
-      <w:proofErr w:type="spellEnd"/>
-      <w:r>
-        <w:rPr>
-          <w:rFonts w:hint="cs"/>
-          <w:sz w:val="44"/>
-          <w:szCs w:val="44"/>
-          <w:rtl/>
-          <w:lang w:bidi="ar-EG"/>
-        </w:rPr>
-        <w:t xml:space="preserve"> والتشجيعات التي تملأ الكتاب بأسفاره. إن النظر إلى داخل العالم مليء بالضباب. كما والنظر في الكنيسة لا يمكن أن يُسمى بالتحديد أمرًا معزيًا. غير أن الله هو "إله التعزية </w:t>
-      </w:r>
-      <w:r>
-        <w:rPr>
-          <w:sz w:val="44"/>
-          <w:szCs w:val="44"/>
-          <w:rtl/>
-          <w:lang w:bidi="ar-EG"/>
-        </w:rPr>
-        <w:t>–</w:t>
-      </w:r>
-      <w:r>
-        <w:rPr>
-          <w:rFonts w:hint="cs"/>
-          <w:sz w:val="44"/>
-          <w:szCs w:val="44"/>
-          <w:rtl/>
-          <w:lang w:bidi="ar-EG"/>
-        </w:rPr>
-        <w:t xml:space="preserve"> التشجيع"، ولذا فإن الكتب هي أيضًا مليئة من هذا العزاء لأهل الإيمان، لأنها بكل بساطة تعرض لنا الله بذاته. إن تعمقنا في تأملنا في الكتب، سيتجه نظرنا إلى الله إلى ما قد صنعه في المسيح وإلى ما سيفعله أيضًا. عندها </w:t>
-      </w:r>
-      <w:r>
-        <w:rPr>
-          <w:rFonts w:hint="cs"/>
-          <w:sz w:val="44"/>
-          <w:szCs w:val="44"/>
-          <w:rtl/>
-          <w:lang w:bidi="ar-EG"/>
-        </w:rPr>
-        <w:t>س</w:t>
-      </w:r>
-      <w:r>
-        <w:rPr>
-          <w:rFonts w:hint="cs"/>
-          <w:sz w:val="44"/>
-          <w:szCs w:val="44"/>
-          <w:rtl/>
-          <w:lang w:bidi="ar-EG"/>
-        </w:rPr>
-        <w:t xml:space="preserve">يحصل الإنسان في أفكارنا على مكانته التي يستحقها </w:t>
-      </w:r>
-      <w:r>
-        <w:rPr>
-          <w:rFonts w:hint="cs"/>
-          <w:sz w:val="44"/>
-          <w:szCs w:val="44"/>
-          <w:rtl/>
-          <w:lang w:bidi="ar-EG"/>
-        </w:rPr>
-        <w:t>والتي لا أهمية لها</w:t>
-      </w:r>
-      <w:r>
-        <w:rPr>
-          <w:rFonts w:hint="cs"/>
-          <w:sz w:val="44"/>
-          <w:szCs w:val="44"/>
-          <w:rtl/>
-          <w:lang w:bidi="ar-EG"/>
-        </w:rPr>
-        <w:t xml:space="preserve"> والله الذي فيه كل الكفاية لكل أمر المُعلَن في المسيح، </w:t>
-      </w:r>
-      <w:proofErr w:type="spellStart"/>
-      <w:r>
-        <w:rPr>
-          <w:rFonts w:hint="cs"/>
-          <w:sz w:val="44"/>
-          <w:szCs w:val="44"/>
-          <w:rtl/>
-          <w:lang w:bidi="ar-EG"/>
-        </w:rPr>
-        <w:t>سيُضيء</w:t>
-      </w:r>
-      <w:proofErr w:type="spellEnd"/>
-      <w:r>
-        <w:rPr>
-          <w:rFonts w:hint="cs"/>
-          <w:sz w:val="44"/>
-          <w:szCs w:val="44"/>
-          <w:rtl/>
-          <w:lang w:bidi="ar-EG"/>
-        </w:rPr>
-        <w:t xml:space="preserve"> بنوره أمام إيماننا.</w:t>
+        <w:rPr>
+          <w:rtl/>
+          <w:lang w:bidi="ar-SA"/>
+        </w:rPr>
+      </w:pPr>
+      <w:r>
+        <w:rPr>
+          <w:rFonts w:hint="cs"/>
+          <w:rtl/>
+          <w:lang w:bidi="ar-SA"/>
+        </w:rPr>
+        <w:t>أما بطرس فلم يكن مليء بالثقة في محبته للرب فقط، وإنما كان متهورًا</w:t>
+      </w:r>
+      <w:r>
+        <w:rPr>
+          <w:rtl/>
+        </w:rPr>
+        <w:t xml:space="preserve"> </w:t>
+      </w:r>
+      <w:r>
+        <w:rPr>
+          <w:rtl/>
+          <w:lang w:bidi="ar-SA"/>
+        </w:rPr>
+        <w:t xml:space="preserve">أيضًا </w:t>
+      </w:r>
+      <w:r>
+        <w:rPr>
+          <w:rFonts w:hint="cs"/>
+          <w:rtl/>
+          <w:lang w:bidi="ar-SA"/>
+        </w:rPr>
+        <w:t xml:space="preserve"> وإبليس كان يعمل من خلال هذا أيضًا. في كل منهما هو وجد فرصة ومناسَبة لهجومه. ومن الممكن أن يكون لفائدتنا إن انتبهنا للخطوات التي قادت إلى سقوط بطرس. إننا سنرى كم كان فاقد البصيرة في ثقته بحبه للمسيح، لأن كل انحدار كان سيفتح له عيونه لو كانت له أذن للصوت المحذّر.</w:t>
       </w:r>
     </w:p>
     <w:p>
       <w:pPr>
-        <w:bidi/>
-        <w:jc w:val="both"/>
-        <w:rPr>
-          <w:sz w:val="44"/>
-          <w:szCs w:val="44"/>
-          <w:rtl/>
-          <w:lang w:bidi="ar-EG"/>
-        </w:rPr>
-      </w:pPr>
-      <w:r>
-        <w:rPr>
-          <w:sz w:val="44"/>
-          <w:szCs w:val="44"/>
-          <w:rtl/>
-          <w:lang w:bidi="ar-EG"/>
-        </w:rPr>
-        <w:t xml:space="preserve">بِالصَّبْرِ وَالتَّعْزِيَةِ بِمَا فِي الْكُتُبِ </w:t>
-      </w:r>
-      <w:r>
-        <w:rPr>
-          <w:rFonts w:hint="cs"/>
-          <w:sz w:val="44"/>
-          <w:szCs w:val="44"/>
-          <w:rtl/>
-          <w:lang w:bidi="ar-EG"/>
-        </w:rPr>
-        <w:t>"</w:t>
-      </w:r>
-      <w:r>
-        <w:rPr>
-          <w:sz w:val="44"/>
-          <w:szCs w:val="44"/>
-          <w:rtl/>
-          <w:lang w:bidi="ar-EG"/>
-        </w:rPr>
-        <w:t>يَكُونُ لَنَا رَجَاءٌ</w:t>
-      </w:r>
-      <w:r>
-        <w:rPr>
-          <w:rFonts w:hint="cs"/>
-          <w:sz w:val="44"/>
-          <w:szCs w:val="44"/>
-          <w:rtl/>
-          <w:lang w:bidi="ar-EG"/>
-        </w:rPr>
-        <w:t xml:space="preserve">". إننا نصل إلى هذه النقطة بالرغم من العالم المليء بالأوهام، المحيط بنا. </w:t>
-      </w:r>
-      <w:r>
-        <w:rPr>
-          <w:rFonts w:hint="cs"/>
-          <w:sz w:val="44"/>
-          <w:szCs w:val="44"/>
-          <w:rtl/>
-          <w:lang w:bidi="ar-EG"/>
-        </w:rPr>
-        <w:lastRenderedPageBreak/>
-        <w:t>إن تاريخ العالم فعلاً ليس هو إلا خبر لآمالٍ باطلة، وإن نظرنا إلى العالم اليوم، نتساءل، ما هو الأساس الذي يجب أن يكون لأي رجاء كان، إذ أن البشرية تغرق بصورة واضحة في حالة بقدر كبير من الوحشية لم يسبق لوجودها منذ ابتداء العالم.</w:t>
+        <w:pStyle w:val="ListParagraph"/>
+        <w:numPr>
+          <w:ilvl w:val="0"/>
+          <w:numId w:val="1"/>
+        </w:numPr>
+        <w:rPr>
+          <w:lang w:bidi="ar-SA"/>
+        </w:rPr>
+      </w:pPr>
+      <w:r>
+        <w:rPr>
+          <w:rFonts w:hint="cs"/>
+          <w:rtl/>
+          <w:lang w:bidi="ar-SA"/>
+        </w:rPr>
+        <w:t>أول خطوة مُشار إليها في لوقا 22: 46؛ وقارنها بمرقس 14: 37: "</w:t>
+      </w:r>
+      <w:r>
+        <w:rPr>
+          <w:rtl/>
+        </w:rPr>
+        <w:t xml:space="preserve"> </w:t>
+      </w:r>
+      <w:r>
+        <w:rPr>
+          <w:rtl/>
+          <w:lang w:bidi="ar-SA"/>
+        </w:rPr>
+        <w:t>يَا سِمْعَانُ، أَنْتَ نَائِمٌ!</w:t>
+      </w:r>
+      <w:r>
+        <w:rPr>
+          <w:rFonts w:hint="cs"/>
+          <w:rtl/>
+          <w:lang w:bidi="ar-SA"/>
+        </w:rPr>
+        <w:t xml:space="preserve"> </w:t>
+      </w:r>
+      <w:r>
+        <w:rPr>
+          <w:rFonts w:hint="cs"/>
+          <w:rtl/>
+          <w:lang w:bidi="ar-SA"/>
+        </w:rPr>
+        <w:t>" يا لها من كلمات من شفتي يسوع وسط خوفه من الموت وعرقه الدامي! كم كانت مليئة بالمغازي</w:t>
+      </w:r>
+      <w:r>
+        <w:rPr>
+          <w:rFonts w:hint="cs"/>
+          <w:rtl/>
+          <w:lang w:bidi="ar-SA"/>
+        </w:rPr>
+        <w:t>، لكن نُطق بها عبثًا.</w:t>
       </w:r>
     </w:p>
     <w:p>
       <w:pPr>
-        <w:bidi/>
-        <w:jc w:val="both"/>
-        <w:rPr>
-          <w:sz w:val="44"/>
-          <w:szCs w:val="44"/>
-          <w:rtl/>
-          <w:lang w:bidi="ar-EG"/>
-        </w:rPr>
-      </w:pPr>
-      <w:r>
-        <w:rPr>
-          <w:rFonts w:hint="cs"/>
-          <w:sz w:val="44"/>
-          <w:szCs w:val="44"/>
-          <w:rtl/>
-          <w:lang w:bidi="ar-EG"/>
-        </w:rPr>
-        <w:t xml:space="preserve">فقط إنسان الإيمان له أساس لا يتزعزع لرجائه. </w:t>
-      </w:r>
-      <w:r>
-        <w:rPr>
-          <w:rFonts w:hint="cs"/>
-          <w:sz w:val="44"/>
-          <w:szCs w:val="44"/>
-          <w:rtl/>
-          <w:lang w:bidi="ar-EG"/>
-        </w:rPr>
-        <w:t>ف</w:t>
-      </w:r>
-      <w:r>
-        <w:rPr>
-          <w:rFonts w:hint="cs"/>
-          <w:sz w:val="44"/>
-          <w:szCs w:val="44"/>
-          <w:rtl/>
-          <w:lang w:bidi="ar-EG"/>
-        </w:rPr>
-        <w:t>الله، الذي يعرفه هو "إله الرجاء" (رومية 15: 13)، الذي عرّفه به الروح بواسطة الكتب. وبينما نحن ننتظر مجيء الرب، اكتمال كل آمالنا، دعونا نعطي للكتب والحقائق، التي تفتتحها لنا، مكانًا سائدًا في كل أفكارنا.</w:t>
+        <w:pStyle w:val="ListParagraph"/>
+        <w:numPr>
+          <w:ilvl w:val="0"/>
+          <w:numId w:val="1"/>
+        </w:numPr>
+        <w:rPr>
+          <w:lang w:bidi="ar-SA"/>
+        </w:rPr>
+      </w:pPr>
+      <w:r>
+        <w:rPr>
+          <w:rFonts w:hint="cs"/>
+          <w:rtl/>
+          <w:lang w:bidi="ar-SA"/>
+        </w:rPr>
+        <w:t>الخطوة التالية نجدها في لوقا 22: 54: "</w:t>
+      </w:r>
+      <w:r>
+        <w:rPr>
+          <w:rtl/>
+        </w:rPr>
+        <w:t xml:space="preserve"> </w:t>
+      </w:r>
+      <w:r>
+        <w:rPr>
+          <w:rtl/>
+          <w:lang w:bidi="ar-SA"/>
+        </w:rPr>
+        <w:t>وَأَمَّا بُطْرُسُ فَتَبِعَهُ مِنْ بَعِيدٍ.</w:t>
+      </w:r>
+      <w:r>
+        <w:rPr>
+          <w:rFonts w:hint="cs"/>
+          <w:rtl/>
+          <w:lang w:bidi="ar-SA"/>
+        </w:rPr>
+        <w:t>" من بعدما أن نام في وقت صراع معلمه، ترك الرب بهروبه مع باقي التلاميذ، ونحن نجده الآن يتبعه "من بعيد". هل هذه قوة حبه المشهورة، التي وعدت الرب بأنها ستتبعه إلى السجن والموت؟ كم كلمة الله تكشفنا!</w:t>
       </w:r>
     </w:p>
     <w:p>
       <w:pPr>
-        <w:bidi/>
-        <w:jc w:val="both"/>
-        <w:rPr>
-          <w:rFonts w:hint="cs"/>
-          <w:sz w:val="44"/>
-          <w:szCs w:val="44"/>
-          <w:rtl/>
-          <w:lang w:bidi="ar-EG"/>
-        </w:rPr>
-      </w:pPr>
+        <w:pStyle w:val="ListParagraph"/>
+        <w:numPr>
+          <w:ilvl w:val="0"/>
+          <w:numId w:val="1"/>
+        </w:numPr>
+        <w:rPr>
+          <w:lang w:bidi="ar-SA"/>
+        </w:rPr>
+      </w:pPr>
+      <w:r>
+        <w:rPr>
+          <w:rFonts w:hint="cs"/>
+          <w:rtl/>
+          <w:lang w:bidi="ar-SA"/>
+        </w:rPr>
+        <w:t>من ثم نحن نقرأ كيف كان بطرس جالسًا عند النار بين الأعداء: "</w:t>
+      </w:r>
+      <w:r>
+        <w:rPr>
+          <w:rtl/>
+        </w:rPr>
+        <w:t xml:space="preserve"> </w:t>
+      </w:r>
+      <w:r>
+        <w:rPr>
+          <w:rtl/>
+          <w:lang w:bidi="ar-SA"/>
+        </w:rPr>
+        <w:t xml:space="preserve">وَلَمَّا أَضْرَمُوا نَارًا فِي وَسْطِ الدَّارِ وَجَلَسُوا مَعًا، جَلَسَ بُطْرُسُ بَيْنَهُمْ. </w:t>
+      </w:r>
+      <w:r>
+        <w:rPr>
+          <w:rFonts w:hint="cs"/>
+          <w:rtl/>
+          <w:lang w:bidi="ar-SA"/>
+        </w:rPr>
+        <w:t>" (لوقا 22: 55). بطرس موجود "بعيد" عن مكان معلمه ويستدفئ "بين الذين" أبغضوه ورفضوه، أليس هذا للأسف هو حال الكثير من المؤمنين في أيامنا؟</w:t>
+      </w:r>
+    </w:p>
+    <w:p>
+      <w:pPr>
+        <w:rPr>
+          <w:rtl/>
+          <w:lang w:bidi="ar-SA"/>
+        </w:rPr>
+      </w:pPr>
+      <w:r>
+        <w:rPr>
+          <w:rFonts w:hint="cs"/>
+          <w:rtl/>
+          <w:lang w:bidi="ar-SA"/>
+        </w:rPr>
+        <w:t xml:space="preserve">بالارتباط بهذا الأمر أود بأن أضع فكرة أخرى جدية على قلوب وضمائر قرائي: </w:t>
+      </w:r>
+      <w:r>
+        <w:rPr>
+          <w:rFonts w:hint="cs"/>
+          <w:rtl/>
+          <w:lang w:bidi="ar-SA"/>
+        </w:rPr>
+        <w:t xml:space="preserve">كم هذا الموقف يعرّفنا بسرعة بما هو العالم. الأفكار، العادات، لغة هذا العالم سريعًا ما تصبح لنا طبيعية ومألوفة؛ فنحن لا نشعر أننا غرباء عنه، وأننا لسنا خارج عناصرنا الحقيقية، وإنما سريعًا ما نعتاد على هذه الأجواء. </w:t>
+      </w:r>
+      <w:r>
+        <w:rPr>
+          <w:rFonts w:hint="cs"/>
+          <w:rtl/>
+          <w:lang w:bidi="ar-SA"/>
+        </w:rPr>
+        <w:t xml:space="preserve">فبمجرد وجودنا في هذا الموقف الخاطئ وعندما يكون نظرنا مبتعدًا عن المسيح، فسيؤدي بنا أمر ليس له أي معنى بأن ننكر الرب تمامًا. مع بطرس كانت مجرد إهانة من جارية، وما قاله رجل وتأكيده على فم آخر ما قد أدّى به إلى إنكاره له تمامًا وبصورة </w:t>
+      </w:r>
+      <w:r>
+        <w:rPr>
+          <w:rFonts w:hint="cs"/>
+          <w:rtl/>
+          <w:lang w:bidi="ar-SA"/>
+        </w:rPr>
+        <w:t>متكررة</w:t>
+      </w:r>
+      <w:r>
+        <w:rPr>
+          <w:rFonts w:hint="cs"/>
+          <w:rtl/>
+          <w:lang w:bidi="ar-SA"/>
+        </w:rPr>
+        <w:t>: "</w:t>
+      </w:r>
+      <w:r>
+        <w:rPr>
+          <w:rtl/>
+          <w:lang w:bidi="ar-SA"/>
+        </w:rPr>
+        <w:t>«يَا إِنْسَانُ، لَسْتُ أَعْرِفُ مَا تَقُولُ!»</w:t>
+      </w:r>
+      <w:r>
+        <w:rPr>
+          <w:rFonts w:hint="cs"/>
+          <w:rtl/>
+          <w:lang w:bidi="ar-SA"/>
+        </w:rPr>
+        <w:t>" وعندها حدثت الإشارة التي تنبأ عنها الرب: "</w:t>
+      </w:r>
+      <w:r>
+        <w:rPr>
+          <w:rtl/>
+          <w:lang w:bidi="ar-SA"/>
+        </w:rPr>
+        <w:t>وَفِي الْحَالِ بَيْنَمَا هُوَ يَتَكَلَّمُ صَاحَ الدِّيكُ.</w:t>
+      </w:r>
+      <w:r>
+        <w:rPr>
+          <w:rFonts w:hint="cs"/>
+          <w:rtl/>
+          <w:lang w:bidi="ar-SA"/>
+        </w:rPr>
+        <w:t xml:space="preserve">" (لوقا 22: 60). وهذا أيقظ أخيرًا ضميره في أن بطرس تذكّر "كلام الرب". إن ثقته في حبه ليسوع أعمت بطرس حتى أن كلام الرب الذي حذره من قدوم العاصفة، ليس أنه تجاهله فقط، بل وأيضًا ناقضه. لكن كم محبة المسيح كانت تعرف كيف تؤثّر بهذا الكلام من جديد على ضميره. كم من مرة ننسى تحذيرات الرب إلى أن يعود ويؤنب ضميرنا </w:t>
+      </w:r>
+      <w:r>
+        <w:rPr>
+          <w:rtl/>
+          <w:lang w:bidi="ar-SA"/>
+        </w:rPr>
+        <w:t>–</w:t>
+      </w:r>
+      <w:r>
+        <w:rPr>
+          <w:rFonts w:hint="cs"/>
+          <w:rtl/>
+          <w:lang w:bidi="ar-SA"/>
+        </w:rPr>
+        <w:t xml:space="preserve"> ربما بوسيلة بسيطة كالتي هنا -.</w:t>
+      </w:r>
+    </w:p>
+    <w:p>
+      <w:pPr>
+        <w:rPr>
+          <w:rtl/>
+          <w:lang w:bidi="ar-SA"/>
+        </w:rPr>
+      </w:pPr>
+      <w:r>
+        <w:rPr>
+          <w:rFonts w:hint="cs"/>
+          <w:rtl/>
+          <w:lang w:bidi="ar-SA"/>
+        </w:rPr>
+        <w:t xml:space="preserve">إلا أنه لدينا هنا عبارة أخرى عن اهتمام يسوع الشديد والرقيق بتلميذه المسكين </w:t>
+      </w:r>
+      <w:r>
+        <w:rPr>
+          <w:rtl/>
+          <w:lang w:bidi="ar-SA"/>
+        </w:rPr>
+        <w:t>–</w:t>
+      </w:r>
+      <w:r>
+        <w:rPr>
+          <w:rFonts w:hint="cs"/>
+          <w:rtl/>
+          <w:lang w:bidi="ar-SA"/>
+        </w:rPr>
+        <w:t xml:space="preserve"> نظرة الرب: "</w:t>
+      </w:r>
+      <w:r>
+        <w:rPr>
+          <w:rtl/>
+          <w:lang w:bidi="ar-SA"/>
+        </w:rPr>
+        <w:t xml:space="preserve"> فَالْتَفَتَ الرَّبُّ وَنَظَرَ إِلَى بُطْرُسَ</w:t>
+      </w:r>
+      <w:r>
+        <w:rPr>
+          <w:rFonts w:hint="cs"/>
+          <w:rtl/>
+          <w:lang w:bidi="ar-SA"/>
+        </w:rPr>
+        <w:t xml:space="preserve">" (لوقا 22: 61). </w:t>
+      </w:r>
+      <w:r>
+        <w:rPr>
+          <w:rFonts w:hint="cs"/>
+          <w:rtl/>
+          <w:lang w:bidi="ar-SA"/>
+        </w:rPr>
+        <w:t>ما أقوى</w:t>
+      </w:r>
+      <w:r>
+        <w:rPr>
+          <w:rFonts w:hint="cs"/>
+          <w:rtl/>
+          <w:lang w:bidi="ar-SA"/>
+        </w:rPr>
+        <w:t xml:space="preserve"> هذه المحبة</w:t>
+      </w:r>
+      <w:r>
+        <w:rPr>
+          <w:rFonts w:hint="cs"/>
+          <w:rtl/>
+          <w:lang w:bidi="ar-SA"/>
+        </w:rPr>
+        <w:t xml:space="preserve"> الرائعة التي لا تتغير، التي لا تتخلى عنا أبدًا! من بعد اقترابه في اجتيازه خوف الموت وكهدف لخيانة يهوذا القاسية في أيدي أعدائه الغاشمة، إلا أن الرب لا زال يتذكر تلميذه الذي ضلّ. يا له من عزاء يوجد لنا أيضًا هنا! إن نظرة يسوع هذه كان لها تأثير مضاعف: هي كسرت قلب بطرس، لكنها أعادته ثانية إلى سيده، وإن كان بدموع الندم: "</w:t>
+      </w:r>
+      <w:r>
+        <w:rPr>
+          <w:rtl/>
+          <w:lang w:bidi="ar-SA"/>
+        </w:rPr>
+        <w:t xml:space="preserve"> فَخَرَجَ بُطْرُسُ إِلَى خَارِجٍ وَبَكَى بُكَاءً مُرًّا.</w:t>
+      </w:r>
+      <w:r>
+        <w:rPr>
+          <w:rFonts w:hint="cs"/>
+          <w:rtl/>
+          <w:lang w:bidi="ar-SA"/>
+        </w:rPr>
+        <w:t xml:space="preserve">" (لوقا 22: 62). إن نعمة ورقة هذه النظرة فتحت ينابيع قلبه. إن كلمة الرب التي تذكرها، صحّت ضميره، </w:t>
+      </w:r>
+      <w:r>
+        <w:rPr>
+          <w:rFonts w:hint="cs"/>
+          <w:rtl/>
+          <w:lang w:bidi="ar-SA"/>
+        </w:rPr>
+        <w:t>لكن نظرة الرب فقد أثّرت على قلبه. ففيها كانت تعزية وألم أيضًا، لأن بطرس عاش من هذه النظرة إلى أن عاد ورأى سيده في القيامة. هذا الوجه الذي كان مفسدًا والذي لم يكن لأي إنسان، وهذه النظرة نُقشت في ذاكرته وحفظته إلى ذلك الصباح البديع، حينما قام يسوع منتصرًا وظهر لبطرس أولاً من بين التلاميذ ولوحده (لوقا 24: 34؛ 1. كورنثوس 15: 5).</w:t>
+      </w:r>
+    </w:p>
+    <w:p>
+      <w:pPr>
+        <w:rPr>
+          <w:lang w:bidi="ar-SA"/>
+        </w:rPr>
+      </w:pPr>
+      <w:r>
+        <w:rPr>
+          <w:rFonts w:hint="cs"/>
+          <w:rtl/>
+          <w:lang w:bidi="ar-SA"/>
+        </w:rPr>
+        <w:t>هكذا هي طرق نعمة الرب الرائعة ولطفه الذي لا يتغير من نحونا. يا ليت هذه الثقة به تتعمق في قلوبنا إذ نتخلى عن كل رأي من حبنا المزعوم، لكي نستريح في محبته، الذي لا ينسى خاصته أبدًا ولا يتعب منهم.</w:t>
+      </w:r>
     </w:p>
     <w:sectPr>
-      <w:pgSz w:w="8391" w:h="11906" w:code="11"/>
-      <w:pgMar w:top="720" w:right="720" w:bottom="720" w:left="720" w:header="708" w:footer="708" w:gutter="0"/>
-      <w:cols w:space="708"/>
-      <w:docGrid w:linePitch="381"/>
+      <w:pgSz w:w="12240" w:h="15840"/>
+      <w:pgMar w:top="1440" w:right="1800" w:bottom="1440" w:left="1800" w:header="720" w:footer="720" w:gutter="0"/>
+      <w:cols w:space="720"/>
+      <w:docGrid w:linePitch="360"/>
     </w:sectPr>
   </w:body>
 </w:document>
+</file>
+
+<file path=word/numbering.xml><?xml version="1.0" encoding="utf-8"?>
+<w:numbering xmlns:wpc="http://schemas.microsoft.com/office/word/2010/wordprocessingCanvas" xmlns:cx="http://schemas.microsoft.com/office/drawing/2014/chartex" xmlns:cx1="http://schemas.microsoft.com/office/drawing/2015/9/8/chartex" xmlns:cx2="http://schemas.microsoft.com/office/drawing/2015/10/21/chartex" xmlns:cx3="http://schemas.microsoft.com/office/drawing/2016/5/9/chartex" xmlns:cx4="http://schemas.microsoft.com/office/drawing/2016/5/10/chartex" xmlns:cx5="http://schemas.microsoft.com/office/drawing/2016/5/11/chartex" xmlns:cx6="http://schemas.microsoft.com/office/drawing/2016/5/12/chartex" xmlns:cx7="http://schemas.microsoft.com/office/drawing/2016/5/13/chartex" xmlns:cx8="http://schemas.microsoft.com/office/drawing/2016/5/14/chartex" xmlns:mc="http://schemas.openxmlformats.org/markup-compatibility/2006" xmlns:aink="http://schemas.microsoft.com/office/drawing/2016/ink" xmlns:am3d="http://schemas.microsoft.com/office/drawing/2017/model3d" xmlns:o="urn:schemas-microsoft-com:office:office" xmlns:oel="http://schemas.microsoft.com/office/2019/extlst" xmlns:r="http://schemas.openxmlformats.org/officeDocument/2006/relationships" xmlns:m="http://schemas.openxmlformats.org/officeDocument/2006/math" xmlns:v="urn:schemas-microsoft-com:vml" xmlns:wp14="http://schemas.microsoft.com/office/word/2010/wordprocessingDrawing" xmlns:wp="http://schemas.openxmlformats.org/drawingml/2006/wordprocessingDrawing" xmlns:w10="urn:schemas-microsoft-com:office:word" xmlns:w="http://schemas.openxmlformats.org/wordprocessingml/2006/main" xmlns:w14="http://schemas.microsoft.com/office/word/2010/wordml" xmlns:w15="http://schemas.microsoft.com/office/word/2012/wordml" xmlns:w16cex="http://schemas.microsoft.com/office/word/2018/wordml/cex" xmlns:w16cid="http://schemas.microsoft.com/office/word/2016/wordml/cid" xmlns:w16="http://schemas.microsoft.com/office/word/2018/wordml" xmlns:w16sdtdh="http://schemas.microsoft.com/office/word/2020/wordml/sdtdatahash" xmlns:w16se="http://schemas.microsoft.com/office/word/2015/wordml/symex" xmlns:wpg="http://schemas.microsoft.com/office/word/2010/wordprocessingGroup" xmlns:wpi="http://schemas.microsoft.com/office/word/2010/wordprocessingInk" xmlns:wne="http://schemas.microsoft.com/office/word/2006/wordml" xmlns:wps="http://schemas.microsoft.com/office/word/2010/wordprocessingShape" mc:Ignorable="w14 w15 w16se w16cid w16 w16cex w16sdtdh wp14">
+  <w:abstractNum w:abstractNumId="0" w15:restartNumberingAfterBreak="0">
+    <w:nsid w:val="01012ED9"/>
+    <w:multiLevelType w:val="hybridMultilevel"/>
+    <w:tmpl w:val="4BA8E27A"/>
+    <w:lvl w:ilvl="0" w:tplc="0409000F">
+      <w:start w:val="1"/>
+      <w:numFmt w:val="decimal"/>
+      <w:lvlText w:val="%1."/>
+      <w:lvlJc w:val="left"/>
+      <w:pPr>
+        <w:ind w:left="720" w:hanging="360"/>
+      </w:pPr>
+      <w:rPr>
+        <w:rFonts w:hint="default"/>
+      </w:rPr>
+    </w:lvl>
+    <w:lvl w:ilvl="1" w:tplc="04090019" w:tentative="1">
+      <w:start w:val="1"/>
+      <w:numFmt w:val="lowerLetter"/>
+      <w:lvlText w:val="%2."/>
+      <w:lvlJc w:val="left"/>
+      <w:pPr>
+        <w:ind w:left="1440" w:hanging="360"/>
+      </w:pPr>
+    </w:lvl>
+    <w:lvl w:ilvl="2" w:tplc="0409001B" w:tentative="1">
+      <w:start w:val="1"/>
+      <w:numFmt w:val="lowerRoman"/>
+      <w:lvlText w:val="%3."/>
+      <w:lvlJc w:val="right"/>
+      <w:pPr>
+        <w:ind w:left="2160" w:hanging="180"/>
+      </w:pPr>
+    </w:lvl>
+    <w:lvl w:ilvl="3" w:tplc="0409000F" w:tentative="1">
+      <w:start w:val="1"/>
+      <w:numFmt w:val="decimal"/>
+      <w:lvlText w:val="%4."/>
+      <w:lvlJc w:val="left"/>
+      <w:pPr>
+        <w:ind w:left="2880" w:hanging="360"/>
+      </w:pPr>
+    </w:lvl>
+    <w:lvl w:ilvl="4" w:tplc="04090019" w:tentative="1">
+      <w:start w:val="1"/>
+      <w:numFmt w:val="lowerLetter"/>
+      <w:lvlText w:val="%5."/>
+      <w:lvlJc w:val="left"/>
+      <w:pPr>
+        <w:ind w:left="3600" w:hanging="360"/>
+      </w:pPr>
+    </w:lvl>
+    <w:lvl w:ilvl="5" w:tplc="0409001B" w:tentative="1">
+      <w:start w:val="1"/>
+      <w:numFmt w:val="lowerRoman"/>
+      <w:lvlText w:val="%6."/>
+      <w:lvlJc w:val="right"/>
+      <w:pPr>
+        <w:ind w:left="4320" w:hanging="180"/>
+      </w:pPr>
+    </w:lvl>
+    <w:lvl w:ilvl="6" w:tplc="0409000F" w:tentative="1">
+      <w:start w:val="1"/>
+      <w:numFmt w:val="decimal"/>
+      <w:lvlText w:val="%7."/>
+      <w:lvlJc w:val="left"/>
+      <w:pPr>
+        <w:ind w:left="5040" w:hanging="360"/>
+      </w:pPr>
+    </w:lvl>
+    <w:lvl w:ilvl="7" w:tplc="04090019" w:tentative="1">
+      <w:start w:val="1"/>
+      <w:numFmt w:val="lowerLetter"/>
+      <w:lvlText w:val="%8."/>
+      <w:lvlJc w:val="left"/>
+      <w:pPr>
+        <w:ind w:left="5760" w:hanging="360"/>
+      </w:pPr>
+    </w:lvl>
+    <w:lvl w:ilvl="8" w:tplc="0409001B" w:tentative="1">
+      <w:start w:val="1"/>
+      <w:numFmt w:val="lowerRoman"/>
+      <w:lvlText w:val="%9."/>
+      <w:lvlJc w:val="right"/>
+      <w:pPr>
+        <w:ind w:left="6480" w:hanging="180"/>
+      </w:pPr>
+    </w:lvl>
+  </w:abstractNum>
+  <w:num w:numId="1" w16cid:durableId="499194785">
+    <w:abstractNumId w:val="0"/>
+  </w:num>
+</w:numbering>
 </file>
 
 <file path=word/styles.xml><?xml version="1.0" encoding="utf-8"?>
@@ -781,12 +780,14 @@
         <w:rFonts w:ascii="Sakkal Majalla" w:eastAsiaTheme="minorHAnsi" w:hAnsi="Sakkal Majalla" w:cs="Sakkal Majalla"/>
         <w:sz w:val="28"/>
         <w:szCs w:val="28"/>
-        <w:lang w:val="en-IL" w:eastAsia="en-US" w:bidi="ar-SA"/>
+        <w:lang w:val="en-US" w:eastAsia="en-US" w:bidi="he-IL"/>
       </w:rPr>
     </w:rPrDefault>
     <w:pPrDefault>
       <w:pPr>
+        <w:bidi/>
         <w:spacing w:after="160" w:line="259" w:lineRule="auto"/>
+        <w:jc w:val="both"/>
       </w:pPr>
     </w:pPrDefault>
   </w:docDefaults>
@@ -1171,6 +1172,10 @@
   <w:style w:type="paragraph" w:default="1" w:styleId="Normal">
     <w:name w:val="Normal"/>
     <w:qFormat/>
+    <w:rPr>
+      <w:noProof/>
+      <w:lang w:bidi="ar-EG"/>
+    </w:rPr>
   </w:style>
   <w:style w:type="character" w:default="1" w:styleId="DefaultParagraphFont">
     <w:name w:val="Default Paragraph Font"/>
@@ -1204,7 +1209,7 @@
     <w:basedOn w:val="DefaultParagraphFont"/>
     <w:uiPriority w:val="99"/>
     <w:unhideWhenUsed/>
-    <w:rsid w:val="00601DEE"/>
+    <w:rsid w:val="00BD62C8"/>
     <w:rPr>
       <w:color w:val="0563C1" w:themeColor="hyperlink"/>
       <w:u w:val="single"/>
@@ -1216,17 +1221,40 @@
     <w:uiPriority w:val="99"/>
     <w:semiHidden/>
     <w:unhideWhenUsed/>
-    <w:rsid w:val="00601DEE"/>
+    <w:rsid w:val="00BD62C8"/>
     <w:rPr>
       <w:color w:val="605E5C"/>
       <w:shd w:val="clear" w:color="auto" w:fill="E1DFDD"/>
     </w:rPr>
   </w:style>
+  <w:style w:type="character" w:styleId="FollowedHyperlink">
+    <w:name w:val="FollowedHyperlink"/>
+    <w:basedOn w:val="DefaultParagraphFont"/>
+    <w:uiPriority w:val="99"/>
+    <w:semiHidden/>
+    <w:unhideWhenUsed/>
+    <w:rsid w:val="0043717F"/>
+    <w:rPr>
+      <w:color w:val="954F72" w:themeColor="followedHyperlink"/>
+      <w:u w:val="single"/>
+    </w:rPr>
+  </w:style>
+  <w:style w:type="paragraph" w:styleId="ListParagraph">
+    <w:name w:val="List Paragraph"/>
+    <w:basedOn w:val="Normal"/>
+    <w:uiPriority w:val="34"/>
+    <w:qFormat/>
+    <w:rsid w:val="00AF64ED"/>
+    <w:pPr>
+      <w:ind w:left="720"/>
+      <w:contextualSpacing/>
+    </w:pPr>
+  </w:style>
 </w:styles>
 </file>
 
 <file path=word/theme/theme1.xml><?xml version="1.0" encoding="utf-8"?>
-<a:theme xmlns:a="http://schemas.openxmlformats.org/drawingml/2006/main" name="ערכת נושא Office">
+<a:theme xmlns:a="http://schemas.openxmlformats.org/drawingml/2006/main" name="Office Theme">
   <a:themeElements>
     <a:clrScheme name="Office">
       <a:dk1>

--- a/docs/downloads/منوعات/تم/doc_0711.docx
+++ b/docs/downloads/منوعات/تم/doc_0711.docx
@@ -1,196 +1,119 @@
 
 <file path=word/document.xml><?xml version="1.0" encoding="utf-8"?>
-<w:document xmlns:wpc="http://schemas.microsoft.com/office/word/2010/wordprocessingCanvas" xmlns:cx="http://schemas.microsoft.com/office/drawing/2014/chartex" xmlns:cx1="http://schemas.microsoft.com/office/drawing/2015/9/8/chartex" xmlns:cx2="http://schemas.microsoft.com/office/drawing/2015/10/21/chartex" xmlns:cx3="http://schemas.microsoft.com/office/drawing/2016/5/9/chartex" xmlns:cx4="http://schemas.microsoft.com/office/drawing/2016/5/10/chartex" xmlns:cx5="http://schemas.microsoft.com/office/drawing/2016/5/11/chartex" xmlns:cx6="http://schemas.microsoft.com/office/drawing/2016/5/12/chartex" xmlns:cx7="http://schemas.microsoft.com/office/drawing/2016/5/13/chartex" xmlns:cx8="http://schemas.microsoft.com/office/drawing/2016/5/14/chartex" xmlns:mc="http://schemas.openxmlformats.org/markup-compatibility/2006" xmlns:aink="http://schemas.microsoft.com/office/drawing/2016/ink" xmlns:am3d="http://schemas.microsoft.com/office/drawing/2017/model3d" xmlns:o="urn:schemas-microsoft-com:office:office" xmlns:oel="http://schemas.microsoft.com/office/2019/extlst" xmlns:r="http://schemas.openxmlformats.org/officeDocument/2006/relationships" xmlns:m="http://schemas.openxmlformats.org/officeDocument/2006/math" xmlns:v="urn:schemas-microsoft-com:vml" xmlns:wp14="http://schemas.microsoft.com/office/word/2010/wordprocessingDrawing" xmlns:wp="http://schemas.openxmlformats.org/drawingml/2006/wordprocessingDrawing" xmlns:w10="urn:schemas-microsoft-com:office:word" xmlns:w="http://schemas.openxmlformats.org/wordprocessingml/2006/main" xmlns:w14="http://schemas.microsoft.com/office/word/2010/wordml" xmlns:w15="http://schemas.microsoft.com/office/word/2012/wordml" xmlns:w16cex="http://schemas.microsoft.com/office/word/2018/wordml/cex" xmlns:w16cid="http://schemas.microsoft.com/office/word/2016/wordml/cid" xmlns:w16="http://schemas.microsoft.com/office/word/2018/wordml" xmlns:w16sdtdh="http://schemas.microsoft.com/office/word/2020/wordml/sdtdatahash" xmlns:w16se="http://schemas.microsoft.com/office/word/2015/wordml/symex" xmlns:wpg="http://schemas.microsoft.com/office/word/2010/wordprocessingGroup" xmlns:wpi="http://schemas.microsoft.com/office/word/2010/wordprocessingInk" xmlns:wne="http://schemas.microsoft.com/office/word/2006/wordml" xmlns:wps="http://schemas.microsoft.com/office/word/2010/wordprocessingShape" mc:Ignorable="w14 w15 w16se w16cid w16 w16cex w16sdtdh wp14">
+<w:document xmlns:wpc="http://schemas.microsoft.com/office/word/2010/wordprocessingCanvas" xmlns:cx="http://schemas.microsoft.com/office/drawing/2014/chartex" xmlns:cx1="http://schemas.microsoft.com/office/drawing/2015/9/8/chartex" xmlns:cx2="http://schemas.microsoft.com/office/drawing/2015/10/21/chartex" xmlns:cx3="http://schemas.microsoft.com/office/drawing/2016/5/9/chartex" xmlns:cx4="http://schemas.microsoft.com/office/drawing/2016/5/10/chartex" xmlns:cx5="http://schemas.microsoft.com/office/drawing/2016/5/11/chartex" xmlns:cx6="http://schemas.microsoft.com/office/drawing/2016/5/12/chartex" xmlns:cx7="http://schemas.microsoft.com/office/drawing/2016/5/13/chartex" xmlns:cx8="http://schemas.microsoft.com/office/drawing/2016/5/14/chartex" xmlns:mc="http://schemas.openxmlformats.org/markup-compatibility/2006" xmlns:aink="http://schemas.microsoft.com/office/drawing/2016/ink" xmlns:am3d="http://schemas.microsoft.com/office/drawing/2017/model3d" xmlns:o="urn:schemas-microsoft-com:office:office" xmlns:r="http://schemas.openxmlformats.org/officeDocument/2006/relationships" xmlns:m="http://schemas.openxmlformats.org/officeDocument/2006/math" xmlns:v="urn:schemas-microsoft-com:vml" xmlns:wp14="http://schemas.microsoft.com/office/word/2010/wordprocessingDrawing" xmlns:wp="http://schemas.openxmlformats.org/drawingml/2006/wordprocessingDrawing" xmlns:w10="urn:schemas-microsoft-com:office:word" xmlns:w="http://schemas.openxmlformats.org/wordprocessingml/2006/main" xmlns:w14="http://schemas.microsoft.com/office/word/2010/wordml" xmlns:w15="http://schemas.microsoft.com/office/word/2012/wordml" xmlns:w16cid="http://schemas.microsoft.com/office/word/2016/wordml/cid" xmlns:w16se="http://schemas.microsoft.com/office/word/2015/wordml/symex" xmlns:wpg="http://schemas.microsoft.com/office/word/2010/wordprocessingGroup" xmlns:wpi="http://schemas.microsoft.com/office/word/2010/wordprocessingInk" xmlns:wne="http://schemas.microsoft.com/office/word/2006/wordml" xmlns:wps="http://schemas.microsoft.com/office/word/2010/wordprocessingShape" mc:Ignorable="w14 w15 w16se w16cid wp14">
   <w:body>
     <w:p>
       <w:pPr>
-        <w:rPr>
-          <w:rtl/>
-          <w:lang w:bidi="ar-SA"/>
-        </w:rPr>
-      </w:pPr>
-      <w:hyperlink r:id="rId5" w:history="1">
+        <w:jc w:val="center"/>
+        <w:rPr>
+          <w:rtl/>
+          <w:lang w:bidi="ar-AE"/>
+        </w:rPr>
+      </w:pPr>
+      <w:hyperlink r:id="rId5" w:anchor="search-hit-0" w:history="1">
         <w:r>
           <w:rPr>
             <w:rStyle w:val="Hyperlink"/>
             <w:rFonts w:hint="cs"/>
             <w:rtl/>
-            <w:lang w:bidi="ar-SA"/>
+            <w:lang w:bidi="ar-AE"/>
           </w:rPr>
-          <w:t>بطرس ونظرة الرب</w:t>
+          <w:t>بأن نلائم موقفنا</w:t>
         </w:r>
       </w:hyperlink>
     </w:p>
     <w:p>
       <w:pPr>
-        <w:rPr>
-          <w:rtl/>
-          <w:lang w:bidi="ar-SA"/>
-        </w:rPr>
-      </w:pPr>
-      <w:r>
-        <w:rPr>
-          <w:rFonts w:hint="cs"/>
-          <w:rtl/>
-          <w:lang w:bidi="ar-SA"/>
-        </w:rPr>
-        <w:t>لوقا 22: 61، 62</w:t>
-      </w:r>
-    </w:p>
-    <w:p>
-      <w:pPr>
-        <w:bidi w:val="0"/>
-        <w:rPr>
-          <w:lang w:bidi="ar-SA"/>
-        </w:rPr>
-      </w:pPr>
-      <w:r>
-        <w:rPr>
-          <w:lang w:bidi="ar-SA"/>
-        </w:rPr>
-        <w:t>Walter Thomas Turpin</w:t>
-      </w:r>
-    </w:p>
-    <w:p>
-      <w:pPr>
-        <w:rPr>
-          <w:rtl/>
-          <w:lang w:bidi="ar-SA"/>
-        </w:rPr>
-      </w:pPr>
-      <w:r>
-        <w:rPr>
-          <w:rFonts w:hint="cs"/>
-          <w:rtl/>
-          <w:lang w:bidi="ar-SA"/>
+        <w:jc w:val="both"/>
+        <w:rPr>
+          <w:rtl/>
+          <w:lang w:bidi="ar-AE"/>
+        </w:rPr>
+      </w:pPr>
+      <w:r>
+        <w:rPr>
+          <w:lang w:bidi="ar-AE"/>
+        </w:rPr>
+        <w:t>Elmo Clair Hadley</w:t>
+      </w:r>
+    </w:p>
+    <w:p>
+      <w:pPr>
+        <w:jc w:val="both"/>
+        <w:rPr>
+          <w:rtl/>
+          <w:lang w:bidi="ar-AE"/>
+        </w:rPr>
+      </w:pPr>
+      <w:r>
+        <w:rPr>
+          <w:rFonts w:hint="cs"/>
+          <w:rtl/>
+          <w:lang w:bidi="ar-AE"/>
         </w:rPr>
         <w:t>"</w:t>
       </w:r>
       <w:r>
         <w:rPr>
           <w:rtl/>
-          <w:lang w:bidi="ar-SA"/>
-        </w:rPr>
-        <w:t xml:space="preserve"> فَقَالَ بُطْرُسُ:«يَا إِنْسَانُ، لَسْتُ أَعْرِفُ مَا تَقُولُ!». وَفِي الْحَالِ بَيْنَمَا هُوَ يَتَكَلَّمُ صَاحَ الدِّيكُ. </w:t>
-      </w:r>
-    </w:p>
-    <w:p>
-      <w:pPr>
-        <w:rPr>
-          <w:rtl/>
-          <w:lang w:bidi="ar-SA"/>
-        </w:rPr>
-      </w:pPr>
-      <w:r>
-        <w:rPr>
-          <w:rtl/>
-          <w:lang w:bidi="ar-SA"/>
-        </w:rPr>
-        <w:t>(22:61) فَالْتَفَتَ الرَّبُّ وَنَظَرَ إِلَى بُطْرُسَ، فَتَذَكَّرَ بُطْرُسُ كَلاَمَ الرَّبِّ، كَيْفَ قَالَ لَهُ:«إِنَّكَ قَبْلَ أَنْ يَصِيحَ الدِّيكُ تُنْكِرُنِي ثَلاَثَ مَرَّاتٍ».</w:t>
-      </w:r>
-      <w:r>
-        <w:rPr>
-          <w:rFonts w:hint="cs"/>
-          <w:rtl/>
-          <w:lang w:bidi="ar-SA"/>
-        </w:rPr>
-        <w:t xml:space="preserve"> "</w:t>
-      </w:r>
-    </w:p>
-    <w:p>
-      <w:pPr>
-        <w:rPr>
-          <w:rtl/>
-          <w:lang w:bidi="ar-SA"/>
-        </w:rPr>
-      </w:pPr>
-      <w:r>
-        <w:rPr>
-          <w:rFonts w:hint="cs"/>
-          <w:rtl/>
-          <w:lang w:bidi="ar-SA"/>
-        </w:rPr>
-        <w:t>في هذا الجزء الجاد والمؤثر من قصة بطرس نجد</w:t>
-      </w:r>
-      <w:r>
-        <w:rPr>
-          <w:rFonts w:hint="cs"/>
-          <w:rtl/>
-          <w:lang w:bidi="ar-SA"/>
-        </w:rPr>
-        <w:t xml:space="preserve"> كيف</w:t>
-      </w:r>
-      <w:r>
-        <w:rPr>
-          <w:rFonts w:hint="cs"/>
-          <w:rtl/>
-          <w:lang w:bidi="ar-SA"/>
-        </w:rPr>
-        <w:t xml:space="preserve"> أثّر الرب على قلب بطرس وضميره، لأن عمله في كل تجديد حقيقي هو في هذين المجالين. إنه من المبارَك بأن </w:t>
-      </w:r>
-      <w:r>
-        <w:rPr>
-          <w:rFonts w:hint="cs"/>
-          <w:rtl/>
-          <w:lang w:bidi="ar-SA"/>
-        </w:rPr>
-        <w:t>ننتبه</w:t>
-      </w:r>
-      <w:r>
-        <w:rPr>
-          <w:rFonts w:hint="cs"/>
-          <w:rtl/>
-          <w:lang w:bidi="ar-SA"/>
+          <w:lang w:bidi="ar-AE"/>
+        </w:rPr>
+        <w:t>فَإِنِّي قَدْ تَعَلَّمْتُ أَنْ أَكُونَ مُكْتَفِيًا بِمَا أَنَا فِيهِ.</w:t>
+      </w:r>
+      <w:r>
+        <w:rPr>
+          <w:rFonts w:hint="cs"/>
+          <w:rtl/>
+          <w:lang w:bidi="ar-AE"/>
+        </w:rPr>
+        <w:t>"</w:t>
+      </w:r>
+      <w:r>
+        <w:rPr>
+          <w:rtl/>
         </w:rPr>
         <w:t xml:space="preserve"> </w:t>
       </w:r>
       <w:r>
         <w:rPr>
-          <w:rFonts w:hint="cs"/>
-          <w:rtl/>
-          <w:lang w:bidi="ar-SA"/>
-        </w:rPr>
-        <w:t xml:space="preserve">بعناية إلى </w:t>
-      </w:r>
-      <w:r>
-        <w:rPr>
-          <w:rFonts w:hint="cs"/>
-          <w:rtl/>
-          <w:lang w:bidi="ar-SA"/>
-        </w:rPr>
-        <w:t>طرقه الكاملة ونعمته مع خاصته</w:t>
-      </w:r>
-      <w:r>
-        <w:rPr>
-          <w:rFonts w:hint="cs"/>
-          <w:rtl/>
-          <w:lang w:bidi="ar-SA"/>
-        </w:rPr>
-        <w:t>. إن أصل سقوط بطرس كانت ثقته بنفسه، لكن من أي نوع كانت هذه الثقة بالنفس؟ أنا لا أعتقد، بأنه بحسب الرأي السائد عمومًا في نفسه، والذي للأسف كثيرًا ما نجده بين المؤمنين وحتى بين خدام الرب. فثقته بنفسه كانت من نوع آخر أكثر خداعًا. إن الرب فعلاً كان قد اكتسب مودة بطرس، حتى أن بطرس أحب فعلاً وحقًا سيده، حتى وإن ربما كان بصورة طبيعية. ففي ذلك يكمن أكثر جوانب سقوطه جدية: هو أنكر أكثر إنسان تعلّق قلبه فيه. يا لها من صورة للإنسان، نعم ولن أقول: يا لها من صورة لنا نحن جميعنا؟</w:t>
-      </w:r>
-    </w:p>
-    <w:p>
-      <w:pPr>
-        <w:rPr>
-          <w:rtl/>
-          <w:lang w:bidi="ar-SA"/>
-        </w:rPr>
-      </w:pPr>
-      <w:r>
-        <w:rPr>
-          <w:rFonts w:hint="cs"/>
-          <w:rtl/>
-          <w:lang w:bidi="ar-SA"/>
-        </w:rPr>
-        <w:t>إن أصل إنكار المسيح على يد بطرس كانت ثقته التي كانت في محبته</w:t>
-      </w:r>
-      <w:r>
-        <w:rPr>
-          <w:rFonts w:hint="cs"/>
-          <w:rtl/>
-          <w:lang w:bidi="ar-SA"/>
-        </w:rPr>
-        <w:t xml:space="preserve"> للرب. إن هذا يتضح من تصرف الرب في يوحنا 21، حينما جدّد بطرس تمامًا. "</w:t>
+          <w:rtl/>
+          <w:lang w:bidi="ar-AE"/>
+        </w:rPr>
+        <w:t>(فيلبي 4: 11)</w:t>
+      </w:r>
+    </w:p>
+    <w:p>
+      <w:pPr>
+        <w:jc w:val="both"/>
+        <w:rPr>
+          <w:rtl/>
+          <w:lang w:bidi="ar-AE"/>
+        </w:rPr>
+      </w:pPr>
+      <w:r>
+        <w:rPr>
+          <w:rFonts w:hint="cs"/>
+          <w:rtl/>
+          <w:lang w:bidi="ar-AE"/>
+        </w:rPr>
+        <w:t>إنها ليست الظروف التي تجعلنا سعداء أو تعساء، وإنما موقفنا من نحوها. إننا دائمًا ما نجتهد بأن نتحكم بظروفنا، ونحن بوسعنا ذلك إلى حد ما. لكن الكثير من الظروف هي خارج عن حدود سيطرتنا. إننا نميل بأن لا نكون راضين وحتى بأن نكون متذمرين إن لم تسِر الأمور بحسب رغبتنا. رد فعلنا يكون كالأولاد، نبكي، نعبس أو نُصاب بالذعر إن لم يكن بوسعنا الحصول على ما نريده.</w:t>
+      </w:r>
+    </w:p>
+    <w:p>
+      <w:pPr>
+        <w:jc w:val="both"/>
+        <w:rPr>
+          <w:rtl/>
+          <w:lang w:bidi="ar-AE"/>
+        </w:rPr>
+      </w:pPr>
+      <w:r>
+        <w:rPr>
+          <w:rFonts w:hint="cs"/>
+          <w:rtl/>
+          <w:lang w:bidi="ar-AE"/>
+        </w:rPr>
+        <w:t>من الجانب الآخر هنالك مَن لهم القدرة بأن يحّولوا ما لا يتغيّر إلى ما هو أفضل بملائمة أنفسهم مع الظروف. بولس يقول: "</w:t>
       </w:r>
       <w:r>
         <w:rPr>
@@ -201,128 +124,74 @@
       <w:r>
         <w:rPr>
           <w:rtl/>
-          <w:lang w:bidi="ar-SA"/>
-        </w:rPr>
-        <w:t>«يَا سِمْعَانُ بْنَ يُونَا، أَتُحِبُّنِي أَكْثَرَ مِنْ هؤُلاَءِ؟»</w:t>
-      </w:r>
-      <w:r>
-        <w:rPr>
-          <w:rFonts w:hint="cs"/>
-          <w:rtl/>
-          <w:lang w:bidi="ar-SA"/>
-        </w:rPr>
-        <w:t>" هذا السؤال أثّر في أعمق كيان خطيته. لقد قال الرب لتلاميذه قبل ساعة الامتحان، بأن ساعة الغربلة ستأتي، نعم وحتى أنه أخبرهم، بأن الشيطان طلبهم جميعهم،ولكنه صلّى بصورة خاصة من أجل بطرس: "</w:t>
-      </w:r>
-      <w:r>
-        <w:rPr>
-          <w:rtl/>
-        </w:rPr>
-        <w:t xml:space="preserve"> </w:t>
-      </w:r>
-      <w:r>
-        <w:rPr>
-          <w:rtl/>
-          <w:lang w:bidi="ar-SA"/>
-        </w:rPr>
-        <w:t>وَلكِنِّي طَلَبْتُ مِنْ أَجْلِكَ لِكَيْ لاَ يَفْنَى إِيمَانُكَ</w:t>
-      </w:r>
-      <w:r>
-        <w:rPr>
-          <w:rFonts w:hint="cs"/>
-          <w:rtl/>
-          <w:lang w:bidi="ar-SA"/>
-        </w:rPr>
-        <w:t>" (لوقا 22: 31، 32).  بطرس لم يكن منتبهًا في هذه الكلمات وشكك في نفسه وكشف عن جهل قلبه في رده: "</w:t>
-      </w:r>
-      <w:r>
-        <w:rPr>
-          <w:rtl/>
-        </w:rPr>
-        <w:t xml:space="preserve"> </w:t>
-      </w:r>
-      <w:r>
-        <w:rPr>
-          <w:rtl/>
-          <w:lang w:bidi="ar-SA"/>
-        </w:rPr>
-        <w:t>«يَارَبُّ، إِنِّي مُسْتَعِدٌّ أَنْ أَمْضِيَ مَعَكَ حَتَّى إِلَى السِّجْنِ وَإِلَى الْمَوْتِ!»</w:t>
-      </w:r>
-      <w:r>
-        <w:rPr>
-          <w:rFonts w:hint="cs"/>
-          <w:rtl/>
-          <w:lang w:bidi="ar-SA"/>
-        </w:rPr>
-        <w:t>." (لوقا 22: 33)؛ حيث أجابه الرب بما سيحدث. لكن كل شيء لم يكن له معنى لبطرس</w:t>
-      </w:r>
-      <w:r>
-        <w:rPr>
-          <w:rFonts w:hint="cs"/>
-          <w:rtl/>
-          <w:lang w:bidi="ar-SA"/>
-        </w:rPr>
-        <w:t xml:space="preserve">؛ فهو أحب سيده بصدق قلبه؛ وقد وثق تمامًا بهذه المحبة؛ فمن الممكن أن ينكره آخرون أو يتركوه، أما هو فلن يفعل؛ كلا، فإنه يفضل بأن يموت معه ولا أن </w:t>
-      </w:r>
-      <w:r>
-        <w:rPr>
-          <w:rFonts w:hint="cs"/>
-          <w:rtl/>
-          <w:lang w:bidi="ar-SA"/>
-        </w:rPr>
-        <w:t>ينكره</w:t>
-      </w:r>
-      <w:r>
-        <w:rPr>
-          <w:rFonts w:hint="cs"/>
-          <w:rtl/>
-          <w:lang w:bidi="ar-SA"/>
-        </w:rPr>
-        <w:t xml:space="preserve">. </w:t>
-      </w:r>
-      <w:r>
-        <w:rPr>
-          <w:rFonts w:hint="cs"/>
-          <w:rtl/>
-          <w:lang w:bidi="ar-SA"/>
-        </w:rPr>
-        <w:t>مهما بلغت غرابة الأمر: ففي ذلك بالذات كانت سلطة إبليس رابضة على التلميذ المسكين؛ فسلطة العدو كانت موجودة في الواقع بأن الخادم أحبّ معلّمه وقد بنت على ذلك. إنها كانت ثقة بطرس، ضمانه وموقفه حينما أُخبر بساعة التجربة. فقد كان اعتقاده بأن حبه الحقيقي والمُخلص سيصمد أمام أعنف هجوم للعدو في أعنف معركة.</w:t>
-      </w:r>
-    </w:p>
-    <w:p>
-      <w:pPr>
-        <w:rPr>
-          <w:rtl/>
-          <w:lang w:bidi="ar-SA"/>
-        </w:rPr>
-      </w:pPr>
-      <w:r>
-        <w:rPr>
-          <w:rFonts w:hint="cs"/>
-          <w:rtl/>
-          <w:lang w:bidi="ar-SA"/>
-        </w:rPr>
-        <w:t>أما بطرس فلم يكن مليء بالثقة في محبته للرب فقط، وإنما كان متهورًا</w:t>
-      </w:r>
-      <w:r>
-        <w:rPr>
-          <w:rtl/>
-        </w:rPr>
-        <w:t xml:space="preserve"> </w:t>
-      </w:r>
-      <w:r>
-        <w:rPr>
-          <w:rtl/>
-          <w:lang w:bidi="ar-SA"/>
-        </w:rPr>
-        <w:t xml:space="preserve">أيضًا </w:t>
-      </w:r>
-      <w:r>
-        <w:rPr>
-          <w:rFonts w:hint="cs"/>
-          <w:rtl/>
-          <w:lang w:bidi="ar-SA"/>
-        </w:rPr>
-        <w:t xml:space="preserve"> وإبليس كان يعمل من خلال هذا أيضًا. في كل منهما هو وجد فرصة ومناسَبة لهجومه. ومن الممكن أن يكون لفائدتنا إن انتبهنا للخطوات التي قادت إلى سقوط بطرس. إننا سنرى كم كان فاقد البصيرة في ثقته بحبه للمسيح، لأن كل انحدار كان سيفتح له عيونه لو كانت له أذن للصوت المحذّر.</w:t>
+          <w:lang w:bidi="ar-AE"/>
+        </w:rPr>
+        <w:t>فَإِنِّي قَدْ تَعَلَّمْتُ أَنْ أَكُونَ مُكْتَفِيًا بِمَا أَنَا فِيهِ.</w:t>
+      </w:r>
+      <w:r>
+        <w:rPr>
+          <w:rFonts w:hint="cs"/>
+          <w:rtl/>
+          <w:lang w:bidi="ar-AE"/>
+        </w:rPr>
+        <w:t xml:space="preserve">" (فيلبي 4: 11). فالمسيحي يعلم بأنه </w:t>
+      </w:r>
+      <w:r>
+        <w:rPr>
+          <w:rFonts w:hint="cs"/>
+          <w:rtl/>
+          <w:lang w:bidi="ar-AE"/>
+        </w:rPr>
+        <w:t>ابن محبوب من الله وبأن أبيه يسيطر على كل الظروف ويسمح فقط بالأمور التي هي الأفضل لنا: "</w:t>
+      </w:r>
+      <w:r>
+        <w:rPr>
+          <w:rtl/>
+          <w:lang w:bidi="ar-AE"/>
+        </w:rPr>
+        <w:t xml:space="preserve"> وَنَحْنُ نَعْلَمُ أَنَّ كُلَّ الأَشْيَاءِ تَعْمَلُ مَعًا لِلْخَيْرِ لِلَّذِينَ يُحِبُّونَ اللهَ، الَّذِينَ هُمْ مَدْعُوُّونَ حَسَبَ قَصْدِهِ.</w:t>
+      </w:r>
+      <w:r>
+        <w:rPr>
+          <w:rFonts w:hint="cs"/>
+          <w:rtl/>
+          <w:lang w:bidi="ar-AE"/>
+        </w:rPr>
+        <w:t>" (رومية 8: 28). إن هذا صحيح من دون أي حدود.</w:t>
+      </w:r>
+    </w:p>
+    <w:p>
+      <w:pPr>
+        <w:jc w:val="both"/>
+        <w:rPr>
+          <w:rtl/>
+          <w:lang w:bidi="ar-AE"/>
+        </w:rPr>
+      </w:pPr>
+      <w:r>
+        <w:rPr>
+          <w:rFonts w:hint="cs"/>
+          <w:rtl/>
+          <w:lang w:bidi="ar-AE"/>
+        </w:rPr>
+        <w:t>مهما كانت الظروف التي تحل علينا، فنحن بوسعنا بأن نقف نصابها وأن نقول بكل يقين: "أبي يود بأن يعلمني درسًا. هو له بركة من أجلي في هذا الأمر. إنه يعطيني الآن فرصة فريدة بأن أختبر الصبر، الخضوع، الإيمان والثقة به كولد صغير."</w:t>
+      </w:r>
+    </w:p>
+    <w:p>
+      <w:pPr>
+        <w:jc w:val="both"/>
+        <w:rPr>
+          <w:rtl/>
+          <w:lang w:bidi="ar-AE"/>
+        </w:rPr>
+      </w:pPr>
+      <w:r>
+        <w:rPr>
+          <w:rFonts w:hint="cs"/>
+          <w:rtl/>
+          <w:lang w:bidi="ar-AE"/>
+        </w:rPr>
+        <w:t>اقرأ عن حياة المسيح في الأناجيل. انظر إلى الظروف التي اجتاز فيها. من المؤكد أنها لم تكن ما يحب الإنسان عادة أن يمر فيه:</w:t>
       </w:r>
     </w:p>
     <w:p>
@@ -332,54 +201,18 @@
           <w:ilvl w:val="0"/>
           <w:numId w:val="1"/>
         </w:numPr>
-        <w:rPr>
-          <w:lang w:bidi="ar-SA"/>
-        </w:rPr>
-      </w:pPr>
-      <w:r>
-        <w:rPr>
-          <w:rFonts w:hint="cs"/>
-          <w:rtl/>
-          <w:lang w:bidi="ar-SA"/>
-        </w:rPr>
-        <w:t>أول خطوة مُشار إليها في لوقا 22: 46؛ وقارنها بمرقس 14: 37: "</w:t>
-      </w:r>
-      <w:r>
-        <w:rPr>
-          <w:rtl/>
-        </w:rPr>
-        <w:t xml:space="preserve"> </w:t>
-      </w:r>
-      <w:r>
-        <w:rPr>
-          <w:rtl/>
-          <w:lang w:bidi="ar-SA"/>
-        </w:rPr>
-        <w:t>يَا سِمْعَانُ، أَنْتَ نَائِمٌ!</w:t>
-      </w:r>
-      <w:r>
-        <w:rPr>
-          <w:rFonts w:hint="cs"/>
-          <w:rtl/>
-          <w:lang w:bidi="ar-SA"/>
-        </w:rPr>
-        <w:t xml:space="preserve"> </w:t>
-      </w:r>
-      <w:r>
-        <w:rPr>
-          <w:rFonts w:hint="cs"/>
-          <w:rtl/>
-          <w:lang w:bidi="ar-SA"/>
-        </w:rPr>
-        <w:t>" يا لها من كلمات من شفتي يسوع وسط خوفه من الموت وعرقه الدامي! كم كانت مليئة بالمغازي</w:t>
-      </w:r>
-      <w:r>
-        <w:rPr>
-          <w:rFonts w:hint="cs"/>
-          <w:rtl/>
-          <w:lang w:bidi="ar-SA"/>
-        </w:rPr>
-        <w:t>، لكن نُطق بها عبثًا.</w:t>
+        <w:jc w:val="both"/>
+        <w:rPr>
+          <w:lang w:bidi="ar-AE"/>
+        </w:rPr>
+      </w:pPr>
+      <w:r>
+        <w:rPr>
+          <w:rFonts w:hint="cs"/>
+          <w:rtl/>
+          <w:lang w:bidi="ar-AE"/>
+        </w:rPr>
+        <w:t>بهروبه وهو طفل إلى مصر لينقذ حياته (متى 2: 13، 14)؛</w:t>
       </w:r>
     </w:p>
     <w:p>
@@ -389,38 +222,18 @@
           <w:ilvl w:val="0"/>
           <w:numId w:val="1"/>
         </w:numPr>
-        <w:rPr>
-          <w:lang w:bidi="ar-SA"/>
-        </w:rPr>
-      </w:pPr>
-      <w:r>
-        <w:rPr>
-          <w:rFonts w:hint="cs"/>
-          <w:rtl/>
-          <w:lang w:bidi="ar-SA"/>
-        </w:rPr>
-        <w:t>الخطوة التالية نجدها في لوقا 22: 54: "</w:t>
-      </w:r>
-      <w:r>
-        <w:rPr>
-          <w:rtl/>
-        </w:rPr>
-        <w:t xml:space="preserve"> </w:t>
-      </w:r>
-      <w:r>
-        <w:rPr>
-          <w:rtl/>
-          <w:lang w:bidi="ar-SA"/>
-        </w:rPr>
-        <w:t>وَأَمَّا بُطْرُسُ فَتَبِعَهُ مِنْ بَعِيدٍ.</w:t>
-      </w:r>
-      <w:r>
-        <w:rPr>
-          <w:rFonts w:hint="cs"/>
-          <w:rtl/>
-          <w:lang w:bidi="ar-SA"/>
-        </w:rPr>
-        <w:t>" من بعدما أن نام في وقت صراع معلمه، ترك الرب بهروبه مع باقي التلاميذ، ونحن نجده الآن يتبعه "من بعيد". هل هذه قوة حبه المشهورة، التي وعدت الرب بأنها ستتبعه إلى السجن والموت؟ كم كلمة الله تكشفنا!</w:t>
+        <w:jc w:val="both"/>
+        <w:rPr>
+          <w:lang w:bidi="ar-AE"/>
+        </w:rPr>
+      </w:pPr>
+      <w:r>
+        <w:rPr>
+          <w:rFonts w:hint="cs"/>
+          <w:rtl/>
+          <w:lang w:bidi="ar-AE"/>
+        </w:rPr>
+        <w:t>بعمله كنجار في مدينة الناصرة المحتقرة (مرقس 6: 3؛ يوحنا 1: 46)؛</w:t>
       </w:r>
     </w:p>
     <w:p>
@@ -430,121 +243,169 @@
           <w:ilvl w:val="0"/>
           <w:numId w:val="1"/>
         </w:numPr>
-        <w:rPr>
-          <w:lang w:bidi="ar-SA"/>
-        </w:rPr>
-      </w:pPr>
-      <w:r>
-        <w:rPr>
-          <w:rFonts w:hint="cs"/>
-          <w:rtl/>
-          <w:lang w:bidi="ar-SA"/>
-        </w:rPr>
-        <w:t>من ثم نحن نقرأ كيف كان بطرس جالسًا عند النار بين الأعداء: "</w:t>
-      </w:r>
-      <w:r>
-        <w:rPr>
-          <w:rtl/>
-        </w:rPr>
-        <w:t xml:space="preserve"> </w:t>
-      </w:r>
-      <w:r>
-        <w:rPr>
-          <w:rtl/>
-          <w:lang w:bidi="ar-SA"/>
-        </w:rPr>
-        <w:t xml:space="preserve">وَلَمَّا أَضْرَمُوا نَارًا فِي وَسْطِ الدَّارِ وَجَلَسُوا مَعًا، جَلَسَ بُطْرُسُ بَيْنَهُمْ. </w:t>
-      </w:r>
-      <w:r>
-        <w:rPr>
-          <w:rFonts w:hint="cs"/>
-          <w:rtl/>
-          <w:lang w:bidi="ar-SA"/>
-        </w:rPr>
-        <w:t>" (لوقا 22: 55). بطرس موجود "بعيد" عن مكان معلمه ويستدفئ "بين الذين" أبغضوه ورفضوه، أليس هذا للأسف هو حال الكثير من المؤمنين في أيامنا؟</w:t>
-      </w:r>
-    </w:p>
-    <w:p>
-      <w:pPr>
-        <w:rPr>
-          <w:rtl/>
-          <w:lang w:bidi="ar-SA"/>
-        </w:rPr>
-      </w:pPr>
-      <w:r>
-        <w:rPr>
-          <w:rFonts w:hint="cs"/>
-          <w:rtl/>
-          <w:lang w:bidi="ar-SA"/>
-        </w:rPr>
-        <w:t xml:space="preserve">بالارتباط بهذا الأمر أود بأن أضع فكرة أخرى جدية على قلوب وضمائر قرائي: </w:t>
-      </w:r>
-      <w:r>
-        <w:rPr>
-          <w:rFonts w:hint="cs"/>
-          <w:rtl/>
-          <w:lang w:bidi="ar-SA"/>
-        </w:rPr>
-        <w:t xml:space="preserve">كم هذا الموقف يعرّفنا بسرعة بما هو العالم. الأفكار، العادات، لغة هذا العالم سريعًا ما تصبح لنا طبيعية ومألوفة؛ فنحن لا نشعر أننا غرباء عنه، وأننا لسنا خارج عناصرنا الحقيقية، وإنما سريعًا ما نعتاد على هذه الأجواء. </w:t>
-      </w:r>
-      <w:r>
-        <w:rPr>
-          <w:rFonts w:hint="cs"/>
-          <w:rtl/>
-          <w:lang w:bidi="ar-SA"/>
-        </w:rPr>
-        <w:t xml:space="preserve">فبمجرد وجودنا في هذا الموقف الخاطئ وعندما يكون نظرنا مبتعدًا عن المسيح، فسيؤدي بنا أمر ليس له أي معنى بأن ننكر الرب تمامًا. مع بطرس كانت مجرد إهانة من جارية، وما قاله رجل وتأكيده على فم آخر ما قد أدّى به إلى إنكاره له تمامًا وبصورة </w:t>
-      </w:r>
-      <w:r>
-        <w:rPr>
-          <w:rFonts w:hint="cs"/>
-          <w:rtl/>
-          <w:lang w:bidi="ar-SA"/>
-        </w:rPr>
-        <w:t>متكررة</w:t>
-      </w:r>
-      <w:r>
-        <w:rPr>
-          <w:rFonts w:hint="cs"/>
-          <w:rtl/>
-          <w:lang w:bidi="ar-SA"/>
-        </w:rPr>
-        <w:t>: "</w:t>
-      </w:r>
-      <w:r>
-        <w:rPr>
-          <w:rtl/>
-          <w:lang w:bidi="ar-SA"/>
-        </w:rPr>
-        <w:t>«يَا إِنْسَانُ، لَسْتُ أَعْرِفُ مَا تَقُولُ!»</w:t>
-      </w:r>
-      <w:r>
-        <w:rPr>
-          <w:rFonts w:hint="cs"/>
-          <w:rtl/>
-          <w:lang w:bidi="ar-SA"/>
-        </w:rPr>
-        <w:t>" وعندها حدثت الإشارة التي تنبأ عنها الرب: "</w:t>
-      </w:r>
-      <w:r>
-        <w:rPr>
-          <w:rtl/>
-          <w:lang w:bidi="ar-SA"/>
-        </w:rPr>
-        <w:t>وَفِي الْحَالِ بَيْنَمَا هُوَ يَتَكَلَّمُ صَاحَ الدِّيكُ.</w:t>
-      </w:r>
-      <w:r>
-        <w:rPr>
-          <w:rFonts w:hint="cs"/>
-          <w:rtl/>
-          <w:lang w:bidi="ar-SA"/>
-        </w:rPr>
-        <w:t xml:space="preserve">" (لوقا 22: 60). وهذا أيقظ أخيرًا ضميره في أن بطرس تذكّر "كلام الرب". إن ثقته في حبه ليسوع أعمت بطرس حتى أن كلام الرب الذي حذره من قدوم العاصفة، ليس أنه تجاهله فقط، بل وأيضًا ناقضه. لكن كم محبة المسيح كانت تعرف كيف تؤثّر بهذا الكلام من جديد على ضميره. كم من مرة ننسى تحذيرات الرب إلى أن يعود ويؤنب ضميرنا </w:t>
-      </w:r>
-      <w:r>
-        <w:rPr>
-          <w:rtl/>
-          <w:lang w:bidi="ar-SA"/>
+        <w:jc w:val="both"/>
+        <w:rPr>
+          <w:lang w:bidi="ar-AE"/>
+        </w:rPr>
+      </w:pPr>
+      <w:r>
+        <w:rPr>
+          <w:rFonts w:hint="cs"/>
+          <w:rtl/>
+          <w:lang w:bidi="ar-AE"/>
+        </w:rPr>
+        <w:t>بعدم إيجاده لنفسه مكانًا ليسند رأسه فيه (متى 8: 20)؛</w:t>
+      </w:r>
+    </w:p>
+    <w:p>
+      <w:pPr>
+        <w:pStyle w:val="ListParagraph"/>
+        <w:numPr>
+          <w:ilvl w:val="0"/>
+          <w:numId w:val="1"/>
+        </w:numPr>
+        <w:jc w:val="both"/>
+        <w:rPr>
+          <w:lang w:bidi="ar-AE"/>
+        </w:rPr>
+      </w:pPr>
+      <w:r>
+        <w:rPr>
+          <w:rFonts w:hint="cs"/>
+          <w:rtl/>
+          <w:lang w:bidi="ar-AE"/>
+        </w:rPr>
+        <w:t>بإشهاره من أصدقائه بأنه مختل (مرقس 3: 21)؛</w:t>
+      </w:r>
+    </w:p>
+    <w:p>
+      <w:pPr>
+        <w:pStyle w:val="ListParagraph"/>
+        <w:numPr>
+          <w:ilvl w:val="0"/>
+          <w:numId w:val="1"/>
+        </w:numPr>
+        <w:jc w:val="both"/>
+        <w:rPr>
+          <w:lang w:bidi="ar-AE"/>
+        </w:rPr>
+      </w:pPr>
+      <w:r>
+        <w:rPr>
+          <w:rFonts w:hint="cs"/>
+          <w:rtl/>
+          <w:lang w:bidi="ar-AE"/>
+        </w:rPr>
+        <w:t xml:space="preserve">مُشار إليه من الجمع </w:t>
+      </w:r>
+      <w:r>
+        <w:rPr>
+          <w:rFonts w:hint="cs"/>
+          <w:rtl/>
+          <w:lang w:bidi="ar-AE"/>
+        </w:rPr>
+        <w:t>كمَن فيه شيطان (يوحنا 8: 48).</w:t>
+      </w:r>
+    </w:p>
+    <w:p>
+      <w:pPr>
+        <w:jc w:val="both"/>
+        <w:rPr>
+          <w:rtl/>
+          <w:lang w:bidi="ar-AE"/>
+        </w:rPr>
+      </w:pPr>
+      <w:r>
+        <w:rPr>
+          <w:rFonts w:hint="cs"/>
+          <w:rtl/>
+          <w:lang w:bidi="ar-AE"/>
+        </w:rPr>
+        <w:t>كم من إهانات احتمل! لكنه قبِل جميع هذه الظروف من يد أبيه ووجد فيها فرصة ليُظهر طبيعته.</w:t>
+      </w:r>
+    </w:p>
+    <w:p>
+      <w:pPr>
+        <w:jc w:val="both"/>
+        <w:rPr>
+          <w:rtl/>
+          <w:lang w:bidi="ar-AE"/>
+        </w:rPr>
+      </w:pPr>
+      <w:r>
+        <w:rPr>
+          <w:rFonts w:hint="cs"/>
+          <w:rtl/>
+          <w:lang w:bidi="ar-AE"/>
+        </w:rPr>
+        <w:t>والآن كل ابن لله جُعل شريكًا لذات الطبيعة المقدسة (2. بطرس 1: 4). والمسيح هو حياته. وبالتالي كل الظروف التي نجتاز فيها هي فرص معطاة من الله ليتولاها المسيح ولنحيا حياته من خلالنا. إن هذا تمامًا ما قصده بولس حينما قال: "</w:t>
+      </w:r>
+      <w:r>
+        <w:rPr>
+          <w:rtl/>
+          <w:lang w:bidi="ar-AE"/>
+        </w:rPr>
+        <w:t>لِيَ الْحَيَاةَ هِيَ الْمَسِيحُ وَالْمَوْتُ هُوَ رِبْحٌ.</w:t>
+      </w:r>
+      <w:r>
+        <w:rPr>
+          <w:rFonts w:hint="cs"/>
+          <w:rtl/>
+          <w:lang w:bidi="ar-AE"/>
+        </w:rPr>
+        <w:t>" (فيلبي 1: 21). إن هذا يجب أن يكون موقف المسيحي من جهة ظروف الحياة. وكم يمنحنا هذا نظرة مختلفة لكل شيء!</w:t>
+      </w:r>
+      <w:r>
+        <w:rPr>
+          <w:rFonts w:hint="cs"/>
+          <w:rtl/>
+          <w:lang w:bidi="ar-AE"/>
+        </w:rPr>
+        <w:t xml:space="preserve"> فالأمور لا تعود تُرى بمقاييس الناس بأنها مجهدة وغير مريحة. فهي الآن فرص فريدة من نوعها لتنمو فيها حياتنا الروحية لنكون "</w:t>
+      </w:r>
+      <w:r>
+        <w:rPr>
+          <w:rtl/>
+          <w:lang w:bidi="ar-AE"/>
+        </w:rPr>
+        <w:t xml:space="preserve"> بِلاَ لَوْمٍ، وَبُسَطَاءَ، أَوْلاَدًا ِللهِ بِلاَ عَيْبٍ فِي وَسَطِ جِيل مُعَوَّجٍ وَمُلْتَوٍ، تُضِيئُونَ بَيْنَهُمْ كَأَنْوَارٍ فِي الْعَالَمِ.</w:t>
+      </w:r>
+      <w:r>
+        <w:rPr>
+          <w:rFonts w:hint="cs"/>
+          <w:rtl/>
+          <w:lang w:bidi="ar-AE"/>
+        </w:rPr>
+        <w:t xml:space="preserve">" (فيلبي 2: 15). حتى الضيقات </w:t>
+      </w:r>
+      <w:r>
+        <w:rPr>
+          <w:rFonts w:hint="cs"/>
+          <w:rtl/>
+          <w:lang w:bidi="ar-AE"/>
+        </w:rPr>
+        <w:lastRenderedPageBreak/>
+        <w:t>يُنظَر إليها كفرصة لننتهزها بتقديم الشكر: "</w:t>
+      </w:r>
+      <w:r>
+        <w:rPr>
+          <w:rtl/>
+          <w:lang w:bidi="ar-AE"/>
+        </w:rPr>
+        <w:t xml:space="preserve"> 16افْرَحُوا كُلَّ حِينٍ.  17صَلُّوا بِلاَ انْقِطَاعٍ.  18اشْكُرُوا فِي كُلِّ شَيْءٍ، لأَنَّ هذِهِ هِيَ مَشِيئَةُ اللهِ فِي الْمَسِيحِ يَسُوعَ مِنْ جِهَتِكُمْ.</w:t>
+      </w:r>
+      <w:r>
+        <w:rPr>
+          <w:rFonts w:hint="cs"/>
+          <w:rtl/>
+          <w:lang w:bidi="ar-AE"/>
+        </w:rPr>
+        <w:t xml:space="preserve">" (1. تسالونيكي 5: 16 </w:t>
+      </w:r>
+      <w:r>
+        <w:rPr>
+          <w:rtl/>
+          <w:lang w:bidi="ar-AE"/>
         </w:rPr>
         <w:t>–</w:t>
       </w:r>
@@ -552,123 +413,168 @@
         <w:rPr>
           <w:rFonts w:hint="cs"/>
           <w:rtl/>
-          <w:lang w:bidi="ar-SA"/>
-        </w:rPr>
-        <w:t xml:space="preserve"> ربما بوسيلة بسيطة كالتي هنا -.</w:t>
-      </w:r>
-    </w:p>
-    <w:p>
-      <w:pPr>
-        <w:rPr>
-          <w:rtl/>
-          <w:lang w:bidi="ar-SA"/>
-        </w:rPr>
-      </w:pPr>
-      <w:r>
-        <w:rPr>
-          <w:rFonts w:hint="cs"/>
-          <w:rtl/>
-          <w:lang w:bidi="ar-SA"/>
-        </w:rPr>
-        <w:t xml:space="preserve">إلا أنه لدينا هنا عبارة أخرى عن اهتمام يسوع الشديد والرقيق بتلميذه المسكين </w:t>
-      </w:r>
-      <w:r>
-        <w:rPr>
-          <w:rtl/>
-          <w:lang w:bidi="ar-SA"/>
-        </w:rPr>
-        <w:t>–</w:t>
-      </w:r>
-      <w:r>
-        <w:rPr>
-          <w:rFonts w:hint="cs"/>
-          <w:rtl/>
-          <w:lang w:bidi="ar-SA"/>
-        </w:rPr>
-        <w:t xml:space="preserve"> نظرة الرب: "</w:t>
-      </w:r>
-      <w:r>
-        <w:rPr>
-          <w:rtl/>
-          <w:lang w:bidi="ar-SA"/>
-        </w:rPr>
-        <w:t xml:space="preserve"> فَالْتَفَتَ الرَّبُّ وَنَظَرَ إِلَى بُطْرُسَ</w:t>
-      </w:r>
-      <w:r>
-        <w:rPr>
-          <w:rFonts w:hint="cs"/>
-          <w:rtl/>
-          <w:lang w:bidi="ar-SA"/>
-        </w:rPr>
-        <w:t xml:space="preserve">" (لوقا 22: 61). </w:t>
-      </w:r>
-      <w:r>
-        <w:rPr>
-          <w:rFonts w:hint="cs"/>
-          <w:rtl/>
-          <w:lang w:bidi="ar-SA"/>
-        </w:rPr>
-        <w:t>ما أقوى</w:t>
-      </w:r>
-      <w:r>
-        <w:rPr>
-          <w:rFonts w:hint="cs"/>
-          <w:rtl/>
-          <w:lang w:bidi="ar-SA"/>
-        </w:rPr>
-        <w:t xml:space="preserve"> هذه المحبة</w:t>
-      </w:r>
-      <w:r>
-        <w:rPr>
-          <w:rFonts w:hint="cs"/>
-          <w:rtl/>
-          <w:lang w:bidi="ar-SA"/>
-        </w:rPr>
-        <w:t xml:space="preserve"> الرائعة التي لا تتغير، التي لا تتخلى عنا أبدًا! من بعد اقترابه في اجتيازه خوف الموت وكهدف لخيانة يهوذا القاسية في أيدي أعدائه الغاشمة، إلا أن الرب لا زال يتذكر تلميذه الذي ضلّ. يا له من عزاء يوجد لنا أيضًا هنا! إن نظرة يسوع هذه كان لها تأثير مضاعف: هي كسرت قلب بطرس، لكنها أعادته ثانية إلى سيده، وإن كان بدموع الندم: "</w:t>
-      </w:r>
-      <w:r>
-        <w:rPr>
-          <w:rtl/>
-          <w:lang w:bidi="ar-SA"/>
-        </w:rPr>
-        <w:t xml:space="preserve"> فَخَرَجَ بُطْرُسُ إِلَى خَارِجٍ وَبَكَى بُكَاءً مُرًّا.</w:t>
-      </w:r>
-      <w:r>
-        <w:rPr>
-          <w:rFonts w:hint="cs"/>
-          <w:rtl/>
-          <w:lang w:bidi="ar-SA"/>
-        </w:rPr>
-        <w:t xml:space="preserve">" (لوقا 22: 62). إن نعمة ورقة هذه النظرة فتحت ينابيع قلبه. إن كلمة الرب التي تذكرها، صحّت ضميره، </w:t>
-      </w:r>
-      <w:r>
-        <w:rPr>
-          <w:rFonts w:hint="cs"/>
-          <w:rtl/>
-          <w:lang w:bidi="ar-SA"/>
-        </w:rPr>
-        <w:t>لكن نظرة الرب فقد أثّرت على قلبه. ففيها كانت تعزية وألم أيضًا، لأن بطرس عاش من هذه النظرة إلى أن عاد ورأى سيده في القيامة. هذا الوجه الذي كان مفسدًا والذي لم يكن لأي إنسان، وهذه النظرة نُقشت في ذاكرته وحفظته إلى ذلك الصباح البديع، حينما قام يسوع منتصرًا وظهر لبطرس أولاً من بين التلاميذ ولوحده (لوقا 24: 34؛ 1. كورنثوس 15: 5).</w:t>
-      </w:r>
-    </w:p>
-    <w:p>
-      <w:pPr>
-        <w:rPr>
-          <w:lang w:bidi="ar-SA"/>
-        </w:rPr>
-      </w:pPr>
-      <w:r>
-        <w:rPr>
-          <w:rFonts w:hint="cs"/>
-          <w:rtl/>
-          <w:lang w:bidi="ar-SA"/>
-        </w:rPr>
-        <w:t>هكذا هي طرق نعمة الرب الرائعة ولطفه الذي لا يتغير من نحونا. يا ليت هذه الثقة به تتعمق في قلوبنا إذ نتخلى عن كل رأي من حبنا المزعوم، لكي نستريح في محبته، الذي لا ينسى خاصته أبدًا ولا يتعب منهم.</w:t>
-      </w:r>
+          <w:lang w:bidi="ar-AE"/>
+        </w:rPr>
+        <w:t xml:space="preserve"> 18).</w:t>
+      </w:r>
+    </w:p>
+    <w:p>
+      <w:pPr>
+        <w:jc w:val="both"/>
+        <w:rPr>
+          <w:rtl/>
+          <w:lang w:bidi="ar-AE"/>
+        </w:rPr>
+      </w:pPr>
+      <w:r>
+        <w:rPr>
+          <w:rFonts w:hint="cs"/>
+          <w:rtl/>
+          <w:lang w:bidi="ar-AE"/>
+        </w:rPr>
+        <w:t>إن الموقف المسيحي الإيجابي يُدخل رضى حقيقي نقي في ابن الله. كل الأمور ستُرى بأنها آتية من يدي أبٍ محب حنون وهي فرص لنتعلم فيها دروسًا قيمة في ضبط النفس، الصبر، الإيمان والطاعة، بينما نكتسب بركة غنية. ليست الظروف من حولنا التي تجعلنا سعداء أو تعساء، وإنما موقفنا الباطني من نحوها ومن نحو الله. إن مؤلف الترنيمة بيل جايتر عبّر عن ذلك كالتالي:</w:t>
+      </w:r>
+    </w:p>
+    <w:p>
+      <w:pPr>
+        <w:spacing w:after="0"/>
+        <w:jc w:val="both"/>
+        <w:rPr>
+          <w:rtl/>
+          <w:lang w:bidi="ar-AE"/>
+        </w:rPr>
+      </w:pPr>
+      <w:r>
+        <w:rPr>
+          <w:rFonts w:hint="cs"/>
+          <w:rtl/>
+          <w:lang w:bidi="ar-AE"/>
+        </w:rPr>
+        <w:t>وجدت سعادة، وجدت سلام النفس</w:t>
+      </w:r>
+      <w:r>
+        <w:rPr>
+          <w:rFonts w:hint="cs"/>
+          <w:rtl/>
+          <w:lang w:bidi="ar-AE"/>
+        </w:rPr>
+        <w:t>،</w:t>
+      </w:r>
+    </w:p>
+    <w:p>
+      <w:pPr>
+        <w:spacing w:after="0"/>
+        <w:jc w:val="both"/>
+        <w:rPr>
+          <w:rtl/>
+          <w:lang w:bidi="ar-AE"/>
+        </w:rPr>
+      </w:pPr>
+      <w:r>
+        <w:rPr>
+          <w:rFonts w:hint="cs"/>
+          <w:rtl/>
+          <w:lang w:bidi="ar-AE"/>
+        </w:rPr>
+        <w:t>وجدت فرح الحياة، تكتنفه محبة كاملة،</w:t>
+      </w:r>
+    </w:p>
+    <w:p>
+      <w:pPr>
+        <w:spacing w:after="0"/>
+        <w:jc w:val="both"/>
+        <w:rPr>
+          <w:rtl/>
+          <w:lang w:bidi="ar-AE"/>
+        </w:rPr>
+      </w:pPr>
+      <w:r>
+        <w:rPr>
+          <w:rFonts w:hint="cs"/>
+          <w:rtl/>
+          <w:lang w:bidi="ar-AE"/>
+        </w:rPr>
+        <w:t>وجدت الرضى الحقيقي، حياة سعيدة متناغمة؛</w:t>
+      </w:r>
+    </w:p>
+    <w:p>
+      <w:pPr>
+        <w:spacing w:after="0"/>
+        <w:jc w:val="both"/>
+        <w:rPr>
+          <w:rtl/>
+          <w:lang w:bidi="ar-AE"/>
+        </w:rPr>
+      </w:pPr>
+      <w:r>
+        <w:rPr>
+          <w:rFonts w:hint="cs"/>
+          <w:rtl/>
+          <w:lang w:bidi="ar-AE"/>
+        </w:rPr>
+        <w:t>وجدت سعادة لكل زمان،</w:t>
+      </w:r>
+    </w:p>
+    <w:p>
+      <w:pPr>
+        <w:spacing w:after="0"/>
+        <w:jc w:val="both"/>
+        <w:rPr>
+          <w:rtl/>
+          <w:lang w:bidi="ar-AE"/>
+        </w:rPr>
+      </w:pPr>
+      <w:r>
+        <w:rPr>
+          <w:rFonts w:hint="cs"/>
+          <w:rtl/>
+          <w:lang w:bidi="ar-AE"/>
+        </w:rPr>
+        <w:t>سلام عجيب للنفس،</w:t>
+      </w:r>
+    </w:p>
+    <w:p>
+      <w:pPr>
+        <w:jc w:val="both"/>
+        <w:rPr>
+          <w:rtl/>
+          <w:lang w:bidi="ar-AE"/>
+        </w:rPr>
+      </w:pPr>
+      <w:r>
+        <w:rPr>
+          <w:rFonts w:hint="cs"/>
+          <w:rtl/>
+          <w:lang w:bidi="ar-AE"/>
+        </w:rPr>
+        <w:t>حينما وجدت الرب.</w:t>
+      </w:r>
+    </w:p>
+    <w:p>
+      <w:pPr>
+        <w:jc w:val="center"/>
+        <w:rPr>
+          <w:rFonts w:hint="cs"/>
+          <w:lang w:bidi="ar-AE"/>
+        </w:rPr>
+      </w:pPr>
+      <w:r>
+        <w:rPr>
+          <w:rFonts w:hint="cs"/>
+          <w:rtl/>
+          <w:lang w:bidi="ar-AE"/>
+        </w:rPr>
+        <w:t>-تم-</w:t>
+      </w:r>
+      <w:bookmarkStart w:id="0" w:name="_GoBack"/>
+      <w:bookmarkEnd w:id="0"/>
     </w:p>
     <w:sectPr>
-      <w:pgSz w:w="12240" w:h="15840"/>
-      <w:pgMar w:top="1440" w:right="1800" w:bottom="1440" w:left="1800" w:header="720" w:footer="720" w:gutter="0"/>
-      <w:cols w:space="720"/>
+      <w:pgSz w:w="11906" w:h="16838"/>
+      <w:pgMar w:top="1440" w:right="1800" w:bottom="1440" w:left="1800" w:header="708" w:footer="708" w:gutter="0"/>
+      <w:cols w:space="708"/>
+      <w:bidi/>
+      <w:rtlGutter/>
       <w:docGrid w:linePitch="360"/>
     </w:sectPr>
   </w:body>
@@ -676,118 +582,139 @@
 </file>
 
 <file path=word/numbering.xml><?xml version="1.0" encoding="utf-8"?>
-<w:numbering xmlns:wpc="http://schemas.microsoft.com/office/word/2010/wordprocessingCanvas" xmlns:cx="http://schemas.microsoft.com/office/drawing/2014/chartex" xmlns:cx1="http://schemas.microsoft.com/office/drawing/2015/9/8/chartex" xmlns:cx2="http://schemas.microsoft.com/office/drawing/2015/10/21/chartex" xmlns:cx3="http://schemas.microsoft.com/office/drawing/2016/5/9/chartex" xmlns:cx4="http://schemas.microsoft.com/office/drawing/2016/5/10/chartex" xmlns:cx5="http://schemas.microsoft.com/office/drawing/2016/5/11/chartex" xmlns:cx6="http://schemas.microsoft.com/office/drawing/2016/5/12/chartex" xmlns:cx7="http://schemas.microsoft.com/office/drawing/2016/5/13/chartex" xmlns:cx8="http://schemas.microsoft.com/office/drawing/2016/5/14/chartex" xmlns:mc="http://schemas.openxmlformats.org/markup-compatibility/2006" xmlns:aink="http://schemas.microsoft.com/office/drawing/2016/ink" xmlns:am3d="http://schemas.microsoft.com/office/drawing/2017/model3d" xmlns:o="urn:schemas-microsoft-com:office:office" xmlns:oel="http://schemas.microsoft.com/office/2019/extlst" xmlns:r="http://schemas.openxmlformats.org/officeDocument/2006/relationships" xmlns:m="http://schemas.openxmlformats.org/officeDocument/2006/math" xmlns:v="urn:schemas-microsoft-com:vml" xmlns:wp14="http://schemas.microsoft.com/office/word/2010/wordprocessingDrawing" xmlns:wp="http://schemas.openxmlformats.org/drawingml/2006/wordprocessingDrawing" xmlns:w10="urn:schemas-microsoft-com:office:word" xmlns:w="http://schemas.openxmlformats.org/wordprocessingml/2006/main" xmlns:w14="http://schemas.microsoft.com/office/word/2010/wordml" xmlns:w15="http://schemas.microsoft.com/office/word/2012/wordml" xmlns:w16cex="http://schemas.microsoft.com/office/word/2018/wordml/cex" xmlns:w16cid="http://schemas.microsoft.com/office/word/2016/wordml/cid" xmlns:w16="http://schemas.microsoft.com/office/word/2018/wordml" xmlns:w16sdtdh="http://schemas.microsoft.com/office/word/2020/wordml/sdtdatahash" xmlns:w16se="http://schemas.microsoft.com/office/word/2015/wordml/symex" xmlns:wpg="http://schemas.microsoft.com/office/word/2010/wordprocessingGroup" xmlns:wpi="http://schemas.microsoft.com/office/word/2010/wordprocessingInk" xmlns:wne="http://schemas.microsoft.com/office/word/2006/wordml" xmlns:wps="http://schemas.microsoft.com/office/word/2010/wordprocessingShape" mc:Ignorable="w14 w15 w16se w16cid w16 w16cex w16sdtdh wp14">
+<w:numbering xmlns:wpc="http://schemas.microsoft.com/office/word/2010/wordprocessingCanvas" xmlns:cx="http://schemas.microsoft.com/office/drawing/2014/chartex" xmlns:cx1="http://schemas.microsoft.com/office/drawing/2015/9/8/chartex" xmlns:cx2="http://schemas.microsoft.com/office/drawing/2015/10/21/chartex" xmlns:cx3="http://schemas.microsoft.com/office/drawing/2016/5/9/chartex" xmlns:cx4="http://schemas.microsoft.com/office/drawing/2016/5/10/chartex" xmlns:cx5="http://schemas.microsoft.com/office/drawing/2016/5/11/chartex" xmlns:cx6="http://schemas.microsoft.com/office/drawing/2016/5/12/chartex" xmlns:cx7="http://schemas.microsoft.com/office/drawing/2016/5/13/chartex" xmlns:cx8="http://schemas.microsoft.com/office/drawing/2016/5/14/chartex" xmlns:mc="http://schemas.openxmlformats.org/markup-compatibility/2006" xmlns:aink="http://schemas.microsoft.com/office/drawing/2016/ink" xmlns:am3d="http://schemas.microsoft.com/office/drawing/2017/model3d" xmlns:o="urn:schemas-microsoft-com:office:office" xmlns:r="http://schemas.openxmlformats.org/officeDocument/2006/relationships" xmlns:m="http://schemas.openxmlformats.org/officeDocument/2006/math" xmlns:v="urn:schemas-microsoft-com:vml" xmlns:wp14="http://schemas.microsoft.com/office/word/2010/wordprocessingDrawing" xmlns:wp="http://schemas.openxmlformats.org/drawingml/2006/wordprocessingDrawing" xmlns:w10="urn:schemas-microsoft-com:office:word" xmlns:w="http://schemas.openxmlformats.org/wordprocessingml/2006/main" xmlns:w14="http://schemas.microsoft.com/office/word/2010/wordml" xmlns:w15="http://schemas.microsoft.com/office/word/2012/wordml" xmlns:w16cid="http://schemas.microsoft.com/office/word/2016/wordml/cid" xmlns:w16se="http://schemas.microsoft.com/office/word/2015/wordml/symex" xmlns:wpg="http://schemas.microsoft.com/office/word/2010/wordprocessingGroup" xmlns:wpi="http://schemas.microsoft.com/office/word/2010/wordprocessingInk" xmlns:wne="http://schemas.microsoft.com/office/word/2006/wordml" xmlns:wps="http://schemas.microsoft.com/office/word/2010/wordprocessingShape" mc:Ignorable="w14 w15 w16se w16cid wp14">
   <w:abstractNum w:abstractNumId="0" w15:restartNumberingAfterBreak="0">
-    <w:nsid w:val="01012ED9"/>
+    <w:nsid w:val="022F071D"/>
     <w:multiLevelType w:val="hybridMultilevel"/>
-    <w:tmpl w:val="4BA8E27A"/>
-    <w:lvl w:ilvl="0" w:tplc="0409000F">
-      <w:start w:val="1"/>
-      <w:numFmt w:val="decimal"/>
-      <w:lvlText w:val="%1."/>
+    <w:tmpl w:val="21E229B8"/>
+    <w:lvl w:ilvl="0" w:tplc="F006D9B8">
+      <w:numFmt w:val="bullet"/>
+      <w:lvlText w:val=""/>
       <w:lvlJc w:val="left"/>
       <w:pPr>
         <w:ind w:left="720" w:hanging="360"/>
       </w:pPr>
       <w:rPr>
-        <w:rFonts w:hint="default"/>
+        <w:rFonts w:ascii="Symbol" w:eastAsiaTheme="minorHAnsi" w:hAnsi="Symbol" w:cs="Sakkal Majalla" w:hint="default"/>
       </w:rPr>
     </w:lvl>
-    <w:lvl w:ilvl="1" w:tplc="04090019" w:tentative="1">
+    <w:lvl w:ilvl="1" w:tplc="04090003" w:tentative="1">
       <w:start w:val="1"/>
-      <w:numFmt w:val="lowerLetter"/>
-      <w:lvlText w:val="%2."/>
+      <w:numFmt w:val="bullet"/>
+      <w:lvlText w:val="o"/>
       <w:lvlJc w:val="left"/>
       <w:pPr>
         <w:ind w:left="1440" w:hanging="360"/>
       </w:pPr>
+      <w:rPr>
+        <w:rFonts w:ascii="Courier New" w:hAnsi="Courier New" w:cs="Courier New" w:hint="default"/>
+      </w:rPr>
     </w:lvl>
-    <w:lvl w:ilvl="2" w:tplc="0409001B" w:tentative="1">
+    <w:lvl w:ilvl="2" w:tplc="04090005" w:tentative="1">
       <w:start w:val="1"/>
-      <w:numFmt w:val="lowerRoman"/>
-      <w:lvlText w:val="%3."/>
-      <w:lvlJc w:val="right"/>
-      <w:pPr>
-        <w:ind w:left="2160" w:hanging="180"/>
-      </w:pPr>
+      <w:numFmt w:val="bullet"/>
+      <w:lvlText w:val=""/>
+      <w:lvlJc w:val="left"/>
+      <w:pPr>
+        <w:ind w:left="2160" w:hanging="360"/>
+      </w:pPr>
+      <w:rPr>
+        <w:rFonts w:ascii="Wingdings" w:hAnsi="Wingdings" w:hint="default"/>
+      </w:rPr>
     </w:lvl>
-    <w:lvl w:ilvl="3" w:tplc="0409000F" w:tentative="1">
+    <w:lvl w:ilvl="3" w:tplc="04090001" w:tentative="1">
       <w:start w:val="1"/>
-      <w:numFmt w:val="decimal"/>
-      <w:lvlText w:val="%4."/>
+      <w:numFmt w:val="bullet"/>
+      <w:lvlText w:val=""/>
       <w:lvlJc w:val="left"/>
       <w:pPr>
         <w:ind w:left="2880" w:hanging="360"/>
       </w:pPr>
+      <w:rPr>
+        <w:rFonts w:ascii="Symbol" w:hAnsi="Symbol" w:hint="default"/>
+      </w:rPr>
     </w:lvl>
-    <w:lvl w:ilvl="4" w:tplc="04090019" w:tentative="1">
+    <w:lvl w:ilvl="4" w:tplc="04090003" w:tentative="1">
       <w:start w:val="1"/>
-      <w:numFmt w:val="lowerLetter"/>
-      <w:lvlText w:val="%5."/>
+      <w:numFmt w:val="bullet"/>
+      <w:lvlText w:val="o"/>
       <w:lvlJc w:val="left"/>
       <w:pPr>
         <w:ind w:left="3600" w:hanging="360"/>
       </w:pPr>
+      <w:rPr>
+        <w:rFonts w:ascii="Courier New" w:hAnsi="Courier New" w:cs="Courier New" w:hint="default"/>
+      </w:rPr>
     </w:lvl>
-    <w:lvl w:ilvl="5" w:tplc="0409001B" w:tentative="1">
+    <w:lvl w:ilvl="5" w:tplc="04090005" w:tentative="1">
       <w:start w:val="1"/>
-      <w:numFmt w:val="lowerRoman"/>
-      <w:lvlText w:val="%6."/>
-      <w:lvlJc w:val="right"/>
-      <w:pPr>
-        <w:ind w:left="4320" w:hanging="180"/>
-      </w:pPr>
+      <w:numFmt w:val="bullet"/>
+      <w:lvlText w:val=""/>
+      <w:lvlJc w:val="left"/>
+      <w:pPr>
+        <w:ind w:left="4320" w:hanging="360"/>
+      </w:pPr>
+      <w:rPr>
+        <w:rFonts w:ascii="Wingdings" w:hAnsi="Wingdings" w:hint="default"/>
+      </w:rPr>
     </w:lvl>
-    <w:lvl w:ilvl="6" w:tplc="0409000F" w:tentative="1">
+    <w:lvl w:ilvl="6" w:tplc="04090001" w:tentative="1">
       <w:start w:val="1"/>
-      <w:numFmt w:val="decimal"/>
-      <w:lvlText w:val="%7."/>
+      <w:numFmt w:val="bullet"/>
+      <w:lvlText w:val=""/>
       <w:lvlJc w:val="left"/>
       <w:pPr>
         <w:ind w:left="5040" w:hanging="360"/>
       </w:pPr>
+      <w:rPr>
+        <w:rFonts w:ascii="Symbol" w:hAnsi="Symbol" w:hint="default"/>
+      </w:rPr>
     </w:lvl>
-    <w:lvl w:ilvl="7" w:tplc="04090019" w:tentative="1">
+    <w:lvl w:ilvl="7" w:tplc="04090003" w:tentative="1">
       <w:start w:val="1"/>
-      <w:numFmt w:val="lowerLetter"/>
-      <w:lvlText w:val="%8."/>
+      <w:numFmt w:val="bullet"/>
+      <w:lvlText w:val="o"/>
       <w:lvlJc w:val="left"/>
       <w:pPr>
         <w:ind w:left="5760" w:hanging="360"/>
       </w:pPr>
+      <w:rPr>
+        <w:rFonts w:ascii="Courier New" w:hAnsi="Courier New" w:cs="Courier New" w:hint="default"/>
+      </w:rPr>
     </w:lvl>
-    <w:lvl w:ilvl="8" w:tplc="0409001B" w:tentative="1">
+    <w:lvl w:ilvl="8" w:tplc="04090005" w:tentative="1">
       <w:start w:val="1"/>
-      <w:numFmt w:val="lowerRoman"/>
-      <w:lvlText w:val="%9."/>
-      <w:lvlJc w:val="right"/>
-      <w:pPr>
-        <w:ind w:left="6480" w:hanging="180"/>
-      </w:pPr>
+      <w:numFmt w:val="bullet"/>
+      <w:lvlText w:val=""/>
+      <w:lvlJc w:val="left"/>
+      <w:pPr>
+        <w:ind w:left="6480" w:hanging="360"/>
+      </w:pPr>
+      <w:rPr>
+        <w:rFonts w:ascii="Wingdings" w:hAnsi="Wingdings" w:hint="default"/>
+      </w:rPr>
     </w:lvl>
   </w:abstractNum>
-  <w:num w:numId="1" w16cid:durableId="499194785">
+  <w:num w:numId="1">
     <w:abstractNumId w:val="0"/>
   </w:num>
 </w:numbering>
 </file>
 
 <file path=word/styles.xml><?xml version="1.0" encoding="utf-8"?>
-<w:styles xmlns:mc="http://schemas.openxmlformats.org/markup-compatibility/2006" xmlns:r="http://schemas.openxmlformats.org/officeDocument/2006/relationships" xmlns:w="http://schemas.openxmlformats.org/wordprocessingml/2006/main" xmlns:w14="http://schemas.microsoft.com/office/word/2010/wordml" xmlns:w15="http://schemas.microsoft.com/office/word/2012/wordml" xmlns:w16cex="http://schemas.microsoft.com/office/word/2018/wordml/cex" xmlns:w16cid="http://schemas.microsoft.com/office/word/2016/wordml/cid" xmlns:w16="http://schemas.microsoft.com/office/word/2018/wordml" xmlns:w16sdtdh="http://schemas.microsoft.com/office/word/2020/wordml/sdtdatahash" xmlns:w16se="http://schemas.microsoft.com/office/word/2015/wordml/symex" mc:Ignorable="w14 w15 w16se w16cid w16 w16cex w16sdtdh">
+<w:styles xmlns:mc="http://schemas.openxmlformats.org/markup-compatibility/2006" xmlns:r="http://schemas.openxmlformats.org/officeDocument/2006/relationships" xmlns:w="http://schemas.openxmlformats.org/wordprocessingml/2006/main" xmlns:w14="http://schemas.microsoft.com/office/word/2010/wordml" xmlns:w15="http://schemas.microsoft.com/office/word/2012/wordml" xmlns:w16cid="http://schemas.microsoft.com/office/word/2016/wordml/cid" xmlns:w16se="http://schemas.microsoft.com/office/word/2015/wordml/symex" mc:Ignorable="w14 w15 w16se w16cid">
   <w:docDefaults>
     <w:rPrDefault>
       <w:rPr>
         <w:rFonts w:ascii="Sakkal Majalla" w:eastAsiaTheme="minorHAnsi" w:hAnsi="Sakkal Majalla" w:cs="Sakkal Majalla"/>
         <w:sz w:val="28"/>
         <w:szCs w:val="28"/>
-        <w:lang w:val="en-US" w:eastAsia="en-US" w:bidi="he-IL"/>
+        <w:lang w:val="en-US" w:eastAsia="en-US" w:bidi="ar-SA"/>
       </w:rPr>
     </w:rPrDefault>
     <w:pPrDefault>
       <w:pPr>
-        <w:bidi/>
         <w:spacing w:after="160" w:line="259" w:lineRule="auto"/>
-        <w:jc w:val="both"/>
       </w:pPr>
     </w:pPrDefault>
   </w:docDefaults>
@@ -1172,10 +1099,9 @@
   <w:style w:type="paragraph" w:default="1" w:styleId="Normal">
     <w:name w:val="Normal"/>
     <w:qFormat/>
-    <w:rPr>
-      <w:noProof/>
-      <w:lang w:bidi="ar-EG"/>
-    </w:rPr>
+    <w:pPr>
+      <w:bidi/>
+    </w:pPr>
   </w:style>
   <w:style w:type="character" w:default="1" w:styleId="DefaultParagraphFont">
     <w:name w:val="Default Paragraph Font"/>
@@ -1204,12 +1130,23 @@
     <w:semiHidden/>
     <w:unhideWhenUsed/>
   </w:style>
+  <w:style w:type="paragraph" w:styleId="ListParagraph">
+    <w:name w:val="List Paragraph"/>
+    <w:basedOn w:val="Normal"/>
+    <w:uiPriority w:val="34"/>
+    <w:qFormat/>
+    <w:rsid w:val="00310EF1"/>
+    <w:pPr>
+      <w:ind w:left="720"/>
+      <w:contextualSpacing/>
+    </w:pPr>
+  </w:style>
   <w:style w:type="character" w:styleId="Hyperlink">
     <w:name w:val="Hyperlink"/>
     <w:basedOn w:val="DefaultParagraphFont"/>
     <w:uiPriority w:val="99"/>
     <w:unhideWhenUsed/>
-    <w:rsid w:val="00BD62C8"/>
+    <w:rsid w:val="007943C7"/>
     <w:rPr>
       <w:color w:val="0563C1" w:themeColor="hyperlink"/>
       <w:u w:val="single"/>
@@ -1221,34 +1158,11 @@
     <w:uiPriority w:val="99"/>
     <w:semiHidden/>
     <w:unhideWhenUsed/>
-    <w:rsid w:val="00BD62C8"/>
+    <w:rsid w:val="007943C7"/>
     <w:rPr>
       <w:color w:val="605E5C"/>
       <w:shd w:val="clear" w:color="auto" w:fill="E1DFDD"/>
     </w:rPr>
-  </w:style>
-  <w:style w:type="character" w:styleId="FollowedHyperlink">
-    <w:name w:val="FollowedHyperlink"/>
-    <w:basedOn w:val="DefaultParagraphFont"/>
-    <w:uiPriority w:val="99"/>
-    <w:semiHidden/>
-    <w:unhideWhenUsed/>
-    <w:rsid w:val="0043717F"/>
-    <w:rPr>
-      <w:color w:val="954F72" w:themeColor="followedHyperlink"/>
-      <w:u w:val="single"/>
-    </w:rPr>
-  </w:style>
-  <w:style w:type="paragraph" w:styleId="ListParagraph">
-    <w:name w:val="List Paragraph"/>
-    <w:basedOn w:val="Normal"/>
-    <w:uiPriority w:val="34"/>
-    <w:qFormat/>
-    <w:rsid w:val="00AF64ED"/>
-    <w:pPr>
-      <w:ind w:left="720"/>
-      <w:contextualSpacing/>
-    </w:pPr>
   </w:style>
 </w:styles>
 </file>
